--- a/中期检查/毕业设计前三章-中期检查版.docx
+++ b/中期检查/毕业设计前三章-中期检查版.docx
@@ -2417,9 +2417,14 @@
     </w:p>
     <w:tbl>
       <w:tblPr>
-        <w:tblStyle w:val="af6"/>
         <w:tblW w:type="auto" w:w="0"/>
         <w:tblLook w:firstColumn="1" w:firstRow="1" w:lastColumn="0" w:lastRow="0" w:noHBand="0" w:noVBand="1" w:val="04A0"/>
+        <w:tblBorders>
+          <w:left w:val="nil"/>
+          <w:right w:val="nil"/>
+          <w:start w:val="nil"/>
+          <w:end w:val="nil"/>
+        </w:tblBorders>
       </w:tblPr>
       <w:tblGrid>
         <w:gridCol w:w="1633"/>
@@ -2433,6 +2438,14 @@
           <w:tcPr>
             <w:tcW w:type="dxa" w:w="1633"/>
             <w:vAlign w:val="center"/>
+            <w:tcBorders>
+              <w:top w:val="single" w:sz="4" w:space="0" w:color="auto"/>
+              <w:bottom w:val="single" w:sz="4" w:space="0" w:color="auto"/>
+              <w:left w:val="nil"/>
+              <w:right w:val="single" w:sz="4" w:space="0" w:color="auto"/>
+              <w:start w:val="nil"/>
+              <w:end w:val="single" w:sz="4" w:space="0" w:color="auto"/>
+            </w:tcBorders>
           </w:tcPr>
           <w:p>
             <w:pPr>
@@ -2453,6 +2466,14 @@
           <w:tcPr>
             <w:tcW w:type="dxa" w:w="1633"/>
             <w:vAlign w:val="center"/>
+            <w:tcBorders>
+              <w:top w:val="single" w:sz="4" w:space="0" w:color="auto"/>
+              <w:bottom w:val="single" w:sz="4" w:space="0" w:color="auto"/>
+              <w:left w:val="single" w:sz="4" w:space="0" w:color="auto"/>
+              <w:right w:val="single" w:sz="4" w:space="0" w:color="auto"/>
+              <w:start w:val="single" w:sz="4" w:space="0" w:color="auto"/>
+              <w:end w:val="single" w:sz="4" w:space="0" w:color="auto"/>
+            </w:tcBorders>
           </w:tcPr>
           <w:p>
             <w:pPr>
@@ -2473,6 +2494,14 @@
           <w:tcPr>
             <w:tcW w:type="dxa" w:w="1633"/>
             <w:vAlign w:val="center"/>
+            <w:tcBorders>
+              <w:top w:val="single" w:sz="4" w:space="0" w:color="auto"/>
+              <w:bottom w:val="single" w:sz="4" w:space="0" w:color="auto"/>
+              <w:left w:val="single" w:sz="4" w:space="0" w:color="auto"/>
+              <w:right w:val="single" w:sz="4" w:space="0" w:color="auto"/>
+              <w:start w:val="single" w:sz="4" w:space="0" w:color="auto"/>
+              <w:end w:val="single" w:sz="4" w:space="0" w:color="auto"/>
+            </w:tcBorders>
           </w:tcPr>
           <w:p>
             <w:pPr>
@@ -2493,6 +2522,14 @@
           <w:tcPr>
             <w:tcW w:type="dxa" w:w="1633"/>
             <w:vAlign w:val="center"/>
+            <w:tcBorders>
+              <w:top w:val="single" w:sz="4" w:space="0" w:color="auto"/>
+              <w:bottom w:val="single" w:sz="4" w:space="0" w:color="auto"/>
+              <w:left w:val="single" w:sz="4" w:space="0" w:color="auto"/>
+              <w:right w:val="single" w:sz="4" w:space="0" w:color="auto"/>
+              <w:start w:val="single" w:sz="4" w:space="0" w:color="auto"/>
+              <w:end w:val="single" w:sz="4" w:space="0" w:color="auto"/>
+            </w:tcBorders>
           </w:tcPr>
           <w:p>
             <w:pPr>
@@ -2513,6 +2550,14 @@
           <w:tcPr>
             <w:tcW w:type="dxa" w:w="1633"/>
             <w:vAlign w:val="center"/>
+            <w:tcBorders>
+              <w:top w:val="single" w:sz="4" w:space="0" w:color="auto"/>
+              <w:bottom w:val="single" w:sz="4" w:space="0" w:color="auto"/>
+              <w:left w:val="single" w:sz="4" w:space="0" w:color="auto"/>
+              <w:right w:val="nil"/>
+              <w:start w:val="single" w:sz="4" w:space="0" w:color="auto"/>
+              <w:end w:val="nil"/>
+            </w:tcBorders>
           </w:tcPr>
           <w:p>
             <w:pPr>
@@ -2535,6 +2580,14 @@
           <w:tcPr>
             <w:tcW w:type="dxa" w:w="1633"/>
             <w:vAlign w:val="center"/>
+            <w:tcBorders>
+              <w:top w:val="single" w:sz="4" w:space="0" w:color="auto"/>
+              <w:bottom w:val="single" w:sz="4" w:space="0" w:color="auto"/>
+              <w:left w:val="nil"/>
+              <w:right w:val="single" w:sz="4" w:space="0" w:color="auto"/>
+              <w:start w:val="nil"/>
+              <w:end w:val="single" w:sz="4" w:space="0" w:color="auto"/>
+            </w:tcBorders>
           </w:tcPr>
           <w:p>
             <w:pPr>
@@ -2555,6 +2608,14 @@
           <w:tcPr>
             <w:tcW w:type="dxa" w:w="1633"/>
             <w:vAlign w:val="center"/>
+            <w:tcBorders>
+              <w:top w:val="single" w:sz="4" w:space="0" w:color="auto"/>
+              <w:bottom w:val="single" w:sz="4" w:space="0" w:color="auto"/>
+              <w:left w:val="single" w:sz="4" w:space="0" w:color="auto"/>
+              <w:right w:val="single" w:sz="4" w:space="0" w:color="auto"/>
+              <w:start w:val="single" w:sz="4" w:space="0" w:color="auto"/>
+              <w:end w:val="single" w:sz="4" w:space="0" w:color="auto"/>
+            </w:tcBorders>
           </w:tcPr>
           <w:p>
             <w:pPr>
@@ -2575,6 +2636,14 @@
           <w:tcPr>
             <w:tcW w:type="dxa" w:w="1633"/>
             <w:vAlign w:val="center"/>
+            <w:tcBorders>
+              <w:top w:val="single" w:sz="4" w:space="0" w:color="auto"/>
+              <w:bottom w:val="single" w:sz="4" w:space="0" w:color="auto"/>
+              <w:left w:val="single" w:sz="4" w:space="0" w:color="auto"/>
+              <w:right w:val="single" w:sz="4" w:space="0" w:color="auto"/>
+              <w:start w:val="single" w:sz="4" w:space="0" w:color="auto"/>
+              <w:end w:val="single" w:sz="4" w:space="0" w:color="auto"/>
+            </w:tcBorders>
           </w:tcPr>
           <w:p>
             <w:pPr>
@@ -2595,6 +2664,14 @@
           <w:tcPr>
             <w:tcW w:type="dxa" w:w="1633"/>
             <w:vAlign w:val="center"/>
+            <w:tcBorders>
+              <w:top w:val="single" w:sz="4" w:space="0" w:color="auto"/>
+              <w:bottom w:val="single" w:sz="4" w:space="0" w:color="auto"/>
+              <w:left w:val="single" w:sz="4" w:space="0" w:color="auto"/>
+              <w:right w:val="single" w:sz="4" w:space="0" w:color="auto"/>
+              <w:start w:val="single" w:sz="4" w:space="0" w:color="auto"/>
+              <w:end w:val="single" w:sz="4" w:space="0" w:color="auto"/>
+            </w:tcBorders>
           </w:tcPr>
           <w:p>
             <w:pPr>
@@ -2615,6 +2692,14 @@
           <w:tcPr>
             <w:tcW w:type="dxa" w:w="1633"/>
             <w:vAlign w:val="center"/>
+            <w:tcBorders>
+              <w:top w:val="single" w:sz="4" w:space="0" w:color="auto"/>
+              <w:bottom w:val="single" w:sz="4" w:space="0" w:color="auto"/>
+              <w:left w:val="single" w:sz="4" w:space="0" w:color="auto"/>
+              <w:right w:val="nil"/>
+              <w:start w:val="single" w:sz="4" w:space="0" w:color="auto"/>
+              <w:end w:val="nil"/>
+            </w:tcBorders>
           </w:tcPr>
           <w:p>
             <w:pPr>
@@ -2637,6 +2722,14 @@
           <w:tcPr>
             <w:tcW w:type="dxa" w:w="1633"/>
             <w:vAlign w:val="center"/>
+            <w:tcBorders>
+              <w:top w:val="single" w:sz="4" w:space="0" w:color="auto"/>
+              <w:bottom w:val="single" w:sz="4" w:space="0" w:color="auto"/>
+              <w:left w:val="nil"/>
+              <w:right w:val="single" w:sz="4" w:space="0" w:color="auto"/>
+              <w:start w:val="nil"/>
+              <w:end w:val="single" w:sz="4" w:space="0" w:color="auto"/>
+            </w:tcBorders>
           </w:tcPr>
           <w:p>
             <w:pPr>
@@ -2657,6 +2750,14 @@
           <w:tcPr>
             <w:tcW w:type="dxa" w:w="1633"/>
             <w:vAlign w:val="center"/>
+            <w:tcBorders>
+              <w:top w:val="single" w:sz="4" w:space="0" w:color="auto"/>
+              <w:bottom w:val="single" w:sz="4" w:space="0" w:color="auto"/>
+              <w:left w:val="single" w:sz="4" w:space="0" w:color="auto"/>
+              <w:right w:val="single" w:sz="4" w:space="0" w:color="auto"/>
+              <w:start w:val="single" w:sz="4" w:space="0" w:color="auto"/>
+              <w:end w:val="single" w:sz="4" w:space="0" w:color="auto"/>
+            </w:tcBorders>
           </w:tcPr>
           <w:p>
             <w:pPr>
@@ -2677,6 +2778,14 @@
           <w:tcPr>
             <w:tcW w:type="dxa" w:w="1633"/>
             <w:vAlign w:val="center"/>
+            <w:tcBorders>
+              <w:top w:val="single" w:sz="4" w:space="0" w:color="auto"/>
+              <w:bottom w:val="single" w:sz="4" w:space="0" w:color="auto"/>
+              <w:left w:val="single" w:sz="4" w:space="0" w:color="auto"/>
+              <w:right w:val="single" w:sz="4" w:space="0" w:color="auto"/>
+              <w:start w:val="single" w:sz="4" w:space="0" w:color="auto"/>
+              <w:end w:val="single" w:sz="4" w:space="0" w:color="auto"/>
+            </w:tcBorders>
           </w:tcPr>
           <w:p>
             <w:pPr>
@@ -2697,6 +2806,14 @@
           <w:tcPr>
             <w:tcW w:type="dxa" w:w="1633"/>
             <w:vAlign w:val="center"/>
+            <w:tcBorders>
+              <w:top w:val="single" w:sz="4" w:space="0" w:color="auto"/>
+              <w:bottom w:val="single" w:sz="4" w:space="0" w:color="auto"/>
+              <w:left w:val="single" w:sz="4" w:space="0" w:color="auto"/>
+              <w:right w:val="single" w:sz="4" w:space="0" w:color="auto"/>
+              <w:start w:val="single" w:sz="4" w:space="0" w:color="auto"/>
+              <w:end w:val="single" w:sz="4" w:space="0" w:color="auto"/>
+            </w:tcBorders>
           </w:tcPr>
           <w:p>
             <w:pPr>
@@ -2717,6 +2834,14 @@
           <w:tcPr>
             <w:tcW w:type="dxa" w:w="1633"/>
             <w:vAlign w:val="center"/>
+            <w:tcBorders>
+              <w:top w:val="single" w:sz="4" w:space="0" w:color="auto"/>
+              <w:bottom w:val="single" w:sz="4" w:space="0" w:color="auto"/>
+              <w:left w:val="single" w:sz="4" w:space="0" w:color="auto"/>
+              <w:right w:val="nil"/>
+              <w:start w:val="single" w:sz="4" w:space="0" w:color="auto"/>
+              <w:end w:val="nil"/>
+            </w:tcBorders>
           </w:tcPr>
           <w:p>
             <w:pPr>
@@ -2739,6 +2864,14 @@
           <w:tcPr>
             <w:tcW w:type="dxa" w:w="1633"/>
             <w:vAlign w:val="center"/>
+            <w:tcBorders>
+              <w:top w:val="single" w:sz="4" w:space="0" w:color="auto"/>
+              <w:bottom w:val="single" w:sz="4" w:space="0" w:color="auto"/>
+              <w:left w:val="nil"/>
+              <w:right w:val="single" w:sz="4" w:space="0" w:color="auto"/>
+              <w:start w:val="nil"/>
+              <w:end w:val="single" w:sz="4" w:space="0" w:color="auto"/>
+            </w:tcBorders>
           </w:tcPr>
           <w:p>
             <w:pPr>
@@ -2759,6 +2892,14 @@
           <w:tcPr>
             <w:tcW w:type="dxa" w:w="1633"/>
             <w:vAlign w:val="center"/>
+            <w:tcBorders>
+              <w:top w:val="single" w:sz="4" w:space="0" w:color="auto"/>
+              <w:bottom w:val="single" w:sz="4" w:space="0" w:color="auto"/>
+              <w:left w:val="single" w:sz="4" w:space="0" w:color="auto"/>
+              <w:right w:val="single" w:sz="4" w:space="0" w:color="auto"/>
+              <w:start w:val="single" w:sz="4" w:space="0" w:color="auto"/>
+              <w:end w:val="single" w:sz="4" w:space="0" w:color="auto"/>
+            </w:tcBorders>
           </w:tcPr>
           <w:p>
             <w:pPr>
@@ -2779,6 +2920,14 @@
           <w:tcPr>
             <w:tcW w:type="dxa" w:w="1633"/>
             <w:vAlign w:val="center"/>
+            <w:tcBorders>
+              <w:top w:val="single" w:sz="4" w:space="0" w:color="auto"/>
+              <w:bottom w:val="single" w:sz="4" w:space="0" w:color="auto"/>
+              <w:left w:val="single" w:sz="4" w:space="0" w:color="auto"/>
+              <w:right w:val="single" w:sz="4" w:space="0" w:color="auto"/>
+              <w:start w:val="single" w:sz="4" w:space="0" w:color="auto"/>
+              <w:end w:val="single" w:sz="4" w:space="0" w:color="auto"/>
+            </w:tcBorders>
           </w:tcPr>
           <w:p>
             <w:pPr>
@@ -2799,6 +2948,14 @@
           <w:tcPr>
             <w:tcW w:type="dxa" w:w="1633"/>
             <w:vAlign w:val="center"/>
+            <w:tcBorders>
+              <w:top w:val="single" w:sz="4" w:space="0" w:color="auto"/>
+              <w:bottom w:val="single" w:sz="4" w:space="0" w:color="auto"/>
+              <w:left w:val="single" w:sz="4" w:space="0" w:color="auto"/>
+              <w:right w:val="single" w:sz="4" w:space="0" w:color="auto"/>
+              <w:start w:val="single" w:sz="4" w:space="0" w:color="auto"/>
+              <w:end w:val="single" w:sz="4" w:space="0" w:color="auto"/>
+            </w:tcBorders>
           </w:tcPr>
           <w:p>
             <w:pPr>
@@ -2819,6 +2976,14 @@
           <w:tcPr>
             <w:tcW w:type="dxa" w:w="1633"/>
             <w:vAlign w:val="center"/>
+            <w:tcBorders>
+              <w:top w:val="single" w:sz="4" w:space="0" w:color="auto"/>
+              <w:bottom w:val="single" w:sz="4" w:space="0" w:color="auto"/>
+              <w:left w:val="single" w:sz="4" w:space="0" w:color="auto"/>
+              <w:right w:val="nil"/>
+              <w:start w:val="single" w:sz="4" w:space="0" w:color="auto"/>
+              <w:end w:val="nil"/>
+            </w:tcBorders>
           </w:tcPr>
           <w:p>
             <w:pPr>
@@ -2957,10 +3122,12 @@
             <w:tcW w:type="dxa" w:w="2722"/>
             <w:vAlign w:val="center"/>
             <w:tcBorders>
+              <w:top w:val="single" w:sz="4" w:space="0" w:color="auto"/>
+              <w:bottom w:val="single" w:sz="4" w:space="0" w:color="auto"/>
               <w:left w:val="nil"/>
-              <w:top w:val="single" w:sz="4" w:space="0" w:color="auto"/>
-              <w:bottom w:val="single" w:sz="4" w:space="0" w:color="auto"/>
-              <w:right w:val="single" w:sz="4" w:space="0" w:color="auto"/>
+              <w:right w:val="single" w:sz="4" w:space="0" w:color="auto"/>
+              <w:start w:val="nil"/>
+              <w:end w:val="single" w:sz="4" w:space="0" w:color="auto"/>
             </w:tcBorders>
           </w:tcPr>
           <w:p>
@@ -2984,10 +3151,12 @@
             <w:gridSpan w:val="2"/>
             <w:vAlign w:val="center"/>
             <w:tcBorders>
+              <w:top w:val="single" w:sz="4" w:space="0" w:color="auto"/>
+              <w:bottom w:val="single" w:sz="4" w:space="0" w:color="auto"/>
+              <w:left w:val="single" w:sz="4" w:space="0" w:color="auto"/>
               <w:right w:val="nil"/>
-              <w:top w:val="single" w:sz="4" w:space="0" w:color="auto"/>
-              <w:bottom w:val="single" w:sz="4" w:space="0" w:color="auto"/>
-              <w:left w:val="single" w:sz="4" w:space="0" w:color="auto"/>
+              <w:start w:val="single" w:sz="4" w:space="0" w:color="auto"/>
+              <w:end w:val="nil"/>
             </w:tcBorders>
           </w:tcPr>
           <w:p>
@@ -3012,10 +3181,12 @@
             <w:tcW w:type="dxa" w:w="2722"/>
             <w:vAlign w:val="center"/>
             <w:tcBorders>
+              <w:top w:val="single" w:sz="4" w:space="0" w:color="auto"/>
+              <w:bottom w:val="single" w:sz="4" w:space="0" w:color="auto"/>
               <w:left w:val="nil"/>
-              <w:top w:val="single" w:sz="4" w:space="0" w:color="auto"/>
-              <w:bottom w:val="single" w:sz="4" w:space="0" w:color="auto"/>
-              <w:right w:val="single" w:sz="4" w:space="0" w:color="auto"/>
+              <w:right w:val="single" w:sz="4" w:space="0" w:color="auto"/>
+              <w:start w:val="nil"/>
+              <w:end w:val="single" w:sz="4" w:space="0" w:color="auto"/>
             </w:tcBorders>
           </w:tcPr>
           <w:p>
@@ -3039,10 +3210,12 @@
             <w:gridSpan w:val="2"/>
             <w:vAlign w:val="center"/>
             <w:tcBorders>
+              <w:top w:val="single" w:sz="4" w:space="0" w:color="auto"/>
+              <w:bottom w:val="single" w:sz="4" w:space="0" w:color="auto"/>
+              <w:left w:val="single" w:sz="4" w:space="0" w:color="auto"/>
               <w:right w:val="nil"/>
-              <w:top w:val="single" w:sz="4" w:space="0" w:color="auto"/>
-              <w:bottom w:val="single" w:sz="4" w:space="0" w:color="auto"/>
-              <w:left w:val="single" w:sz="4" w:space="0" w:color="auto"/>
+              <w:start w:val="single" w:sz="4" w:space="0" w:color="auto"/>
+              <w:end w:val="nil"/>
             </w:tcBorders>
           </w:tcPr>
           <w:p>
@@ -3067,10 +3240,12 @@
             <w:tcW w:type="dxa" w:w="2722"/>
             <w:vAlign w:val="center"/>
             <w:tcBorders>
+              <w:top w:val="single" w:sz="4" w:space="0" w:color="auto"/>
+              <w:bottom w:val="single" w:sz="4" w:space="0" w:color="auto"/>
               <w:left w:val="nil"/>
-              <w:top w:val="single" w:sz="4" w:space="0" w:color="auto"/>
-              <w:bottom w:val="single" w:sz="4" w:space="0" w:color="auto"/>
-              <w:right w:val="single" w:sz="4" w:space="0" w:color="auto"/>
+              <w:right w:val="single" w:sz="4" w:space="0" w:color="auto"/>
+              <w:start w:val="nil"/>
+              <w:end w:val="single" w:sz="4" w:space="0" w:color="auto"/>
             </w:tcBorders>
           </w:tcPr>
           <w:p>
@@ -3094,10 +3269,12 @@
             <w:gridSpan w:val="2"/>
             <w:vAlign w:val="center"/>
             <w:tcBorders>
+              <w:top w:val="single" w:sz="4" w:space="0" w:color="auto"/>
+              <w:bottom w:val="single" w:sz="4" w:space="0" w:color="auto"/>
+              <w:left w:val="single" w:sz="4" w:space="0" w:color="auto"/>
               <w:right w:val="nil"/>
-              <w:top w:val="single" w:sz="4" w:space="0" w:color="auto"/>
-              <w:bottom w:val="single" w:sz="4" w:space="0" w:color="auto"/>
-              <w:left w:val="single" w:sz="4" w:space="0" w:color="auto"/>
+              <w:start w:val="single" w:sz="4" w:space="0" w:color="auto"/>
+              <w:end w:val="nil"/>
             </w:tcBorders>
           </w:tcPr>
           <w:p>
@@ -3122,10 +3299,12 @@
             <w:tcW w:type="dxa" w:w="2722"/>
             <w:vAlign w:val="center"/>
             <w:tcBorders>
+              <w:top w:val="single" w:sz="4" w:space="0" w:color="auto"/>
+              <w:bottom w:val="single" w:sz="4" w:space="0" w:color="auto"/>
               <w:left w:val="nil"/>
-              <w:top w:val="single" w:sz="4" w:space="0" w:color="auto"/>
-              <w:bottom w:val="single" w:sz="4" w:space="0" w:color="auto"/>
-              <w:right w:val="single" w:sz="4" w:space="0" w:color="auto"/>
+              <w:right w:val="single" w:sz="4" w:space="0" w:color="auto"/>
+              <w:start w:val="nil"/>
+              <w:end w:val="single" w:sz="4" w:space="0" w:color="auto"/>
             </w:tcBorders>
           </w:tcPr>
           <w:p>
@@ -3149,10 +3328,12 @@
             <w:gridSpan w:val="2"/>
             <w:vAlign w:val="center"/>
             <w:tcBorders>
+              <w:top w:val="single" w:sz="4" w:space="0" w:color="auto"/>
+              <w:bottom w:val="single" w:sz="4" w:space="0" w:color="auto"/>
+              <w:left w:val="single" w:sz="4" w:space="0" w:color="auto"/>
               <w:right w:val="nil"/>
-              <w:top w:val="single" w:sz="4" w:space="0" w:color="auto"/>
-              <w:bottom w:val="single" w:sz="4" w:space="0" w:color="auto"/>
-              <w:left w:val="single" w:sz="4" w:space="0" w:color="auto"/>
+              <w:start w:val="single" w:sz="4" w:space="0" w:color="auto"/>
+              <w:end w:val="nil"/>
             </w:tcBorders>
           </w:tcPr>
           <w:p>
@@ -3177,10 +3358,12 @@
             <w:tcW w:type="dxa" w:w="2722"/>
             <w:vAlign w:val="center"/>
             <w:tcBorders>
+              <w:top w:val="single" w:sz="4" w:space="0" w:color="auto"/>
+              <w:bottom w:val="single" w:sz="4" w:space="0" w:color="auto"/>
               <w:left w:val="nil"/>
-              <w:top w:val="single" w:sz="4" w:space="0" w:color="auto"/>
-              <w:bottom w:val="single" w:sz="4" w:space="0" w:color="auto"/>
-              <w:right w:val="single" w:sz="4" w:space="0" w:color="auto"/>
+              <w:right w:val="single" w:sz="4" w:space="0" w:color="auto"/>
+              <w:start w:val="nil"/>
+              <w:end w:val="single" w:sz="4" w:space="0" w:color="auto"/>
             </w:tcBorders>
           </w:tcPr>
           <w:p>
@@ -3204,10 +3387,12 @@
             <w:gridSpan w:val="2"/>
             <w:vAlign w:val="center"/>
             <w:tcBorders>
+              <w:top w:val="single" w:sz="4" w:space="0" w:color="auto"/>
+              <w:bottom w:val="single" w:sz="4" w:space="0" w:color="auto"/>
+              <w:left w:val="single" w:sz="4" w:space="0" w:color="auto"/>
               <w:right w:val="nil"/>
-              <w:top w:val="single" w:sz="4" w:space="0" w:color="auto"/>
-              <w:bottom w:val="single" w:sz="4" w:space="0" w:color="auto"/>
-              <w:left w:val="single" w:sz="4" w:space="0" w:color="auto"/>
+              <w:start w:val="single" w:sz="4" w:space="0" w:color="auto"/>
+              <w:end w:val="nil"/>
             </w:tcBorders>
           </w:tcPr>
           <w:p>
@@ -3232,10 +3417,12 @@
             <w:tcW w:type="dxa" w:w="2722"/>
             <w:vAlign w:val="center"/>
             <w:tcBorders>
+              <w:top w:val="single" w:sz="4" w:space="0" w:color="auto"/>
+              <w:bottom w:val="single" w:sz="4" w:space="0" w:color="auto"/>
               <w:left w:val="nil"/>
-              <w:top w:val="single" w:sz="4" w:space="0" w:color="auto"/>
-              <w:bottom w:val="single" w:sz="4" w:space="0" w:color="auto"/>
-              <w:right w:val="single" w:sz="4" w:space="0" w:color="auto"/>
+              <w:right w:val="single" w:sz="4" w:space="0" w:color="auto"/>
+              <w:start w:val="nil"/>
+              <w:end w:val="single" w:sz="4" w:space="0" w:color="auto"/>
             </w:tcBorders>
           </w:tcPr>
           <w:p>
@@ -3259,10 +3446,12 @@
             <w:gridSpan w:val="2"/>
             <w:vAlign w:val="center"/>
             <w:tcBorders>
+              <w:top w:val="single" w:sz="4" w:space="0" w:color="auto"/>
+              <w:bottom w:val="single" w:sz="4" w:space="0" w:color="auto"/>
+              <w:left w:val="single" w:sz="4" w:space="0" w:color="auto"/>
               <w:right w:val="nil"/>
-              <w:top w:val="single" w:sz="4" w:space="0" w:color="auto"/>
-              <w:bottom w:val="single" w:sz="4" w:space="0" w:color="auto"/>
-              <w:left w:val="single" w:sz="4" w:space="0" w:color="auto"/>
+              <w:start w:val="single" w:sz="4" w:space="0" w:color="auto"/>
+              <w:end w:val="nil"/>
             </w:tcBorders>
           </w:tcPr>
           <w:p>
@@ -3288,10 +3477,12 @@
             <w:vMerge w:val="restart"/>
             <w:vAlign w:val="center"/>
             <w:tcBorders>
+              <w:top w:val="single" w:sz="4" w:space="0" w:color="auto"/>
+              <w:bottom w:val="single" w:sz="4" w:space="0" w:color="auto"/>
               <w:left w:val="nil"/>
-              <w:top w:val="single" w:sz="4" w:space="0" w:color="auto"/>
-              <w:bottom w:val="single" w:sz="4" w:space="0" w:color="auto"/>
-              <w:right w:val="single" w:sz="4" w:space="0" w:color="auto"/>
+              <w:right w:val="single" w:sz="4" w:space="0" w:color="auto"/>
+              <w:start w:val="nil"/>
+              <w:end w:val="single" w:sz="4" w:space="0" w:color="auto"/>
             </w:tcBorders>
           </w:tcPr>
           <w:p>
@@ -3318,6 +3509,8 @@
               <w:bottom w:val="single" w:sz="4" w:space="0" w:color="auto"/>
               <w:left w:val="single" w:sz="4" w:space="0" w:color="auto"/>
               <w:right w:val="single" w:sz="4" w:space="0" w:color="auto"/>
+              <w:start w:val="single" w:sz="4" w:space="0" w:color="auto"/>
+              <w:end w:val="single" w:sz="4" w:space="0" w:color="auto"/>
             </w:tcBorders>
           </w:tcPr>
           <w:p>
@@ -3340,10 +3533,12 @@
             <w:tcW w:type="dxa" w:w="2722"/>
             <w:vAlign w:val="center"/>
             <w:tcBorders>
+              <w:top w:val="single" w:sz="4" w:space="0" w:color="auto"/>
+              <w:bottom w:val="single" w:sz="4" w:space="0" w:color="auto"/>
+              <w:left w:val="single" w:sz="4" w:space="0" w:color="auto"/>
               <w:right w:val="nil"/>
-              <w:top w:val="single" w:sz="4" w:space="0" w:color="auto"/>
-              <w:bottom w:val="single" w:sz="4" w:space="0" w:color="auto"/>
-              <w:left w:val="single" w:sz="4" w:space="0" w:color="auto"/>
+              <w:start w:val="single" w:sz="4" w:space="0" w:color="auto"/>
+              <w:end w:val="nil"/>
             </w:tcBorders>
           </w:tcPr>
           <w:p>
@@ -3379,6 +3574,8 @@
               <w:bottom w:val="single" w:sz="4" w:space="0" w:color="auto"/>
               <w:left w:val="single" w:sz="4" w:space="0" w:color="auto"/>
               <w:right w:val="single" w:sz="4" w:space="0" w:color="auto"/>
+              <w:start w:val="single" w:sz="4" w:space="0" w:color="auto"/>
+              <w:end w:val="single" w:sz="4" w:space="0" w:color="auto"/>
             </w:tcBorders>
           </w:tcPr>
           <w:p>
@@ -3401,10 +3598,12 @@
             <w:tcW w:type="dxa" w:w="2722"/>
             <w:vAlign w:val="center"/>
             <w:tcBorders>
+              <w:top w:val="single" w:sz="4" w:space="0" w:color="auto"/>
+              <w:bottom w:val="single" w:sz="4" w:space="0" w:color="auto"/>
+              <w:left w:val="single" w:sz="4" w:space="0" w:color="auto"/>
               <w:right w:val="nil"/>
-              <w:top w:val="single" w:sz="4" w:space="0" w:color="auto"/>
-              <w:bottom w:val="single" w:sz="4" w:space="0" w:color="auto"/>
-              <w:left w:val="single" w:sz="4" w:space="0" w:color="auto"/>
+              <w:start w:val="single" w:sz="4" w:space="0" w:color="auto"/>
+              <w:end w:val="nil"/>
             </w:tcBorders>
           </w:tcPr>
           <w:p>
@@ -3440,6 +3639,8 @@
               <w:bottom w:val="single" w:sz="4" w:space="0" w:color="auto"/>
               <w:left w:val="single" w:sz="4" w:space="0" w:color="auto"/>
               <w:right w:val="single" w:sz="4" w:space="0" w:color="auto"/>
+              <w:start w:val="single" w:sz="4" w:space="0" w:color="auto"/>
+              <w:end w:val="single" w:sz="4" w:space="0" w:color="auto"/>
             </w:tcBorders>
           </w:tcPr>
           <w:p>
@@ -3462,10 +3663,12 @@
             <w:tcW w:type="dxa" w:w="2722"/>
             <w:vAlign w:val="center"/>
             <w:tcBorders>
+              <w:top w:val="single" w:sz="4" w:space="0" w:color="auto"/>
+              <w:bottom w:val="single" w:sz="4" w:space="0" w:color="auto"/>
+              <w:left w:val="single" w:sz="4" w:space="0" w:color="auto"/>
               <w:right w:val="nil"/>
-              <w:top w:val="single" w:sz="4" w:space="0" w:color="auto"/>
-              <w:bottom w:val="single" w:sz="4" w:space="0" w:color="auto"/>
-              <w:left w:val="single" w:sz="4" w:space="0" w:color="auto"/>
+              <w:start w:val="single" w:sz="4" w:space="0" w:color="auto"/>
+              <w:end w:val="nil"/>
             </w:tcBorders>
           </w:tcPr>
           <w:p>
@@ -3501,6 +3704,8 @@
               <w:bottom w:val="single" w:sz="4" w:space="0" w:color="auto"/>
               <w:left w:val="single" w:sz="4" w:space="0" w:color="auto"/>
               <w:right w:val="single" w:sz="4" w:space="0" w:color="auto"/>
+              <w:start w:val="single" w:sz="4" w:space="0" w:color="auto"/>
+              <w:end w:val="single" w:sz="4" w:space="0" w:color="auto"/>
             </w:tcBorders>
           </w:tcPr>
           <w:p>
@@ -3523,10 +3728,12 @@
             <w:tcW w:type="dxa" w:w="2722"/>
             <w:vAlign w:val="center"/>
             <w:tcBorders>
+              <w:top w:val="single" w:sz="4" w:space="0" w:color="auto"/>
+              <w:bottom w:val="single" w:sz="4" w:space="0" w:color="auto"/>
+              <w:left w:val="single" w:sz="4" w:space="0" w:color="auto"/>
               <w:right w:val="nil"/>
-              <w:top w:val="single" w:sz="4" w:space="0" w:color="auto"/>
-              <w:bottom w:val="single" w:sz="4" w:space="0" w:color="auto"/>
-              <w:left w:val="single" w:sz="4" w:space="0" w:color="auto"/>
+              <w:start w:val="single" w:sz="4" w:space="0" w:color="auto"/>
+              <w:end w:val="nil"/>
             </w:tcBorders>
           </w:tcPr>
           <w:p>
@@ -3562,6 +3769,8 @@
               <w:bottom w:val="single" w:sz="4" w:space="0" w:color="auto"/>
               <w:left w:val="single" w:sz="4" w:space="0" w:color="auto"/>
               <w:right w:val="single" w:sz="4" w:space="0" w:color="auto"/>
+              <w:start w:val="single" w:sz="4" w:space="0" w:color="auto"/>
+              <w:end w:val="single" w:sz="4" w:space="0" w:color="auto"/>
             </w:tcBorders>
           </w:tcPr>
           <w:p>
@@ -3584,10 +3793,12 @@
             <w:tcW w:type="dxa" w:w="2722"/>
             <w:vAlign w:val="center"/>
             <w:tcBorders>
+              <w:top w:val="single" w:sz="4" w:space="0" w:color="auto"/>
+              <w:bottom w:val="single" w:sz="4" w:space="0" w:color="auto"/>
+              <w:left w:val="single" w:sz="4" w:space="0" w:color="auto"/>
               <w:right w:val="nil"/>
-              <w:top w:val="single" w:sz="4" w:space="0" w:color="auto"/>
-              <w:bottom w:val="single" w:sz="4" w:space="0" w:color="auto"/>
-              <w:left w:val="single" w:sz="4" w:space="0" w:color="auto"/>
+              <w:start w:val="single" w:sz="4" w:space="0" w:color="auto"/>
+              <w:end w:val="nil"/>
             </w:tcBorders>
           </w:tcPr>
           <w:p>
@@ -3623,6 +3834,8 @@
               <w:bottom w:val="single" w:sz="4" w:space="0" w:color="auto"/>
               <w:left w:val="single" w:sz="4" w:space="0" w:color="auto"/>
               <w:right w:val="single" w:sz="4" w:space="0" w:color="auto"/>
+              <w:start w:val="single" w:sz="4" w:space="0" w:color="auto"/>
+              <w:end w:val="single" w:sz="4" w:space="0" w:color="auto"/>
             </w:tcBorders>
           </w:tcPr>
           <w:p>
@@ -3645,10 +3858,12 @@
             <w:tcW w:type="dxa" w:w="2722"/>
             <w:vAlign w:val="center"/>
             <w:tcBorders>
+              <w:top w:val="single" w:sz="4" w:space="0" w:color="auto"/>
+              <w:bottom w:val="single" w:sz="4" w:space="0" w:color="auto"/>
+              <w:left w:val="single" w:sz="4" w:space="0" w:color="auto"/>
               <w:right w:val="nil"/>
-              <w:top w:val="single" w:sz="4" w:space="0" w:color="auto"/>
-              <w:bottom w:val="single" w:sz="4" w:space="0" w:color="auto"/>
-              <w:left w:val="single" w:sz="4" w:space="0" w:color="auto"/>
+              <w:start w:val="single" w:sz="4" w:space="0" w:color="auto"/>
+              <w:end w:val="nil"/>
             </w:tcBorders>
           </w:tcPr>
           <w:p>
@@ -3674,10 +3889,12 @@
             <w:vMerge w:val="restart"/>
             <w:vAlign w:val="center"/>
             <w:tcBorders>
+              <w:top w:val="single" w:sz="4" w:space="0" w:color="auto"/>
+              <w:bottom w:val="single" w:sz="4" w:space="0" w:color="auto"/>
               <w:left w:val="nil"/>
-              <w:top w:val="single" w:sz="4" w:space="0" w:color="auto"/>
-              <w:bottom w:val="single" w:sz="4" w:space="0" w:color="auto"/>
-              <w:right w:val="single" w:sz="4" w:space="0" w:color="auto"/>
+              <w:right w:val="single" w:sz="4" w:space="0" w:color="auto"/>
+              <w:start w:val="nil"/>
+              <w:end w:val="single" w:sz="4" w:space="0" w:color="auto"/>
             </w:tcBorders>
           </w:tcPr>
           <w:p>
@@ -3704,6 +3921,8 @@
               <w:bottom w:val="single" w:sz="4" w:space="0" w:color="auto"/>
               <w:left w:val="single" w:sz="4" w:space="0" w:color="auto"/>
               <w:right w:val="single" w:sz="4" w:space="0" w:color="auto"/>
+              <w:start w:val="single" w:sz="4" w:space="0" w:color="auto"/>
+              <w:end w:val="single" w:sz="4" w:space="0" w:color="auto"/>
             </w:tcBorders>
           </w:tcPr>
           <w:p>
@@ -3726,10 +3945,12 @@
             <w:tcW w:type="dxa" w:w="2722"/>
             <w:vAlign w:val="center"/>
             <w:tcBorders>
+              <w:top w:val="single" w:sz="4" w:space="0" w:color="auto"/>
+              <w:bottom w:val="single" w:sz="4" w:space="0" w:color="auto"/>
+              <w:left w:val="single" w:sz="4" w:space="0" w:color="auto"/>
               <w:right w:val="nil"/>
-              <w:top w:val="single" w:sz="4" w:space="0" w:color="auto"/>
-              <w:bottom w:val="single" w:sz="4" w:space="0" w:color="auto"/>
-              <w:left w:val="single" w:sz="4" w:space="0" w:color="auto"/>
+              <w:start w:val="single" w:sz="4" w:space="0" w:color="auto"/>
+              <w:end w:val="nil"/>
             </w:tcBorders>
           </w:tcPr>
           <w:p>
@@ -3765,6 +3986,8 @@
               <w:bottom w:val="single" w:sz="4" w:space="0" w:color="auto"/>
               <w:left w:val="single" w:sz="4" w:space="0" w:color="auto"/>
               <w:right w:val="single" w:sz="4" w:space="0" w:color="auto"/>
+              <w:start w:val="single" w:sz="4" w:space="0" w:color="auto"/>
+              <w:end w:val="single" w:sz="4" w:space="0" w:color="auto"/>
             </w:tcBorders>
           </w:tcPr>
           <w:p>
@@ -3787,10 +4010,12 @@
             <w:tcW w:type="dxa" w:w="2722"/>
             <w:vAlign w:val="center"/>
             <w:tcBorders>
+              <w:top w:val="single" w:sz="4" w:space="0" w:color="auto"/>
+              <w:bottom w:val="single" w:sz="4" w:space="0" w:color="auto"/>
+              <w:left w:val="single" w:sz="4" w:space="0" w:color="auto"/>
               <w:right w:val="nil"/>
-              <w:top w:val="single" w:sz="4" w:space="0" w:color="auto"/>
-              <w:bottom w:val="single" w:sz="4" w:space="0" w:color="auto"/>
-              <w:left w:val="single" w:sz="4" w:space="0" w:color="auto"/>
+              <w:start w:val="single" w:sz="4" w:space="0" w:color="auto"/>
+              <w:end w:val="nil"/>
             </w:tcBorders>
           </w:tcPr>
           <w:p>
@@ -3826,6 +4051,8 @@
               <w:bottom w:val="single" w:sz="4" w:space="0" w:color="auto"/>
               <w:left w:val="single" w:sz="4" w:space="0" w:color="auto"/>
               <w:right w:val="single" w:sz="4" w:space="0" w:color="auto"/>
+              <w:start w:val="single" w:sz="4" w:space="0" w:color="auto"/>
+              <w:end w:val="single" w:sz="4" w:space="0" w:color="auto"/>
             </w:tcBorders>
           </w:tcPr>
           <w:p>
@@ -3848,10 +4075,12 @@
             <w:tcW w:type="dxa" w:w="2722"/>
             <w:vAlign w:val="center"/>
             <w:tcBorders>
+              <w:top w:val="single" w:sz="4" w:space="0" w:color="auto"/>
+              <w:bottom w:val="single" w:sz="4" w:space="0" w:color="auto"/>
+              <w:left w:val="single" w:sz="4" w:space="0" w:color="auto"/>
               <w:right w:val="nil"/>
-              <w:top w:val="single" w:sz="4" w:space="0" w:color="auto"/>
-              <w:bottom w:val="single" w:sz="4" w:space="0" w:color="auto"/>
-              <w:left w:val="single" w:sz="4" w:space="0" w:color="auto"/>
+              <w:start w:val="single" w:sz="4" w:space="0" w:color="auto"/>
+              <w:end w:val="nil"/>
             </w:tcBorders>
           </w:tcPr>
           <w:p>
@@ -3893,10 +4122,12 @@
             <w:tcW w:type="dxa" w:w="2722"/>
             <w:vAlign w:val="center"/>
             <w:tcBorders>
+              <w:top w:val="single" w:sz="4" w:space="0" w:color="auto"/>
+              <w:bottom w:val="single" w:sz="4" w:space="0" w:color="auto"/>
               <w:left w:val="nil"/>
-              <w:top w:val="single" w:sz="4" w:space="0" w:color="auto"/>
-              <w:bottom w:val="single" w:sz="4" w:space="0" w:color="auto"/>
-              <w:right w:val="single" w:sz="4" w:space="0" w:color="auto"/>
+              <w:right w:val="single" w:sz="4" w:space="0" w:color="auto"/>
+              <w:start w:val="nil"/>
+              <w:end w:val="single" w:sz="4" w:space="0" w:color="auto"/>
             </w:tcBorders>
           </w:tcPr>
           <w:p>
@@ -3923,6 +4154,8 @@
               <w:bottom w:val="single" w:sz="4" w:space="0" w:color="auto"/>
               <w:left w:val="single" w:sz="4" w:space="0" w:color="auto"/>
               <w:right w:val="single" w:sz="4" w:space="0" w:color="auto"/>
+              <w:start w:val="single" w:sz="4" w:space="0" w:color="auto"/>
+              <w:end w:val="single" w:sz="4" w:space="0" w:color="auto"/>
             </w:tcBorders>
           </w:tcPr>
           <w:p>
@@ -3945,10 +4178,12 @@
             <w:tcW w:type="dxa" w:w="2722"/>
             <w:vAlign w:val="center"/>
             <w:tcBorders>
+              <w:top w:val="single" w:sz="4" w:space="0" w:color="auto"/>
+              <w:bottom w:val="single" w:sz="4" w:space="0" w:color="auto"/>
+              <w:left w:val="single" w:sz="4" w:space="0" w:color="auto"/>
               <w:right w:val="nil"/>
-              <w:top w:val="single" w:sz="4" w:space="0" w:color="auto"/>
-              <w:bottom w:val="single" w:sz="4" w:space="0" w:color="auto"/>
-              <w:left w:val="single" w:sz="4" w:space="0" w:color="auto"/>
+              <w:start w:val="single" w:sz="4" w:space="0" w:color="auto"/>
+              <w:end w:val="nil"/>
             </w:tcBorders>
           </w:tcPr>
           <w:p>
@@ -3973,10 +4208,12 @@
             <w:tcW w:type="dxa" w:w="2722"/>
             <w:vAlign w:val="center"/>
             <w:tcBorders>
+              <w:top w:val="single" w:sz="4" w:space="0" w:color="auto"/>
+              <w:bottom w:val="single" w:sz="4" w:space="0" w:color="auto"/>
               <w:left w:val="nil"/>
-              <w:top w:val="single" w:sz="4" w:space="0" w:color="auto"/>
-              <w:bottom w:val="single" w:sz="4" w:space="0" w:color="auto"/>
-              <w:right w:val="single" w:sz="4" w:space="0" w:color="auto"/>
+              <w:right w:val="single" w:sz="4" w:space="0" w:color="auto"/>
+              <w:start w:val="nil"/>
+              <w:end w:val="single" w:sz="4" w:space="0" w:color="auto"/>
             </w:tcBorders>
           </w:tcPr>
           <w:p>
@@ -4002,6 +4239,8 @@
               <w:bottom w:val="single" w:sz="4" w:space="0" w:color="auto"/>
               <w:left w:val="single" w:sz="4" w:space="0" w:color="auto"/>
               <w:right w:val="single" w:sz="4" w:space="0" w:color="auto"/>
+              <w:start w:val="single" w:sz="4" w:space="0" w:color="auto"/>
+              <w:end w:val="single" w:sz="4" w:space="0" w:color="auto"/>
             </w:tcBorders>
           </w:tcPr>
           <w:p>
@@ -4024,10 +4263,12 @@
             <w:tcW w:type="dxa" w:w="2722"/>
             <w:vAlign w:val="center"/>
             <w:tcBorders>
+              <w:top w:val="single" w:sz="4" w:space="0" w:color="auto"/>
+              <w:bottom w:val="single" w:sz="4" w:space="0" w:color="auto"/>
+              <w:left w:val="single" w:sz="4" w:space="0" w:color="auto"/>
               <w:right w:val="nil"/>
-              <w:top w:val="single" w:sz="4" w:space="0" w:color="auto"/>
-              <w:bottom w:val="single" w:sz="4" w:space="0" w:color="auto"/>
-              <w:left w:val="single" w:sz="4" w:space="0" w:color="auto"/>
+              <w:start w:val="single" w:sz="4" w:space="0" w:color="auto"/>
+              <w:end w:val="nil"/>
             </w:tcBorders>
           </w:tcPr>
           <w:p>
@@ -4052,10 +4293,12 @@
             <w:tcW w:type="dxa" w:w="2722"/>
             <w:vAlign w:val="center"/>
             <w:tcBorders>
+              <w:top w:val="single" w:sz="4" w:space="0" w:color="auto"/>
+              <w:bottom w:val="single" w:sz="4" w:space="0" w:color="auto"/>
               <w:left w:val="nil"/>
-              <w:top w:val="single" w:sz="4" w:space="0" w:color="auto"/>
-              <w:bottom w:val="single" w:sz="4" w:space="0" w:color="auto"/>
-              <w:right w:val="single" w:sz="4" w:space="0" w:color="auto"/>
+              <w:right w:val="single" w:sz="4" w:space="0" w:color="auto"/>
+              <w:start w:val="nil"/>
+              <w:end w:val="single" w:sz="4" w:space="0" w:color="auto"/>
             </w:tcBorders>
           </w:tcPr>
           <w:p>
@@ -4081,6 +4324,8 @@
               <w:bottom w:val="single" w:sz="4" w:space="0" w:color="auto"/>
               <w:left w:val="single" w:sz="4" w:space="0" w:color="auto"/>
               <w:right w:val="single" w:sz="4" w:space="0" w:color="auto"/>
+              <w:start w:val="single" w:sz="4" w:space="0" w:color="auto"/>
+              <w:end w:val="single" w:sz="4" w:space="0" w:color="auto"/>
             </w:tcBorders>
           </w:tcPr>
           <w:p>
@@ -4103,10 +4348,12 @@
             <w:tcW w:type="dxa" w:w="2722"/>
             <w:vAlign w:val="center"/>
             <w:tcBorders>
+              <w:top w:val="single" w:sz="4" w:space="0" w:color="auto"/>
+              <w:bottom w:val="single" w:sz="4" w:space="0" w:color="auto"/>
+              <w:left w:val="single" w:sz="4" w:space="0" w:color="auto"/>
               <w:right w:val="nil"/>
-              <w:top w:val="single" w:sz="4" w:space="0" w:color="auto"/>
-              <w:bottom w:val="single" w:sz="4" w:space="0" w:color="auto"/>
-              <w:left w:val="single" w:sz="4" w:space="0" w:color="auto"/>
+              <w:start w:val="single" w:sz="4" w:space="0" w:color="auto"/>
+              <w:end w:val="nil"/>
             </w:tcBorders>
           </w:tcPr>
           <w:p>
@@ -4176,10 +4423,12 @@
             <w:tcW w:type="dxa" w:w="2722"/>
             <w:vAlign w:val="center"/>
             <w:tcBorders>
+              <w:top w:val="single" w:sz="4" w:space="0" w:color="auto"/>
+              <w:bottom w:val="single" w:sz="4" w:space="0" w:color="auto"/>
               <w:left w:val="nil"/>
-              <w:top w:val="single" w:sz="4" w:space="0" w:color="auto"/>
-              <w:bottom w:val="single" w:sz="4" w:space="0" w:color="auto"/>
-              <w:right w:val="single" w:sz="4" w:space="0" w:color="auto"/>
+              <w:right w:val="single" w:sz="4" w:space="0" w:color="auto"/>
+              <w:start w:val="nil"/>
+              <w:end w:val="single" w:sz="4" w:space="0" w:color="auto"/>
             </w:tcBorders>
           </w:tcPr>
           <w:p>
@@ -4203,10 +4452,12 @@
             <w:gridSpan w:val="2"/>
             <w:vAlign w:val="center"/>
             <w:tcBorders>
+              <w:top w:val="single" w:sz="4" w:space="0" w:color="auto"/>
+              <w:bottom w:val="single" w:sz="4" w:space="0" w:color="auto"/>
+              <w:left w:val="single" w:sz="4" w:space="0" w:color="auto"/>
               <w:right w:val="nil"/>
-              <w:top w:val="single" w:sz="4" w:space="0" w:color="auto"/>
-              <w:bottom w:val="single" w:sz="4" w:space="0" w:color="auto"/>
-              <w:left w:val="single" w:sz="4" w:space="0" w:color="auto"/>
+              <w:start w:val="single" w:sz="4" w:space="0" w:color="auto"/>
+              <w:end w:val="nil"/>
             </w:tcBorders>
           </w:tcPr>
           <w:p>
@@ -4231,10 +4482,12 @@
             <w:tcW w:type="dxa" w:w="2722"/>
             <w:vAlign w:val="center"/>
             <w:tcBorders>
+              <w:top w:val="single" w:sz="4" w:space="0" w:color="auto"/>
+              <w:bottom w:val="single" w:sz="4" w:space="0" w:color="auto"/>
               <w:left w:val="nil"/>
-              <w:top w:val="single" w:sz="4" w:space="0" w:color="auto"/>
-              <w:bottom w:val="single" w:sz="4" w:space="0" w:color="auto"/>
-              <w:right w:val="single" w:sz="4" w:space="0" w:color="auto"/>
+              <w:right w:val="single" w:sz="4" w:space="0" w:color="auto"/>
+              <w:start w:val="nil"/>
+              <w:end w:val="single" w:sz="4" w:space="0" w:color="auto"/>
             </w:tcBorders>
           </w:tcPr>
           <w:p>
@@ -4258,10 +4511,12 @@
             <w:gridSpan w:val="2"/>
             <w:vAlign w:val="center"/>
             <w:tcBorders>
+              <w:top w:val="single" w:sz="4" w:space="0" w:color="auto"/>
+              <w:bottom w:val="single" w:sz="4" w:space="0" w:color="auto"/>
+              <w:left w:val="single" w:sz="4" w:space="0" w:color="auto"/>
               <w:right w:val="nil"/>
-              <w:top w:val="single" w:sz="4" w:space="0" w:color="auto"/>
-              <w:bottom w:val="single" w:sz="4" w:space="0" w:color="auto"/>
-              <w:left w:val="single" w:sz="4" w:space="0" w:color="auto"/>
+              <w:start w:val="single" w:sz="4" w:space="0" w:color="auto"/>
+              <w:end w:val="nil"/>
             </w:tcBorders>
           </w:tcPr>
           <w:p>
@@ -4286,10 +4541,12 @@
             <w:tcW w:type="dxa" w:w="2722"/>
             <w:vAlign w:val="center"/>
             <w:tcBorders>
+              <w:top w:val="single" w:sz="4" w:space="0" w:color="auto"/>
+              <w:bottom w:val="single" w:sz="4" w:space="0" w:color="auto"/>
               <w:left w:val="nil"/>
-              <w:top w:val="single" w:sz="4" w:space="0" w:color="auto"/>
-              <w:bottom w:val="single" w:sz="4" w:space="0" w:color="auto"/>
-              <w:right w:val="single" w:sz="4" w:space="0" w:color="auto"/>
+              <w:right w:val="single" w:sz="4" w:space="0" w:color="auto"/>
+              <w:start w:val="nil"/>
+              <w:end w:val="single" w:sz="4" w:space="0" w:color="auto"/>
             </w:tcBorders>
           </w:tcPr>
           <w:p>
@@ -4313,10 +4570,12 @@
             <w:gridSpan w:val="2"/>
             <w:vAlign w:val="center"/>
             <w:tcBorders>
+              <w:top w:val="single" w:sz="4" w:space="0" w:color="auto"/>
+              <w:bottom w:val="single" w:sz="4" w:space="0" w:color="auto"/>
+              <w:left w:val="single" w:sz="4" w:space="0" w:color="auto"/>
               <w:right w:val="nil"/>
-              <w:top w:val="single" w:sz="4" w:space="0" w:color="auto"/>
-              <w:bottom w:val="single" w:sz="4" w:space="0" w:color="auto"/>
-              <w:left w:val="single" w:sz="4" w:space="0" w:color="auto"/>
+              <w:start w:val="single" w:sz="4" w:space="0" w:color="auto"/>
+              <w:end w:val="nil"/>
             </w:tcBorders>
           </w:tcPr>
           <w:p>
@@ -4341,10 +4600,12 @@
             <w:tcW w:type="dxa" w:w="2722"/>
             <w:vAlign w:val="center"/>
             <w:tcBorders>
+              <w:top w:val="single" w:sz="4" w:space="0" w:color="auto"/>
+              <w:bottom w:val="single" w:sz="4" w:space="0" w:color="auto"/>
               <w:left w:val="nil"/>
-              <w:top w:val="single" w:sz="4" w:space="0" w:color="auto"/>
-              <w:bottom w:val="single" w:sz="4" w:space="0" w:color="auto"/>
-              <w:right w:val="single" w:sz="4" w:space="0" w:color="auto"/>
+              <w:right w:val="single" w:sz="4" w:space="0" w:color="auto"/>
+              <w:start w:val="nil"/>
+              <w:end w:val="single" w:sz="4" w:space="0" w:color="auto"/>
             </w:tcBorders>
           </w:tcPr>
           <w:p>
@@ -4368,10 +4629,12 @@
             <w:gridSpan w:val="2"/>
             <w:vAlign w:val="center"/>
             <w:tcBorders>
+              <w:top w:val="single" w:sz="4" w:space="0" w:color="auto"/>
+              <w:bottom w:val="single" w:sz="4" w:space="0" w:color="auto"/>
+              <w:left w:val="single" w:sz="4" w:space="0" w:color="auto"/>
               <w:right w:val="nil"/>
-              <w:top w:val="single" w:sz="4" w:space="0" w:color="auto"/>
-              <w:bottom w:val="single" w:sz="4" w:space="0" w:color="auto"/>
-              <w:left w:val="single" w:sz="4" w:space="0" w:color="auto"/>
+              <w:start w:val="single" w:sz="4" w:space="0" w:color="auto"/>
+              <w:end w:val="nil"/>
             </w:tcBorders>
           </w:tcPr>
           <w:p>
@@ -4396,10 +4659,12 @@
             <w:tcW w:type="dxa" w:w="2722"/>
             <w:vAlign w:val="center"/>
             <w:tcBorders>
+              <w:top w:val="single" w:sz="4" w:space="0" w:color="auto"/>
+              <w:bottom w:val="single" w:sz="4" w:space="0" w:color="auto"/>
               <w:left w:val="nil"/>
-              <w:top w:val="single" w:sz="4" w:space="0" w:color="auto"/>
-              <w:bottom w:val="single" w:sz="4" w:space="0" w:color="auto"/>
-              <w:right w:val="single" w:sz="4" w:space="0" w:color="auto"/>
+              <w:right w:val="single" w:sz="4" w:space="0" w:color="auto"/>
+              <w:start w:val="nil"/>
+              <w:end w:val="single" w:sz="4" w:space="0" w:color="auto"/>
             </w:tcBorders>
           </w:tcPr>
           <w:p>
@@ -4423,10 +4688,12 @@
             <w:gridSpan w:val="2"/>
             <w:vAlign w:val="center"/>
             <w:tcBorders>
+              <w:top w:val="single" w:sz="4" w:space="0" w:color="auto"/>
+              <w:bottom w:val="single" w:sz="4" w:space="0" w:color="auto"/>
+              <w:left w:val="single" w:sz="4" w:space="0" w:color="auto"/>
               <w:right w:val="nil"/>
-              <w:top w:val="single" w:sz="4" w:space="0" w:color="auto"/>
-              <w:bottom w:val="single" w:sz="4" w:space="0" w:color="auto"/>
-              <w:left w:val="single" w:sz="4" w:space="0" w:color="auto"/>
+              <w:start w:val="single" w:sz="4" w:space="0" w:color="auto"/>
+              <w:end w:val="nil"/>
             </w:tcBorders>
           </w:tcPr>
           <w:p>
@@ -4451,10 +4718,12 @@
             <w:tcW w:type="dxa" w:w="2722"/>
             <w:vAlign w:val="center"/>
             <w:tcBorders>
+              <w:top w:val="single" w:sz="4" w:space="0" w:color="auto"/>
+              <w:bottom w:val="single" w:sz="4" w:space="0" w:color="auto"/>
               <w:left w:val="nil"/>
-              <w:top w:val="single" w:sz="4" w:space="0" w:color="auto"/>
-              <w:bottom w:val="single" w:sz="4" w:space="0" w:color="auto"/>
-              <w:right w:val="single" w:sz="4" w:space="0" w:color="auto"/>
+              <w:right w:val="single" w:sz="4" w:space="0" w:color="auto"/>
+              <w:start w:val="nil"/>
+              <w:end w:val="single" w:sz="4" w:space="0" w:color="auto"/>
             </w:tcBorders>
           </w:tcPr>
           <w:p>
@@ -4478,10 +4747,12 @@
             <w:gridSpan w:val="2"/>
             <w:vAlign w:val="center"/>
             <w:tcBorders>
+              <w:top w:val="single" w:sz="4" w:space="0" w:color="auto"/>
+              <w:bottom w:val="single" w:sz="4" w:space="0" w:color="auto"/>
+              <w:left w:val="single" w:sz="4" w:space="0" w:color="auto"/>
               <w:right w:val="nil"/>
-              <w:top w:val="single" w:sz="4" w:space="0" w:color="auto"/>
-              <w:bottom w:val="single" w:sz="4" w:space="0" w:color="auto"/>
-              <w:left w:val="single" w:sz="4" w:space="0" w:color="auto"/>
+              <w:start w:val="single" w:sz="4" w:space="0" w:color="auto"/>
+              <w:end w:val="nil"/>
             </w:tcBorders>
           </w:tcPr>
           <w:p>
@@ -4507,10 +4778,12 @@
             <w:vMerge w:val="restart"/>
             <w:vAlign w:val="center"/>
             <w:tcBorders>
+              <w:top w:val="single" w:sz="4" w:space="0" w:color="auto"/>
+              <w:bottom w:val="single" w:sz="4" w:space="0" w:color="auto"/>
               <w:left w:val="nil"/>
-              <w:top w:val="single" w:sz="4" w:space="0" w:color="auto"/>
-              <w:bottom w:val="single" w:sz="4" w:space="0" w:color="auto"/>
-              <w:right w:val="single" w:sz="4" w:space="0" w:color="auto"/>
+              <w:right w:val="single" w:sz="4" w:space="0" w:color="auto"/>
+              <w:start w:val="nil"/>
+              <w:end w:val="single" w:sz="4" w:space="0" w:color="auto"/>
             </w:tcBorders>
           </w:tcPr>
           <w:p>
@@ -4537,6 +4810,8 @@
               <w:bottom w:val="single" w:sz="4" w:space="0" w:color="auto"/>
               <w:left w:val="single" w:sz="4" w:space="0" w:color="auto"/>
               <w:right w:val="single" w:sz="4" w:space="0" w:color="auto"/>
+              <w:start w:val="single" w:sz="4" w:space="0" w:color="auto"/>
+              <w:end w:val="single" w:sz="4" w:space="0" w:color="auto"/>
             </w:tcBorders>
           </w:tcPr>
           <w:p>
@@ -4559,10 +4834,12 @@
             <w:tcW w:type="dxa" w:w="2722"/>
             <w:vAlign w:val="center"/>
             <w:tcBorders>
+              <w:top w:val="single" w:sz="4" w:space="0" w:color="auto"/>
+              <w:bottom w:val="single" w:sz="4" w:space="0" w:color="auto"/>
+              <w:left w:val="single" w:sz="4" w:space="0" w:color="auto"/>
               <w:right w:val="nil"/>
-              <w:top w:val="single" w:sz="4" w:space="0" w:color="auto"/>
-              <w:bottom w:val="single" w:sz="4" w:space="0" w:color="auto"/>
-              <w:left w:val="single" w:sz="4" w:space="0" w:color="auto"/>
+              <w:start w:val="single" w:sz="4" w:space="0" w:color="auto"/>
+              <w:end w:val="nil"/>
             </w:tcBorders>
           </w:tcPr>
           <w:p>
@@ -4598,6 +4875,8 @@
               <w:bottom w:val="single" w:sz="4" w:space="0" w:color="auto"/>
               <w:left w:val="single" w:sz="4" w:space="0" w:color="auto"/>
               <w:right w:val="single" w:sz="4" w:space="0" w:color="auto"/>
+              <w:start w:val="single" w:sz="4" w:space="0" w:color="auto"/>
+              <w:end w:val="single" w:sz="4" w:space="0" w:color="auto"/>
             </w:tcBorders>
           </w:tcPr>
           <w:p>
@@ -4620,10 +4899,12 @@
             <w:tcW w:type="dxa" w:w="2722"/>
             <w:vAlign w:val="center"/>
             <w:tcBorders>
+              <w:top w:val="single" w:sz="4" w:space="0" w:color="auto"/>
+              <w:bottom w:val="single" w:sz="4" w:space="0" w:color="auto"/>
+              <w:left w:val="single" w:sz="4" w:space="0" w:color="auto"/>
               <w:right w:val="nil"/>
-              <w:top w:val="single" w:sz="4" w:space="0" w:color="auto"/>
-              <w:bottom w:val="single" w:sz="4" w:space="0" w:color="auto"/>
-              <w:left w:val="single" w:sz="4" w:space="0" w:color="auto"/>
+              <w:start w:val="single" w:sz="4" w:space="0" w:color="auto"/>
+              <w:end w:val="nil"/>
             </w:tcBorders>
           </w:tcPr>
           <w:p>
@@ -4659,6 +4940,8 @@
               <w:bottom w:val="single" w:sz="4" w:space="0" w:color="auto"/>
               <w:left w:val="single" w:sz="4" w:space="0" w:color="auto"/>
               <w:right w:val="single" w:sz="4" w:space="0" w:color="auto"/>
+              <w:start w:val="single" w:sz="4" w:space="0" w:color="auto"/>
+              <w:end w:val="single" w:sz="4" w:space="0" w:color="auto"/>
             </w:tcBorders>
           </w:tcPr>
           <w:p>
@@ -4681,10 +4964,12 @@
             <w:tcW w:type="dxa" w:w="2722"/>
             <w:vAlign w:val="center"/>
             <w:tcBorders>
+              <w:top w:val="single" w:sz="4" w:space="0" w:color="auto"/>
+              <w:bottom w:val="single" w:sz="4" w:space="0" w:color="auto"/>
+              <w:left w:val="single" w:sz="4" w:space="0" w:color="auto"/>
               <w:right w:val="nil"/>
-              <w:top w:val="single" w:sz="4" w:space="0" w:color="auto"/>
-              <w:bottom w:val="single" w:sz="4" w:space="0" w:color="auto"/>
-              <w:left w:val="single" w:sz="4" w:space="0" w:color="auto"/>
+              <w:start w:val="single" w:sz="4" w:space="0" w:color="auto"/>
+              <w:end w:val="nil"/>
             </w:tcBorders>
           </w:tcPr>
           <w:p>
@@ -4720,6 +5005,8 @@
               <w:bottom w:val="single" w:sz="4" w:space="0" w:color="auto"/>
               <w:left w:val="single" w:sz="4" w:space="0" w:color="auto"/>
               <w:right w:val="single" w:sz="4" w:space="0" w:color="auto"/>
+              <w:start w:val="single" w:sz="4" w:space="0" w:color="auto"/>
+              <w:end w:val="single" w:sz="4" w:space="0" w:color="auto"/>
             </w:tcBorders>
           </w:tcPr>
           <w:p>
@@ -4742,10 +5029,12 @@
             <w:tcW w:type="dxa" w:w="2722"/>
             <w:vAlign w:val="center"/>
             <w:tcBorders>
+              <w:top w:val="single" w:sz="4" w:space="0" w:color="auto"/>
+              <w:bottom w:val="single" w:sz="4" w:space="0" w:color="auto"/>
+              <w:left w:val="single" w:sz="4" w:space="0" w:color="auto"/>
               <w:right w:val="nil"/>
-              <w:top w:val="single" w:sz="4" w:space="0" w:color="auto"/>
-              <w:bottom w:val="single" w:sz="4" w:space="0" w:color="auto"/>
-              <w:left w:val="single" w:sz="4" w:space="0" w:color="auto"/>
+              <w:start w:val="single" w:sz="4" w:space="0" w:color="auto"/>
+              <w:end w:val="nil"/>
             </w:tcBorders>
           </w:tcPr>
           <w:p>
@@ -4781,6 +5070,8 @@
               <w:bottom w:val="single" w:sz="4" w:space="0" w:color="auto"/>
               <w:left w:val="single" w:sz="4" w:space="0" w:color="auto"/>
               <w:right w:val="single" w:sz="4" w:space="0" w:color="auto"/>
+              <w:start w:val="single" w:sz="4" w:space="0" w:color="auto"/>
+              <w:end w:val="single" w:sz="4" w:space="0" w:color="auto"/>
             </w:tcBorders>
           </w:tcPr>
           <w:p>
@@ -4803,10 +5094,12 @@
             <w:tcW w:type="dxa" w:w="2722"/>
             <w:vAlign w:val="center"/>
             <w:tcBorders>
+              <w:top w:val="single" w:sz="4" w:space="0" w:color="auto"/>
+              <w:bottom w:val="single" w:sz="4" w:space="0" w:color="auto"/>
+              <w:left w:val="single" w:sz="4" w:space="0" w:color="auto"/>
               <w:right w:val="nil"/>
-              <w:top w:val="single" w:sz="4" w:space="0" w:color="auto"/>
-              <w:bottom w:val="single" w:sz="4" w:space="0" w:color="auto"/>
-              <w:left w:val="single" w:sz="4" w:space="0" w:color="auto"/>
+              <w:start w:val="single" w:sz="4" w:space="0" w:color="auto"/>
+              <w:end w:val="nil"/>
             </w:tcBorders>
           </w:tcPr>
           <w:p>
@@ -4842,6 +5135,8 @@
               <w:bottom w:val="single" w:sz="4" w:space="0" w:color="auto"/>
               <w:left w:val="single" w:sz="4" w:space="0" w:color="auto"/>
               <w:right w:val="single" w:sz="4" w:space="0" w:color="auto"/>
+              <w:start w:val="single" w:sz="4" w:space="0" w:color="auto"/>
+              <w:end w:val="single" w:sz="4" w:space="0" w:color="auto"/>
             </w:tcBorders>
           </w:tcPr>
           <w:p>
@@ -4864,10 +5159,12 @@
             <w:tcW w:type="dxa" w:w="2722"/>
             <w:vAlign w:val="center"/>
             <w:tcBorders>
+              <w:top w:val="single" w:sz="4" w:space="0" w:color="auto"/>
+              <w:bottom w:val="single" w:sz="4" w:space="0" w:color="auto"/>
+              <w:left w:val="single" w:sz="4" w:space="0" w:color="auto"/>
               <w:right w:val="nil"/>
-              <w:top w:val="single" w:sz="4" w:space="0" w:color="auto"/>
-              <w:bottom w:val="single" w:sz="4" w:space="0" w:color="auto"/>
-              <w:left w:val="single" w:sz="4" w:space="0" w:color="auto"/>
+              <w:start w:val="single" w:sz="4" w:space="0" w:color="auto"/>
+              <w:end w:val="nil"/>
             </w:tcBorders>
           </w:tcPr>
           <w:p>
@@ -4893,10 +5190,12 @@
             <w:vMerge w:val="restart"/>
             <w:vAlign w:val="center"/>
             <w:tcBorders>
+              <w:top w:val="single" w:sz="4" w:space="0" w:color="auto"/>
+              <w:bottom w:val="single" w:sz="4" w:space="0" w:color="auto"/>
               <w:left w:val="nil"/>
-              <w:top w:val="single" w:sz="4" w:space="0" w:color="auto"/>
-              <w:bottom w:val="single" w:sz="4" w:space="0" w:color="auto"/>
-              <w:right w:val="single" w:sz="4" w:space="0" w:color="auto"/>
+              <w:right w:val="single" w:sz="4" w:space="0" w:color="auto"/>
+              <w:start w:val="nil"/>
+              <w:end w:val="single" w:sz="4" w:space="0" w:color="auto"/>
             </w:tcBorders>
           </w:tcPr>
           <w:p>
@@ -4923,6 +5222,8 @@
               <w:bottom w:val="single" w:sz="4" w:space="0" w:color="auto"/>
               <w:left w:val="single" w:sz="4" w:space="0" w:color="auto"/>
               <w:right w:val="single" w:sz="4" w:space="0" w:color="auto"/>
+              <w:start w:val="single" w:sz="4" w:space="0" w:color="auto"/>
+              <w:end w:val="single" w:sz="4" w:space="0" w:color="auto"/>
             </w:tcBorders>
           </w:tcPr>
           <w:p>
@@ -4945,10 +5246,12 @@
             <w:tcW w:type="dxa" w:w="2722"/>
             <w:vAlign w:val="center"/>
             <w:tcBorders>
+              <w:top w:val="single" w:sz="4" w:space="0" w:color="auto"/>
+              <w:bottom w:val="single" w:sz="4" w:space="0" w:color="auto"/>
+              <w:left w:val="single" w:sz="4" w:space="0" w:color="auto"/>
               <w:right w:val="nil"/>
-              <w:top w:val="single" w:sz="4" w:space="0" w:color="auto"/>
-              <w:bottom w:val="single" w:sz="4" w:space="0" w:color="auto"/>
-              <w:left w:val="single" w:sz="4" w:space="0" w:color="auto"/>
+              <w:start w:val="single" w:sz="4" w:space="0" w:color="auto"/>
+              <w:end w:val="nil"/>
             </w:tcBorders>
           </w:tcPr>
           <w:p>
@@ -4984,6 +5287,8 @@
               <w:bottom w:val="single" w:sz="4" w:space="0" w:color="auto"/>
               <w:left w:val="single" w:sz="4" w:space="0" w:color="auto"/>
               <w:right w:val="single" w:sz="4" w:space="0" w:color="auto"/>
+              <w:start w:val="single" w:sz="4" w:space="0" w:color="auto"/>
+              <w:end w:val="single" w:sz="4" w:space="0" w:color="auto"/>
             </w:tcBorders>
           </w:tcPr>
           <w:p>
@@ -5006,10 +5311,12 @@
             <w:tcW w:type="dxa" w:w="2722"/>
             <w:vAlign w:val="center"/>
             <w:tcBorders>
+              <w:top w:val="single" w:sz="4" w:space="0" w:color="auto"/>
+              <w:bottom w:val="single" w:sz="4" w:space="0" w:color="auto"/>
+              <w:left w:val="single" w:sz="4" w:space="0" w:color="auto"/>
               <w:right w:val="nil"/>
-              <w:top w:val="single" w:sz="4" w:space="0" w:color="auto"/>
-              <w:bottom w:val="single" w:sz="4" w:space="0" w:color="auto"/>
-              <w:left w:val="single" w:sz="4" w:space="0" w:color="auto"/>
+              <w:start w:val="single" w:sz="4" w:space="0" w:color="auto"/>
+              <w:end w:val="nil"/>
             </w:tcBorders>
           </w:tcPr>
           <w:p>
@@ -5045,6 +5352,8 @@
               <w:bottom w:val="single" w:sz="4" w:space="0" w:color="auto"/>
               <w:left w:val="single" w:sz="4" w:space="0" w:color="auto"/>
               <w:right w:val="single" w:sz="4" w:space="0" w:color="auto"/>
+              <w:start w:val="single" w:sz="4" w:space="0" w:color="auto"/>
+              <w:end w:val="single" w:sz="4" w:space="0" w:color="auto"/>
             </w:tcBorders>
           </w:tcPr>
           <w:p>
@@ -5067,10 +5376,12 @@
             <w:tcW w:type="dxa" w:w="2722"/>
             <w:vAlign w:val="center"/>
             <w:tcBorders>
+              <w:top w:val="single" w:sz="4" w:space="0" w:color="auto"/>
+              <w:bottom w:val="single" w:sz="4" w:space="0" w:color="auto"/>
+              <w:left w:val="single" w:sz="4" w:space="0" w:color="auto"/>
               <w:right w:val="nil"/>
-              <w:top w:val="single" w:sz="4" w:space="0" w:color="auto"/>
-              <w:bottom w:val="single" w:sz="4" w:space="0" w:color="auto"/>
-              <w:left w:val="single" w:sz="4" w:space="0" w:color="auto"/>
+              <w:start w:val="single" w:sz="4" w:space="0" w:color="auto"/>
+              <w:end w:val="nil"/>
             </w:tcBorders>
           </w:tcPr>
           <w:p>
@@ -5112,10 +5423,12 @@
             <w:tcW w:type="dxa" w:w="2722"/>
             <w:vAlign w:val="center"/>
             <w:tcBorders>
+              <w:top w:val="single" w:sz="4" w:space="0" w:color="auto"/>
+              <w:bottom w:val="single" w:sz="4" w:space="0" w:color="auto"/>
               <w:left w:val="nil"/>
-              <w:top w:val="single" w:sz="4" w:space="0" w:color="auto"/>
-              <w:bottom w:val="single" w:sz="4" w:space="0" w:color="auto"/>
-              <w:right w:val="single" w:sz="4" w:space="0" w:color="auto"/>
+              <w:right w:val="single" w:sz="4" w:space="0" w:color="auto"/>
+              <w:start w:val="nil"/>
+              <w:end w:val="single" w:sz="4" w:space="0" w:color="auto"/>
             </w:tcBorders>
           </w:tcPr>
           <w:p>
@@ -5142,6 +5455,8 @@
               <w:bottom w:val="single" w:sz="4" w:space="0" w:color="auto"/>
               <w:left w:val="single" w:sz="4" w:space="0" w:color="auto"/>
               <w:right w:val="single" w:sz="4" w:space="0" w:color="auto"/>
+              <w:start w:val="single" w:sz="4" w:space="0" w:color="auto"/>
+              <w:end w:val="single" w:sz="4" w:space="0" w:color="auto"/>
             </w:tcBorders>
           </w:tcPr>
           <w:p>
@@ -5164,10 +5479,12 @@
             <w:tcW w:type="dxa" w:w="2722"/>
             <w:vAlign w:val="center"/>
             <w:tcBorders>
+              <w:top w:val="single" w:sz="4" w:space="0" w:color="auto"/>
+              <w:bottom w:val="single" w:sz="4" w:space="0" w:color="auto"/>
+              <w:left w:val="single" w:sz="4" w:space="0" w:color="auto"/>
               <w:right w:val="nil"/>
-              <w:top w:val="single" w:sz="4" w:space="0" w:color="auto"/>
-              <w:bottom w:val="single" w:sz="4" w:space="0" w:color="auto"/>
-              <w:left w:val="single" w:sz="4" w:space="0" w:color="auto"/>
+              <w:start w:val="single" w:sz="4" w:space="0" w:color="auto"/>
+              <w:end w:val="nil"/>
             </w:tcBorders>
           </w:tcPr>
           <w:p>
@@ -5192,10 +5509,12 @@
             <w:tcW w:type="dxa" w:w="2722"/>
             <w:vAlign w:val="center"/>
             <w:tcBorders>
+              <w:top w:val="single" w:sz="4" w:space="0" w:color="auto"/>
+              <w:bottom w:val="single" w:sz="4" w:space="0" w:color="auto"/>
               <w:left w:val="nil"/>
-              <w:top w:val="single" w:sz="4" w:space="0" w:color="auto"/>
-              <w:bottom w:val="single" w:sz="4" w:space="0" w:color="auto"/>
-              <w:right w:val="single" w:sz="4" w:space="0" w:color="auto"/>
+              <w:right w:val="single" w:sz="4" w:space="0" w:color="auto"/>
+              <w:start w:val="nil"/>
+              <w:end w:val="single" w:sz="4" w:space="0" w:color="auto"/>
             </w:tcBorders>
           </w:tcPr>
           <w:p>
@@ -5221,6 +5540,8 @@
               <w:bottom w:val="single" w:sz="4" w:space="0" w:color="auto"/>
               <w:left w:val="single" w:sz="4" w:space="0" w:color="auto"/>
               <w:right w:val="single" w:sz="4" w:space="0" w:color="auto"/>
+              <w:start w:val="single" w:sz="4" w:space="0" w:color="auto"/>
+              <w:end w:val="single" w:sz="4" w:space="0" w:color="auto"/>
             </w:tcBorders>
           </w:tcPr>
           <w:p>
@@ -5243,10 +5564,12 @@
             <w:tcW w:type="dxa" w:w="2722"/>
             <w:vAlign w:val="center"/>
             <w:tcBorders>
+              <w:top w:val="single" w:sz="4" w:space="0" w:color="auto"/>
+              <w:bottom w:val="single" w:sz="4" w:space="0" w:color="auto"/>
+              <w:left w:val="single" w:sz="4" w:space="0" w:color="auto"/>
               <w:right w:val="nil"/>
-              <w:top w:val="single" w:sz="4" w:space="0" w:color="auto"/>
-              <w:bottom w:val="single" w:sz="4" w:space="0" w:color="auto"/>
-              <w:left w:val="single" w:sz="4" w:space="0" w:color="auto"/>
+              <w:start w:val="single" w:sz="4" w:space="0" w:color="auto"/>
+              <w:end w:val="nil"/>
             </w:tcBorders>
           </w:tcPr>
           <w:p>
@@ -5271,10 +5594,12 @@
             <w:tcW w:type="dxa" w:w="2722"/>
             <w:vAlign w:val="center"/>
             <w:tcBorders>
+              <w:top w:val="single" w:sz="4" w:space="0" w:color="auto"/>
+              <w:bottom w:val="single" w:sz="4" w:space="0" w:color="auto"/>
               <w:left w:val="nil"/>
-              <w:top w:val="single" w:sz="4" w:space="0" w:color="auto"/>
-              <w:bottom w:val="single" w:sz="4" w:space="0" w:color="auto"/>
-              <w:right w:val="single" w:sz="4" w:space="0" w:color="auto"/>
+              <w:right w:val="single" w:sz="4" w:space="0" w:color="auto"/>
+              <w:start w:val="nil"/>
+              <w:end w:val="single" w:sz="4" w:space="0" w:color="auto"/>
             </w:tcBorders>
           </w:tcPr>
           <w:p>
@@ -5300,6 +5625,8 @@
               <w:bottom w:val="single" w:sz="4" w:space="0" w:color="auto"/>
               <w:left w:val="single" w:sz="4" w:space="0" w:color="auto"/>
               <w:right w:val="single" w:sz="4" w:space="0" w:color="auto"/>
+              <w:start w:val="single" w:sz="4" w:space="0" w:color="auto"/>
+              <w:end w:val="single" w:sz="4" w:space="0" w:color="auto"/>
             </w:tcBorders>
           </w:tcPr>
           <w:p>
@@ -5322,10 +5649,12 @@
             <w:tcW w:type="dxa" w:w="2722"/>
             <w:vAlign w:val="center"/>
             <w:tcBorders>
+              <w:top w:val="single" w:sz="4" w:space="0" w:color="auto"/>
+              <w:bottom w:val="single" w:sz="4" w:space="0" w:color="auto"/>
+              <w:left w:val="single" w:sz="4" w:space="0" w:color="auto"/>
               <w:right w:val="nil"/>
-              <w:top w:val="single" w:sz="4" w:space="0" w:color="auto"/>
-              <w:bottom w:val="single" w:sz="4" w:space="0" w:color="auto"/>
-              <w:left w:val="single" w:sz="4" w:space="0" w:color="auto"/>
+              <w:start w:val="single" w:sz="4" w:space="0" w:color="auto"/>
+              <w:end w:val="nil"/>
             </w:tcBorders>
           </w:tcPr>
           <w:p>
@@ -5395,10 +5724,12 @@
             <w:tcW w:type="dxa" w:w="2722"/>
             <w:vAlign w:val="center"/>
             <w:tcBorders>
+              <w:top w:val="single" w:sz="4" w:space="0" w:color="auto"/>
+              <w:bottom w:val="single" w:sz="4" w:space="0" w:color="auto"/>
               <w:left w:val="nil"/>
-              <w:top w:val="single" w:sz="4" w:space="0" w:color="auto"/>
-              <w:bottom w:val="single" w:sz="4" w:space="0" w:color="auto"/>
-              <w:right w:val="single" w:sz="4" w:space="0" w:color="auto"/>
+              <w:right w:val="single" w:sz="4" w:space="0" w:color="auto"/>
+              <w:start w:val="nil"/>
+              <w:end w:val="single" w:sz="4" w:space="0" w:color="auto"/>
             </w:tcBorders>
           </w:tcPr>
           <w:p>
@@ -5422,10 +5753,12 @@
             <w:gridSpan w:val="2"/>
             <w:vAlign w:val="center"/>
             <w:tcBorders>
+              <w:top w:val="single" w:sz="4" w:space="0" w:color="auto"/>
+              <w:bottom w:val="single" w:sz="4" w:space="0" w:color="auto"/>
+              <w:left w:val="single" w:sz="4" w:space="0" w:color="auto"/>
               <w:right w:val="nil"/>
-              <w:top w:val="single" w:sz="4" w:space="0" w:color="auto"/>
-              <w:bottom w:val="single" w:sz="4" w:space="0" w:color="auto"/>
-              <w:left w:val="single" w:sz="4" w:space="0" w:color="auto"/>
+              <w:start w:val="single" w:sz="4" w:space="0" w:color="auto"/>
+              <w:end w:val="nil"/>
             </w:tcBorders>
           </w:tcPr>
           <w:p>
@@ -5450,10 +5783,12 @@
             <w:tcW w:type="dxa" w:w="2722"/>
             <w:vAlign w:val="center"/>
             <w:tcBorders>
+              <w:top w:val="single" w:sz="4" w:space="0" w:color="auto"/>
+              <w:bottom w:val="single" w:sz="4" w:space="0" w:color="auto"/>
               <w:left w:val="nil"/>
-              <w:top w:val="single" w:sz="4" w:space="0" w:color="auto"/>
-              <w:bottom w:val="single" w:sz="4" w:space="0" w:color="auto"/>
-              <w:right w:val="single" w:sz="4" w:space="0" w:color="auto"/>
+              <w:right w:val="single" w:sz="4" w:space="0" w:color="auto"/>
+              <w:start w:val="nil"/>
+              <w:end w:val="single" w:sz="4" w:space="0" w:color="auto"/>
             </w:tcBorders>
           </w:tcPr>
           <w:p>
@@ -5477,10 +5812,12 @@
             <w:gridSpan w:val="2"/>
             <w:vAlign w:val="center"/>
             <w:tcBorders>
+              <w:top w:val="single" w:sz="4" w:space="0" w:color="auto"/>
+              <w:bottom w:val="single" w:sz="4" w:space="0" w:color="auto"/>
+              <w:left w:val="single" w:sz="4" w:space="0" w:color="auto"/>
               <w:right w:val="nil"/>
-              <w:top w:val="single" w:sz="4" w:space="0" w:color="auto"/>
-              <w:bottom w:val="single" w:sz="4" w:space="0" w:color="auto"/>
-              <w:left w:val="single" w:sz="4" w:space="0" w:color="auto"/>
+              <w:start w:val="single" w:sz="4" w:space="0" w:color="auto"/>
+              <w:end w:val="nil"/>
             </w:tcBorders>
           </w:tcPr>
           <w:p>
@@ -5505,10 +5842,12 @@
             <w:tcW w:type="dxa" w:w="2722"/>
             <w:vAlign w:val="center"/>
             <w:tcBorders>
+              <w:top w:val="single" w:sz="4" w:space="0" w:color="auto"/>
+              <w:bottom w:val="single" w:sz="4" w:space="0" w:color="auto"/>
               <w:left w:val="nil"/>
-              <w:top w:val="single" w:sz="4" w:space="0" w:color="auto"/>
-              <w:bottom w:val="single" w:sz="4" w:space="0" w:color="auto"/>
-              <w:right w:val="single" w:sz="4" w:space="0" w:color="auto"/>
+              <w:right w:val="single" w:sz="4" w:space="0" w:color="auto"/>
+              <w:start w:val="nil"/>
+              <w:end w:val="single" w:sz="4" w:space="0" w:color="auto"/>
             </w:tcBorders>
           </w:tcPr>
           <w:p>
@@ -5532,10 +5871,12 @@
             <w:gridSpan w:val="2"/>
             <w:vAlign w:val="center"/>
             <w:tcBorders>
+              <w:top w:val="single" w:sz="4" w:space="0" w:color="auto"/>
+              <w:bottom w:val="single" w:sz="4" w:space="0" w:color="auto"/>
+              <w:left w:val="single" w:sz="4" w:space="0" w:color="auto"/>
               <w:right w:val="nil"/>
-              <w:top w:val="single" w:sz="4" w:space="0" w:color="auto"/>
-              <w:bottom w:val="single" w:sz="4" w:space="0" w:color="auto"/>
-              <w:left w:val="single" w:sz="4" w:space="0" w:color="auto"/>
+              <w:start w:val="single" w:sz="4" w:space="0" w:color="auto"/>
+              <w:end w:val="nil"/>
             </w:tcBorders>
           </w:tcPr>
           <w:p>
@@ -5560,10 +5901,12 @@
             <w:tcW w:type="dxa" w:w="2722"/>
             <w:vAlign w:val="center"/>
             <w:tcBorders>
+              <w:top w:val="single" w:sz="4" w:space="0" w:color="auto"/>
+              <w:bottom w:val="single" w:sz="4" w:space="0" w:color="auto"/>
               <w:left w:val="nil"/>
-              <w:top w:val="single" w:sz="4" w:space="0" w:color="auto"/>
-              <w:bottom w:val="single" w:sz="4" w:space="0" w:color="auto"/>
-              <w:right w:val="single" w:sz="4" w:space="0" w:color="auto"/>
+              <w:right w:val="single" w:sz="4" w:space="0" w:color="auto"/>
+              <w:start w:val="nil"/>
+              <w:end w:val="single" w:sz="4" w:space="0" w:color="auto"/>
             </w:tcBorders>
           </w:tcPr>
           <w:p>
@@ -5587,10 +5930,12 @@
             <w:gridSpan w:val="2"/>
             <w:vAlign w:val="center"/>
             <w:tcBorders>
+              <w:top w:val="single" w:sz="4" w:space="0" w:color="auto"/>
+              <w:bottom w:val="single" w:sz="4" w:space="0" w:color="auto"/>
+              <w:left w:val="single" w:sz="4" w:space="0" w:color="auto"/>
               <w:right w:val="nil"/>
-              <w:top w:val="single" w:sz="4" w:space="0" w:color="auto"/>
-              <w:bottom w:val="single" w:sz="4" w:space="0" w:color="auto"/>
-              <w:left w:val="single" w:sz="4" w:space="0" w:color="auto"/>
+              <w:start w:val="single" w:sz="4" w:space="0" w:color="auto"/>
+              <w:end w:val="nil"/>
             </w:tcBorders>
           </w:tcPr>
           <w:p>
@@ -5615,10 +5960,12 @@
             <w:tcW w:type="dxa" w:w="2722"/>
             <w:vAlign w:val="center"/>
             <w:tcBorders>
+              <w:top w:val="single" w:sz="4" w:space="0" w:color="auto"/>
+              <w:bottom w:val="single" w:sz="4" w:space="0" w:color="auto"/>
               <w:left w:val="nil"/>
-              <w:top w:val="single" w:sz="4" w:space="0" w:color="auto"/>
-              <w:bottom w:val="single" w:sz="4" w:space="0" w:color="auto"/>
-              <w:right w:val="single" w:sz="4" w:space="0" w:color="auto"/>
+              <w:right w:val="single" w:sz="4" w:space="0" w:color="auto"/>
+              <w:start w:val="nil"/>
+              <w:end w:val="single" w:sz="4" w:space="0" w:color="auto"/>
             </w:tcBorders>
           </w:tcPr>
           <w:p>
@@ -5642,10 +5989,12 @@
             <w:gridSpan w:val="2"/>
             <w:vAlign w:val="center"/>
             <w:tcBorders>
+              <w:top w:val="single" w:sz="4" w:space="0" w:color="auto"/>
+              <w:bottom w:val="single" w:sz="4" w:space="0" w:color="auto"/>
+              <w:left w:val="single" w:sz="4" w:space="0" w:color="auto"/>
               <w:right w:val="nil"/>
-              <w:top w:val="single" w:sz="4" w:space="0" w:color="auto"/>
-              <w:bottom w:val="single" w:sz="4" w:space="0" w:color="auto"/>
-              <w:left w:val="single" w:sz="4" w:space="0" w:color="auto"/>
+              <w:start w:val="single" w:sz="4" w:space="0" w:color="auto"/>
+              <w:end w:val="nil"/>
             </w:tcBorders>
           </w:tcPr>
           <w:p>
@@ -5670,10 +6019,12 @@
             <w:tcW w:type="dxa" w:w="2722"/>
             <w:vAlign w:val="center"/>
             <w:tcBorders>
+              <w:top w:val="single" w:sz="4" w:space="0" w:color="auto"/>
+              <w:bottom w:val="single" w:sz="4" w:space="0" w:color="auto"/>
               <w:left w:val="nil"/>
-              <w:top w:val="single" w:sz="4" w:space="0" w:color="auto"/>
-              <w:bottom w:val="single" w:sz="4" w:space="0" w:color="auto"/>
-              <w:right w:val="single" w:sz="4" w:space="0" w:color="auto"/>
+              <w:right w:val="single" w:sz="4" w:space="0" w:color="auto"/>
+              <w:start w:val="nil"/>
+              <w:end w:val="single" w:sz="4" w:space="0" w:color="auto"/>
             </w:tcBorders>
           </w:tcPr>
           <w:p>
@@ -5697,10 +6048,12 @@
             <w:gridSpan w:val="2"/>
             <w:vAlign w:val="center"/>
             <w:tcBorders>
+              <w:top w:val="single" w:sz="4" w:space="0" w:color="auto"/>
+              <w:bottom w:val="single" w:sz="4" w:space="0" w:color="auto"/>
+              <w:left w:val="single" w:sz="4" w:space="0" w:color="auto"/>
               <w:right w:val="nil"/>
-              <w:top w:val="single" w:sz="4" w:space="0" w:color="auto"/>
-              <w:bottom w:val="single" w:sz="4" w:space="0" w:color="auto"/>
-              <w:left w:val="single" w:sz="4" w:space="0" w:color="auto"/>
+              <w:start w:val="single" w:sz="4" w:space="0" w:color="auto"/>
+              <w:end w:val="nil"/>
             </w:tcBorders>
           </w:tcPr>
           <w:p>
@@ -5726,10 +6079,12 @@
             <w:vMerge w:val="restart"/>
             <w:vAlign w:val="center"/>
             <w:tcBorders>
+              <w:top w:val="single" w:sz="4" w:space="0" w:color="auto"/>
+              <w:bottom w:val="single" w:sz="4" w:space="0" w:color="auto"/>
               <w:left w:val="nil"/>
-              <w:top w:val="single" w:sz="4" w:space="0" w:color="auto"/>
-              <w:bottom w:val="single" w:sz="4" w:space="0" w:color="auto"/>
-              <w:right w:val="single" w:sz="4" w:space="0" w:color="auto"/>
+              <w:right w:val="single" w:sz="4" w:space="0" w:color="auto"/>
+              <w:start w:val="nil"/>
+              <w:end w:val="single" w:sz="4" w:space="0" w:color="auto"/>
             </w:tcBorders>
           </w:tcPr>
           <w:p>
@@ -5756,6 +6111,8 @@
               <w:bottom w:val="single" w:sz="4" w:space="0" w:color="auto"/>
               <w:left w:val="single" w:sz="4" w:space="0" w:color="auto"/>
               <w:right w:val="single" w:sz="4" w:space="0" w:color="auto"/>
+              <w:start w:val="single" w:sz="4" w:space="0" w:color="auto"/>
+              <w:end w:val="single" w:sz="4" w:space="0" w:color="auto"/>
             </w:tcBorders>
           </w:tcPr>
           <w:p>
@@ -5778,10 +6135,12 @@
             <w:tcW w:type="dxa" w:w="2722"/>
             <w:vAlign w:val="center"/>
             <w:tcBorders>
+              <w:top w:val="single" w:sz="4" w:space="0" w:color="auto"/>
+              <w:bottom w:val="single" w:sz="4" w:space="0" w:color="auto"/>
+              <w:left w:val="single" w:sz="4" w:space="0" w:color="auto"/>
               <w:right w:val="nil"/>
-              <w:top w:val="single" w:sz="4" w:space="0" w:color="auto"/>
-              <w:bottom w:val="single" w:sz="4" w:space="0" w:color="auto"/>
-              <w:left w:val="single" w:sz="4" w:space="0" w:color="auto"/>
+              <w:start w:val="single" w:sz="4" w:space="0" w:color="auto"/>
+              <w:end w:val="nil"/>
             </w:tcBorders>
           </w:tcPr>
           <w:p>
@@ -5817,6 +6176,8 @@
               <w:bottom w:val="single" w:sz="4" w:space="0" w:color="auto"/>
               <w:left w:val="single" w:sz="4" w:space="0" w:color="auto"/>
               <w:right w:val="single" w:sz="4" w:space="0" w:color="auto"/>
+              <w:start w:val="single" w:sz="4" w:space="0" w:color="auto"/>
+              <w:end w:val="single" w:sz="4" w:space="0" w:color="auto"/>
             </w:tcBorders>
           </w:tcPr>
           <w:p>
@@ -5839,10 +6200,12 @@
             <w:tcW w:type="dxa" w:w="2722"/>
             <w:vAlign w:val="center"/>
             <w:tcBorders>
+              <w:top w:val="single" w:sz="4" w:space="0" w:color="auto"/>
+              <w:bottom w:val="single" w:sz="4" w:space="0" w:color="auto"/>
+              <w:left w:val="single" w:sz="4" w:space="0" w:color="auto"/>
               <w:right w:val="nil"/>
-              <w:top w:val="single" w:sz="4" w:space="0" w:color="auto"/>
-              <w:bottom w:val="single" w:sz="4" w:space="0" w:color="auto"/>
-              <w:left w:val="single" w:sz="4" w:space="0" w:color="auto"/>
+              <w:start w:val="single" w:sz="4" w:space="0" w:color="auto"/>
+              <w:end w:val="nil"/>
             </w:tcBorders>
           </w:tcPr>
           <w:p>
@@ -5878,6 +6241,8 @@
               <w:bottom w:val="single" w:sz="4" w:space="0" w:color="auto"/>
               <w:left w:val="single" w:sz="4" w:space="0" w:color="auto"/>
               <w:right w:val="single" w:sz="4" w:space="0" w:color="auto"/>
+              <w:start w:val="single" w:sz="4" w:space="0" w:color="auto"/>
+              <w:end w:val="single" w:sz="4" w:space="0" w:color="auto"/>
             </w:tcBorders>
           </w:tcPr>
           <w:p>
@@ -5900,10 +6265,12 @@
             <w:tcW w:type="dxa" w:w="2722"/>
             <w:vAlign w:val="center"/>
             <w:tcBorders>
+              <w:top w:val="single" w:sz="4" w:space="0" w:color="auto"/>
+              <w:bottom w:val="single" w:sz="4" w:space="0" w:color="auto"/>
+              <w:left w:val="single" w:sz="4" w:space="0" w:color="auto"/>
               <w:right w:val="nil"/>
-              <w:top w:val="single" w:sz="4" w:space="0" w:color="auto"/>
-              <w:bottom w:val="single" w:sz="4" w:space="0" w:color="auto"/>
-              <w:left w:val="single" w:sz="4" w:space="0" w:color="auto"/>
+              <w:start w:val="single" w:sz="4" w:space="0" w:color="auto"/>
+              <w:end w:val="nil"/>
             </w:tcBorders>
           </w:tcPr>
           <w:p>
@@ -5939,6 +6306,8 @@
               <w:bottom w:val="single" w:sz="4" w:space="0" w:color="auto"/>
               <w:left w:val="single" w:sz="4" w:space="0" w:color="auto"/>
               <w:right w:val="single" w:sz="4" w:space="0" w:color="auto"/>
+              <w:start w:val="single" w:sz="4" w:space="0" w:color="auto"/>
+              <w:end w:val="single" w:sz="4" w:space="0" w:color="auto"/>
             </w:tcBorders>
           </w:tcPr>
           <w:p>
@@ -5961,10 +6330,12 @@
             <w:tcW w:type="dxa" w:w="2722"/>
             <w:vAlign w:val="center"/>
             <w:tcBorders>
+              <w:top w:val="single" w:sz="4" w:space="0" w:color="auto"/>
+              <w:bottom w:val="single" w:sz="4" w:space="0" w:color="auto"/>
+              <w:left w:val="single" w:sz="4" w:space="0" w:color="auto"/>
               <w:right w:val="nil"/>
-              <w:top w:val="single" w:sz="4" w:space="0" w:color="auto"/>
-              <w:bottom w:val="single" w:sz="4" w:space="0" w:color="auto"/>
-              <w:left w:val="single" w:sz="4" w:space="0" w:color="auto"/>
+              <w:start w:val="single" w:sz="4" w:space="0" w:color="auto"/>
+              <w:end w:val="nil"/>
             </w:tcBorders>
           </w:tcPr>
           <w:p>
@@ -6000,6 +6371,8 @@
               <w:bottom w:val="single" w:sz="4" w:space="0" w:color="auto"/>
               <w:left w:val="single" w:sz="4" w:space="0" w:color="auto"/>
               <w:right w:val="single" w:sz="4" w:space="0" w:color="auto"/>
+              <w:start w:val="single" w:sz="4" w:space="0" w:color="auto"/>
+              <w:end w:val="single" w:sz="4" w:space="0" w:color="auto"/>
             </w:tcBorders>
           </w:tcPr>
           <w:p>
@@ -6022,10 +6395,12 @@
             <w:tcW w:type="dxa" w:w="2722"/>
             <w:vAlign w:val="center"/>
             <w:tcBorders>
+              <w:top w:val="single" w:sz="4" w:space="0" w:color="auto"/>
+              <w:bottom w:val="single" w:sz="4" w:space="0" w:color="auto"/>
+              <w:left w:val="single" w:sz="4" w:space="0" w:color="auto"/>
               <w:right w:val="nil"/>
-              <w:top w:val="single" w:sz="4" w:space="0" w:color="auto"/>
-              <w:bottom w:val="single" w:sz="4" w:space="0" w:color="auto"/>
-              <w:left w:val="single" w:sz="4" w:space="0" w:color="auto"/>
+              <w:start w:val="single" w:sz="4" w:space="0" w:color="auto"/>
+              <w:end w:val="nil"/>
             </w:tcBorders>
           </w:tcPr>
           <w:p>
@@ -6061,6 +6436,8 @@
               <w:bottom w:val="single" w:sz="4" w:space="0" w:color="auto"/>
               <w:left w:val="single" w:sz="4" w:space="0" w:color="auto"/>
               <w:right w:val="single" w:sz="4" w:space="0" w:color="auto"/>
+              <w:start w:val="single" w:sz="4" w:space="0" w:color="auto"/>
+              <w:end w:val="single" w:sz="4" w:space="0" w:color="auto"/>
             </w:tcBorders>
           </w:tcPr>
           <w:p>
@@ -6083,10 +6460,12 @@
             <w:tcW w:type="dxa" w:w="2722"/>
             <w:vAlign w:val="center"/>
             <w:tcBorders>
+              <w:top w:val="single" w:sz="4" w:space="0" w:color="auto"/>
+              <w:bottom w:val="single" w:sz="4" w:space="0" w:color="auto"/>
+              <w:left w:val="single" w:sz="4" w:space="0" w:color="auto"/>
               <w:right w:val="nil"/>
-              <w:top w:val="single" w:sz="4" w:space="0" w:color="auto"/>
-              <w:bottom w:val="single" w:sz="4" w:space="0" w:color="auto"/>
-              <w:left w:val="single" w:sz="4" w:space="0" w:color="auto"/>
+              <w:start w:val="single" w:sz="4" w:space="0" w:color="auto"/>
+              <w:end w:val="nil"/>
             </w:tcBorders>
           </w:tcPr>
           <w:p>
@@ -6112,10 +6491,12 @@
             <w:vMerge w:val="restart"/>
             <w:vAlign w:val="center"/>
             <w:tcBorders>
+              <w:top w:val="single" w:sz="4" w:space="0" w:color="auto"/>
+              <w:bottom w:val="single" w:sz="4" w:space="0" w:color="auto"/>
               <w:left w:val="nil"/>
-              <w:top w:val="single" w:sz="4" w:space="0" w:color="auto"/>
-              <w:bottom w:val="single" w:sz="4" w:space="0" w:color="auto"/>
-              <w:right w:val="single" w:sz="4" w:space="0" w:color="auto"/>
+              <w:right w:val="single" w:sz="4" w:space="0" w:color="auto"/>
+              <w:start w:val="nil"/>
+              <w:end w:val="single" w:sz="4" w:space="0" w:color="auto"/>
             </w:tcBorders>
           </w:tcPr>
           <w:p>
@@ -6142,6 +6523,8 @@
               <w:bottom w:val="single" w:sz="4" w:space="0" w:color="auto"/>
               <w:left w:val="single" w:sz="4" w:space="0" w:color="auto"/>
               <w:right w:val="single" w:sz="4" w:space="0" w:color="auto"/>
+              <w:start w:val="single" w:sz="4" w:space="0" w:color="auto"/>
+              <w:end w:val="single" w:sz="4" w:space="0" w:color="auto"/>
             </w:tcBorders>
           </w:tcPr>
           <w:p>
@@ -6164,10 +6547,12 @@
             <w:tcW w:type="dxa" w:w="2722"/>
             <w:vAlign w:val="center"/>
             <w:tcBorders>
+              <w:top w:val="single" w:sz="4" w:space="0" w:color="auto"/>
+              <w:bottom w:val="single" w:sz="4" w:space="0" w:color="auto"/>
+              <w:left w:val="single" w:sz="4" w:space="0" w:color="auto"/>
               <w:right w:val="nil"/>
-              <w:top w:val="single" w:sz="4" w:space="0" w:color="auto"/>
-              <w:bottom w:val="single" w:sz="4" w:space="0" w:color="auto"/>
-              <w:left w:val="single" w:sz="4" w:space="0" w:color="auto"/>
+              <w:start w:val="single" w:sz="4" w:space="0" w:color="auto"/>
+              <w:end w:val="nil"/>
             </w:tcBorders>
           </w:tcPr>
           <w:p>
@@ -6203,6 +6588,8 @@
               <w:bottom w:val="single" w:sz="4" w:space="0" w:color="auto"/>
               <w:left w:val="single" w:sz="4" w:space="0" w:color="auto"/>
               <w:right w:val="single" w:sz="4" w:space="0" w:color="auto"/>
+              <w:start w:val="single" w:sz="4" w:space="0" w:color="auto"/>
+              <w:end w:val="single" w:sz="4" w:space="0" w:color="auto"/>
             </w:tcBorders>
           </w:tcPr>
           <w:p>
@@ -6225,10 +6612,12 @@
             <w:tcW w:type="dxa" w:w="2722"/>
             <w:vAlign w:val="center"/>
             <w:tcBorders>
+              <w:top w:val="single" w:sz="4" w:space="0" w:color="auto"/>
+              <w:bottom w:val="single" w:sz="4" w:space="0" w:color="auto"/>
+              <w:left w:val="single" w:sz="4" w:space="0" w:color="auto"/>
               <w:right w:val="nil"/>
-              <w:top w:val="single" w:sz="4" w:space="0" w:color="auto"/>
-              <w:bottom w:val="single" w:sz="4" w:space="0" w:color="auto"/>
-              <w:left w:val="single" w:sz="4" w:space="0" w:color="auto"/>
+              <w:start w:val="single" w:sz="4" w:space="0" w:color="auto"/>
+              <w:end w:val="nil"/>
             </w:tcBorders>
           </w:tcPr>
           <w:p>
@@ -6264,6 +6653,8 @@
               <w:bottom w:val="single" w:sz="4" w:space="0" w:color="auto"/>
               <w:left w:val="single" w:sz="4" w:space="0" w:color="auto"/>
               <w:right w:val="single" w:sz="4" w:space="0" w:color="auto"/>
+              <w:start w:val="single" w:sz="4" w:space="0" w:color="auto"/>
+              <w:end w:val="single" w:sz="4" w:space="0" w:color="auto"/>
             </w:tcBorders>
           </w:tcPr>
           <w:p>
@@ -6286,10 +6677,12 @@
             <w:tcW w:type="dxa" w:w="2722"/>
             <w:vAlign w:val="center"/>
             <w:tcBorders>
+              <w:top w:val="single" w:sz="4" w:space="0" w:color="auto"/>
+              <w:bottom w:val="single" w:sz="4" w:space="0" w:color="auto"/>
+              <w:left w:val="single" w:sz="4" w:space="0" w:color="auto"/>
               <w:right w:val="nil"/>
-              <w:top w:val="single" w:sz="4" w:space="0" w:color="auto"/>
-              <w:bottom w:val="single" w:sz="4" w:space="0" w:color="auto"/>
-              <w:left w:val="single" w:sz="4" w:space="0" w:color="auto"/>
+              <w:start w:val="single" w:sz="4" w:space="0" w:color="auto"/>
+              <w:end w:val="nil"/>
             </w:tcBorders>
           </w:tcPr>
           <w:p>
@@ -6331,10 +6724,12 @@
             <w:tcW w:type="dxa" w:w="2722"/>
             <w:vAlign w:val="center"/>
             <w:tcBorders>
+              <w:top w:val="single" w:sz="4" w:space="0" w:color="auto"/>
+              <w:bottom w:val="single" w:sz="4" w:space="0" w:color="auto"/>
               <w:left w:val="nil"/>
-              <w:top w:val="single" w:sz="4" w:space="0" w:color="auto"/>
-              <w:bottom w:val="single" w:sz="4" w:space="0" w:color="auto"/>
-              <w:right w:val="single" w:sz="4" w:space="0" w:color="auto"/>
+              <w:right w:val="single" w:sz="4" w:space="0" w:color="auto"/>
+              <w:start w:val="nil"/>
+              <w:end w:val="single" w:sz="4" w:space="0" w:color="auto"/>
             </w:tcBorders>
           </w:tcPr>
           <w:p>
@@ -6361,6 +6756,8 @@
               <w:bottom w:val="single" w:sz="4" w:space="0" w:color="auto"/>
               <w:left w:val="single" w:sz="4" w:space="0" w:color="auto"/>
               <w:right w:val="single" w:sz="4" w:space="0" w:color="auto"/>
+              <w:start w:val="single" w:sz="4" w:space="0" w:color="auto"/>
+              <w:end w:val="single" w:sz="4" w:space="0" w:color="auto"/>
             </w:tcBorders>
           </w:tcPr>
           <w:p>
@@ -6383,10 +6780,12 @@
             <w:tcW w:type="dxa" w:w="2722"/>
             <w:vAlign w:val="center"/>
             <w:tcBorders>
+              <w:top w:val="single" w:sz="4" w:space="0" w:color="auto"/>
+              <w:bottom w:val="single" w:sz="4" w:space="0" w:color="auto"/>
+              <w:left w:val="single" w:sz="4" w:space="0" w:color="auto"/>
               <w:right w:val="nil"/>
-              <w:top w:val="single" w:sz="4" w:space="0" w:color="auto"/>
-              <w:bottom w:val="single" w:sz="4" w:space="0" w:color="auto"/>
-              <w:left w:val="single" w:sz="4" w:space="0" w:color="auto"/>
+              <w:start w:val="single" w:sz="4" w:space="0" w:color="auto"/>
+              <w:end w:val="nil"/>
             </w:tcBorders>
           </w:tcPr>
           <w:p>
@@ -6411,10 +6810,12 @@
             <w:tcW w:type="dxa" w:w="2722"/>
             <w:vAlign w:val="center"/>
             <w:tcBorders>
+              <w:top w:val="single" w:sz="4" w:space="0" w:color="auto"/>
+              <w:bottom w:val="single" w:sz="4" w:space="0" w:color="auto"/>
               <w:left w:val="nil"/>
-              <w:top w:val="single" w:sz="4" w:space="0" w:color="auto"/>
-              <w:bottom w:val="single" w:sz="4" w:space="0" w:color="auto"/>
-              <w:right w:val="single" w:sz="4" w:space="0" w:color="auto"/>
+              <w:right w:val="single" w:sz="4" w:space="0" w:color="auto"/>
+              <w:start w:val="nil"/>
+              <w:end w:val="single" w:sz="4" w:space="0" w:color="auto"/>
             </w:tcBorders>
           </w:tcPr>
           <w:p>
@@ -6440,6 +6841,8 @@
               <w:bottom w:val="single" w:sz="4" w:space="0" w:color="auto"/>
               <w:left w:val="single" w:sz="4" w:space="0" w:color="auto"/>
               <w:right w:val="single" w:sz="4" w:space="0" w:color="auto"/>
+              <w:start w:val="single" w:sz="4" w:space="0" w:color="auto"/>
+              <w:end w:val="single" w:sz="4" w:space="0" w:color="auto"/>
             </w:tcBorders>
           </w:tcPr>
           <w:p>
@@ -6462,10 +6865,12 @@
             <w:tcW w:type="dxa" w:w="2722"/>
             <w:vAlign w:val="center"/>
             <w:tcBorders>
+              <w:top w:val="single" w:sz="4" w:space="0" w:color="auto"/>
+              <w:bottom w:val="single" w:sz="4" w:space="0" w:color="auto"/>
+              <w:left w:val="single" w:sz="4" w:space="0" w:color="auto"/>
               <w:right w:val="nil"/>
-              <w:top w:val="single" w:sz="4" w:space="0" w:color="auto"/>
-              <w:bottom w:val="single" w:sz="4" w:space="0" w:color="auto"/>
-              <w:left w:val="single" w:sz="4" w:space="0" w:color="auto"/>
+              <w:start w:val="single" w:sz="4" w:space="0" w:color="auto"/>
+              <w:end w:val="nil"/>
             </w:tcBorders>
           </w:tcPr>
           <w:p>
@@ -6490,10 +6895,12 @@
             <w:tcW w:type="dxa" w:w="2722"/>
             <w:vAlign w:val="center"/>
             <w:tcBorders>
+              <w:top w:val="single" w:sz="4" w:space="0" w:color="auto"/>
+              <w:bottom w:val="single" w:sz="4" w:space="0" w:color="auto"/>
               <w:left w:val="nil"/>
-              <w:top w:val="single" w:sz="4" w:space="0" w:color="auto"/>
-              <w:bottom w:val="single" w:sz="4" w:space="0" w:color="auto"/>
-              <w:right w:val="single" w:sz="4" w:space="0" w:color="auto"/>
+              <w:right w:val="single" w:sz="4" w:space="0" w:color="auto"/>
+              <w:start w:val="nil"/>
+              <w:end w:val="single" w:sz="4" w:space="0" w:color="auto"/>
             </w:tcBorders>
           </w:tcPr>
           <w:p>
@@ -6519,6 +6926,8 @@
               <w:bottom w:val="single" w:sz="4" w:space="0" w:color="auto"/>
               <w:left w:val="single" w:sz="4" w:space="0" w:color="auto"/>
               <w:right w:val="single" w:sz="4" w:space="0" w:color="auto"/>
+              <w:start w:val="single" w:sz="4" w:space="0" w:color="auto"/>
+              <w:end w:val="single" w:sz="4" w:space="0" w:color="auto"/>
             </w:tcBorders>
           </w:tcPr>
           <w:p>
@@ -6541,10 +6950,12 @@
             <w:tcW w:type="dxa" w:w="2722"/>
             <w:vAlign w:val="center"/>
             <w:tcBorders>
+              <w:top w:val="single" w:sz="4" w:space="0" w:color="auto"/>
+              <w:bottom w:val="single" w:sz="4" w:space="0" w:color="auto"/>
+              <w:left w:val="single" w:sz="4" w:space="0" w:color="auto"/>
               <w:right w:val="nil"/>
-              <w:top w:val="single" w:sz="4" w:space="0" w:color="auto"/>
-              <w:bottom w:val="single" w:sz="4" w:space="0" w:color="auto"/>
-              <w:left w:val="single" w:sz="4" w:space="0" w:color="auto"/>
+              <w:start w:val="single" w:sz="4" w:space="0" w:color="auto"/>
+              <w:end w:val="nil"/>
             </w:tcBorders>
           </w:tcPr>
           <w:p>
@@ -7842,9 +8253,14 @@
     </w:p>
     <w:tbl>
       <w:tblPr>
-        <w:tblStyle w:val="af6"/>
         <w:tblW w:type="auto" w:w="0"/>
         <w:tblLook w:firstColumn="1" w:firstRow="1" w:lastColumn="0" w:lastRow="0" w:noHBand="0" w:noVBand="1" w:val="04A0"/>
+        <w:tblBorders>
+          <w:left w:val="nil"/>
+          <w:right w:val="nil"/>
+          <w:start w:val="nil"/>
+          <w:end w:val="nil"/>
+        </w:tblBorders>
       </w:tblPr>
       <w:tblGrid>
         <w:gridCol w:w="2041"/>
@@ -7857,6 +8273,14 @@
           <w:tcPr>
             <w:tcW w:type="dxa" w:w="2041"/>
             <w:vAlign w:val="center"/>
+            <w:tcBorders>
+              <w:top w:val="single" w:sz="4" w:space="0" w:color="auto"/>
+              <w:bottom w:val="single" w:sz="4" w:space="0" w:color="auto"/>
+              <w:left w:val="nil"/>
+              <w:right w:val="single" w:sz="4" w:space="0" w:color="auto"/>
+              <w:start w:val="nil"/>
+              <w:end w:val="single" w:sz="4" w:space="0" w:color="auto"/>
+            </w:tcBorders>
           </w:tcPr>
           <w:p>
             <w:pPr>
@@ -7877,6 +8301,14 @@
           <w:tcPr>
             <w:tcW w:type="dxa" w:w="2041"/>
             <w:vAlign w:val="center"/>
+            <w:tcBorders>
+              <w:top w:val="single" w:sz="4" w:space="0" w:color="auto"/>
+              <w:bottom w:val="single" w:sz="4" w:space="0" w:color="auto"/>
+              <w:left w:val="single" w:sz="4" w:space="0" w:color="auto"/>
+              <w:right w:val="single" w:sz="4" w:space="0" w:color="auto"/>
+              <w:start w:val="single" w:sz="4" w:space="0" w:color="auto"/>
+              <w:end w:val="single" w:sz="4" w:space="0" w:color="auto"/>
+            </w:tcBorders>
           </w:tcPr>
           <w:p>
             <w:pPr>
@@ -7897,6 +8329,14 @@
           <w:tcPr>
             <w:tcW w:type="dxa" w:w="2041"/>
             <w:vAlign w:val="center"/>
+            <w:tcBorders>
+              <w:top w:val="single" w:sz="4" w:space="0" w:color="auto"/>
+              <w:bottom w:val="single" w:sz="4" w:space="0" w:color="auto"/>
+              <w:left w:val="single" w:sz="4" w:space="0" w:color="auto"/>
+              <w:right w:val="single" w:sz="4" w:space="0" w:color="auto"/>
+              <w:start w:val="single" w:sz="4" w:space="0" w:color="auto"/>
+              <w:end w:val="single" w:sz="4" w:space="0" w:color="auto"/>
+            </w:tcBorders>
           </w:tcPr>
           <w:p>
             <w:pPr>
@@ -7917,6 +8357,14 @@
           <w:tcPr>
             <w:tcW w:type="dxa" w:w="2041"/>
             <w:vAlign w:val="center"/>
+            <w:tcBorders>
+              <w:top w:val="single" w:sz="4" w:space="0" w:color="auto"/>
+              <w:bottom w:val="single" w:sz="4" w:space="0" w:color="auto"/>
+              <w:left w:val="single" w:sz="4" w:space="0" w:color="auto"/>
+              <w:right w:val="nil"/>
+              <w:start w:val="single" w:sz="4" w:space="0" w:color="auto"/>
+              <w:end w:val="nil"/>
+            </w:tcBorders>
           </w:tcPr>
           <w:p>
             <w:pPr>
@@ -7939,6 +8387,14 @@
           <w:tcPr>
             <w:tcW w:type="dxa" w:w="2041"/>
             <w:vAlign w:val="center"/>
+            <w:tcBorders>
+              <w:top w:val="single" w:sz="4" w:space="0" w:color="auto"/>
+              <w:bottom w:val="single" w:sz="4" w:space="0" w:color="auto"/>
+              <w:left w:val="nil"/>
+              <w:right w:val="single" w:sz="4" w:space="0" w:color="auto"/>
+              <w:start w:val="nil"/>
+              <w:end w:val="single" w:sz="4" w:space="0" w:color="auto"/>
+            </w:tcBorders>
           </w:tcPr>
           <w:p>
             <w:pPr>
@@ -7959,6 +8415,14 @@
           <w:tcPr>
             <w:tcW w:type="dxa" w:w="2041"/>
             <w:vAlign w:val="center"/>
+            <w:tcBorders>
+              <w:top w:val="single" w:sz="4" w:space="0" w:color="auto"/>
+              <w:bottom w:val="single" w:sz="4" w:space="0" w:color="auto"/>
+              <w:left w:val="single" w:sz="4" w:space="0" w:color="auto"/>
+              <w:right w:val="single" w:sz="4" w:space="0" w:color="auto"/>
+              <w:start w:val="single" w:sz="4" w:space="0" w:color="auto"/>
+              <w:end w:val="single" w:sz="4" w:space="0" w:color="auto"/>
+            </w:tcBorders>
           </w:tcPr>
           <w:p>
             <w:pPr>
@@ -7979,6 +8443,14 @@
           <w:tcPr>
             <w:tcW w:type="dxa" w:w="2041"/>
             <w:vAlign w:val="center"/>
+            <w:tcBorders>
+              <w:top w:val="single" w:sz="4" w:space="0" w:color="auto"/>
+              <w:bottom w:val="single" w:sz="4" w:space="0" w:color="auto"/>
+              <w:left w:val="single" w:sz="4" w:space="0" w:color="auto"/>
+              <w:right w:val="single" w:sz="4" w:space="0" w:color="auto"/>
+              <w:start w:val="single" w:sz="4" w:space="0" w:color="auto"/>
+              <w:end w:val="single" w:sz="4" w:space="0" w:color="auto"/>
+            </w:tcBorders>
           </w:tcPr>
           <w:p>
             <w:pPr>
@@ -7999,6 +8471,14 @@
           <w:tcPr>
             <w:tcW w:type="dxa" w:w="2041"/>
             <w:vAlign w:val="center"/>
+            <w:tcBorders>
+              <w:top w:val="single" w:sz="4" w:space="0" w:color="auto"/>
+              <w:bottom w:val="single" w:sz="4" w:space="0" w:color="auto"/>
+              <w:left w:val="single" w:sz="4" w:space="0" w:color="auto"/>
+              <w:right w:val="nil"/>
+              <w:start w:val="single" w:sz="4" w:space="0" w:color="auto"/>
+              <w:end w:val="nil"/>
+            </w:tcBorders>
           </w:tcPr>
           <w:p>
             <w:pPr>
@@ -8021,6 +8501,14 @@
           <w:tcPr>
             <w:tcW w:type="dxa" w:w="2041"/>
             <w:vAlign w:val="center"/>
+            <w:tcBorders>
+              <w:top w:val="single" w:sz="4" w:space="0" w:color="auto"/>
+              <w:bottom w:val="single" w:sz="4" w:space="0" w:color="auto"/>
+              <w:left w:val="nil"/>
+              <w:right w:val="single" w:sz="4" w:space="0" w:color="auto"/>
+              <w:start w:val="nil"/>
+              <w:end w:val="single" w:sz="4" w:space="0" w:color="auto"/>
+            </w:tcBorders>
           </w:tcPr>
           <w:p>
             <w:pPr>
@@ -8041,6 +8529,14 @@
           <w:tcPr>
             <w:tcW w:type="dxa" w:w="2041"/>
             <w:vAlign w:val="center"/>
+            <w:tcBorders>
+              <w:top w:val="single" w:sz="4" w:space="0" w:color="auto"/>
+              <w:bottom w:val="single" w:sz="4" w:space="0" w:color="auto"/>
+              <w:left w:val="single" w:sz="4" w:space="0" w:color="auto"/>
+              <w:right w:val="single" w:sz="4" w:space="0" w:color="auto"/>
+              <w:start w:val="single" w:sz="4" w:space="0" w:color="auto"/>
+              <w:end w:val="single" w:sz="4" w:space="0" w:color="auto"/>
+            </w:tcBorders>
           </w:tcPr>
           <w:p>
             <w:pPr>
@@ -8061,6 +8557,14 @@
           <w:tcPr>
             <w:tcW w:type="dxa" w:w="2041"/>
             <w:vAlign w:val="center"/>
+            <w:tcBorders>
+              <w:top w:val="single" w:sz="4" w:space="0" w:color="auto"/>
+              <w:bottom w:val="single" w:sz="4" w:space="0" w:color="auto"/>
+              <w:left w:val="single" w:sz="4" w:space="0" w:color="auto"/>
+              <w:right w:val="single" w:sz="4" w:space="0" w:color="auto"/>
+              <w:start w:val="single" w:sz="4" w:space="0" w:color="auto"/>
+              <w:end w:val="single" w:sz="4" w:space="0" w:color="auto"/>
+            </w:tcBorders>
           </w:tcPr>
           <w:p>
             <w:pPr>
@@ -8081,6 +8585,14 @@
           <w:tcPr>
             <w:tcW w:type="dxa" w:w="2041"/>
             <w:vAlign w:val="center"/>
+            <w:tcBorders>
+              <w:top w:val="single" w:sz="4" w:space="0" w:color="auto"/>
+              <w:bottom w:val="single" w:sz="4" w:space="0" w:color="auto"/>
+              <w:left w:val="single" w:sz="4" w:space="0" w:color="auto"/>
+              <w:right w:val="nil"/>
+              <w:start w:val="single" w:sz="4" w:space="0" w:color="auto"/>
+              <w:end w:val="nil"/>
+            </w:tcBorders>
           </w:tcPr>
           <w:p>
             <w:pPr>
@@ -8103,6 +8615,14 @@
           <w:tcPr>
             <w:tcW w:type="dxa" w:w="2041"/>
             <w:vAlign w:val="center"/>
+            <w:tcBorders>
+              <w:top w:val="single" w:sz="4" w:space="0" w:color="auto"/>
+              <w:bottom w:val="single" w:sz="4" w:space="0" w:color="auto"/>
+              <w:left w:val="nil"/>
+              <w:right w:val="single" w:sz="4" w:space="0" w:color="auto"/>
+              <w:start w:val="nil"/>
+              <w:end w:val="single" w:sz="4" w:space="0" w:color="auto"/>
+            </w:tcBorders>
           </w:tcPr>
           <w:p>
             <w:pPr>
@@ -8123,6 +8643,14 @@
           <w:tcPr>
             <w:tcW w:type="dxa" w:w="2041"/>
             <w:vAlign w:val="center"/>
+            <w:tcBorders>
+              <w:top w:val="single" w:sz="4" w:space="0" w:color="auto"/>
+              <w:bottom w:val="single" w:sz="4" w:space="0" w:color="auto"/>
+              <w:left w:val="single" w:sz="4" w:space="0" w:color="auto"/>
+              <w:right w:val="single" w:sz="4" w:space="0" w:color="auto"/>
+              <w:start w:val="single" w:sz="4" w:space="0" w:color="auto"/>
+              <w:end w:val="single" w:sz="4" w:space="0" w:color="auto"/>
+            </w:tcBorders>
           </w:tcPr>
           <w:p>
             <w:pPr>
@@ -8143,6 +8671,14 @@
           <w:tcPr>
             <w:tcW w:type="dxa" w:w="2041"/>
             <w:vAlign w:val="center"/>
+            <w:tcBorders>
+              <w:top w:val="single" w:sz="4" w:space="0" w:color="auto"/>
+              <w:bottom w:val="single" w:sz="4" w:space="0" w:color="auto"/>
+              <w:left w:val="single" w:sz="4" w:space="0" w:color="auto"/>
+              <w:right w:val="single" w:sz="4" w:space="0" w:color="auto"/>
+              <w:start w:val="single" w:sz="4" w:space="0" w:color="auto"/>
+              <w:end w:val="single" w:sz="4" w:space="0" w:color="auto"/>
+            </w:tcBorders>
           </w:tcPr>
           <w:p>
             <w:pPr>
@@ -8163,6 +8699,14 @@
           <w:tcPr>
             <w:tcW w:type="dxa" w:w="2041"/>
             <w:vAlign w:val="center"/>
+            <w:tcBorders>
+              <w:top w:val="single" w:sz="4" w:space="0" w:color="auto"/>
+              <w:bottom w:val="single" w:sz="4" w:space="0" w:color="auto"/>
+              <w:left w:val="single" w:sz="4" w:space="0" w:color="auto"/>
+              <w:right w:val="nil"/>
+              <w:start w:val="single" w:sz="4" w:space="0" w:color="auto"/>
+              <w:end w:val="nil"/>
+            </w:tcBorders>
           </w:tcPr>
           <w:p>
             <w:pPr>
@@ -8185,6 +8729,14 @@
           <w:tcPr>
             <w:tcW w:type="dxa" w:w="2041"/>
             <w:vAlign w:val="center"/>
+            <w:tcBorders>
+              <w:top w:val="single" w:sz="4" w:space="0" w:color="auto"/>
+              <w:bottom w:val="single" w:sz="4" w:space="0" w:color="auto"/>
+              <w:left w:val="nil"/>
+              <w:right w:val="single" w:sz="4" w:space="0" w:color="auto"/>
+              <w:start w:val="nil"/>
+              <w:end w:val="single" w:sz="4" w:space="0" w:color="auto"/>
+            </w:tcBorders>
           </w:tcPr>
           <w:p>
             <w:pPr>
@@ -8205,6 +8757,14 @@
           <w:tcPr>
             <w:tcW w:type="dxa" w:w="2041"/>
             <w:vAlign w:val="center"/>
+            <w:tcBorders>
+              <w:top w:val="single" w:sz="4" w:space="0" w:color="auto"/>
+              <w:bottom w:val="single" w:sz="4" w:space="0" w:color="auto"/>
+              <w:left w:val="single" w:sz="4" w:space="0" w:color="auto"/>
+              <w:right w:val="single" w:sz="4" w:space="0" w:color="auto"/>
+              <w:start w:val="single" w:sz="4" w:space="0" w:color="auto"/>
+              <w:end w:val="single" w:sz="4" w:space="0" w:color="auto"/>
+            </w:tcBorders>
           </w:tcPr>
           <w:p>
             <w:pPr>
@@ -8225,6 +8785,14 @@
           <w:tcPr>
             <w:tcW w:type="dxa" w:w="2041"/>
             <w:vAlign w:val="center"/>
+            <w:tcBorders>
+              <w:top w:val="single" w:sz="4" w:space="0" w:color="auto"/>
+              <w:bottom w:val="single" w:sz="4" w:space="0" w:color="auto"/>
+              <w:left w:val="single" w:sz="4" w:space="0" w:color="auto"/>
+              <w:right w:val="single" w:sz="4" w:space="0" w:color="auto"/>
+              <w:start w:val="single" w:sz="4" w:space="0" w:color="auto"/>
+              <w:end w:val="single" w:sz="4" w:space="0" w:color="auto"/>
+            </w:tcBorders>
           </w:tcPr>
           <w:p>
             <w:pPr>
@@ -8245,6 +8813,14 @@
           <w:tcPr>
             <w:tcW w:type="dxa" w:w="2041"/>
             <w:vAlign w:val="center"/>
+            <w:tcBorders>
+              <w:top w:val="single" w:sz="4" w:space="0" w:color="auto"/>
+              <w:bottom w:val="single" w:sz="4" w:space="0" w:color="auto"/>
+              <w:left w:val="single" w:sz="4" w:space="0" w:color="auto"/>
+              <w:right w:val="nil"/>
+              <w:start w:val="single" w:sz="4" w:space="0" w:color="auto"/>
+              <w:end w:val="nil"/>
+            </w:tcBorders>
           </w:tcPr>
           <w:p>
             <w:pPr>
@@ -8267,6 +8843,14 @@
           <w:tcPr>
             <w:tcW w:type="dxa" w:w="2041"/>
             <w:vAlign w:val="center"/>
+            <w:tcBorders>
+              <w:top w:val="single" w:sz="4" w:space="0" w:color="auto"/>
+              <w:bottom w:val="single" w:sz="4" w:space="0" w:color="auto"/>
+              <w:left w:val="nil"/>
+              <w:right w:val="single" w:sz="4" w:space="0" w:color="auto"/>
+              <w:start w:val="nil"/>
+              <w:end w:val="single" w:sz="4" w:space="0" w:color="auto"/>
+            </w:tcBorders>
           </w:tcPr>
           <w:p>
             <w:pPr>
@@ -8287,6 +8871,14 @@
           <w:tcPr>
             <w:tcW w:type="dxa" w:w="2041"/>
             <w:vAlign w:val="center"/>
+            <w:tcBorders>
+              <w:top w:val="single" w:sz="4" w:space="0" w:color="auto"/>
+              <w:bottom w:val="single" w:sz="4" w:space="0" w:color="auto"/>
+              <w:left w:val="single" w:sz="4" w:space="0" w:color="auto"/>
+              <w:right w:val="single" w:sz="4" w:space="0" w:color="auto"/>
+              <w:start w:val="single" w:sz="4" w:space="0" w:color="auto"/>
+              <w:end w:val="single" w:sz="4" w:space="0" w:color="auto"/>
+            </w:tcBorders>
           </w:tcPr>
           <w:p>
             <w:pPr>
@@ -8307,6 +8899,14 @@
           <w:tcPr>
             <w:tcW w:type="dxa" w:w="2041"/>
             <w:vAlign w:val="center"/>
+            <w:tcBorders>
+              <w:top w:val="single" w:sz="4" w:space="0" w:color="auto"/>
+              <w:bottom w:val="single" w:sz="4" w:space="0" w:color="auto"/>
+              <w:left w:val="single" w:sz="4" w:space="0" w:color="auto"/>
+              <w:right w:val="single" w:sz="4" w:space="0" w:color="auto"/>
+              <w:start w:val="single" w:sz="4" w:space="0" w:color="auto"/>
+              <w:end w:val="single" w:sz="4" w:space="0" w:color="auto"/>
+            </w:tcBorders>
           </w:tcPr>
           <w:p>
             <w:pPr>
@@ -8327,6 +8927,14 @@
           <w:tcPr>
             <w:tcW w:type="dxa" w:w="2041"/>
             <w:vAlign w:val="center"/>
+            <w:tcBorders>
+              <w:top w:val="single" w:sz="4" w:space="0" w:color="auto"/>
+              <w:bottom w:val="single" w:sz="4" w:space="0" w:color="auto"/>
+              <w:left w:val="single" w:sz="4" w:space="0" w:color="auto"/>
+              <w:right w:val="nil"/>
+              <w:start w:val="single" w:sz="4" w:space="0" w:color="auto"/>
+              <w:end w:val="nil"/>
+            </w:tcBorders>
           </w:tcPr>
           <w:p>
             <w:pPr>
@@ -8375,9 +8983,14 @@
     </w:p>
     <w:tbl>
       <w:tblPr>
-        <w:tblStyle w:val="af6"/>
         <w:tblW w:type="auto" w:w="0"/>
         <w:tblLook w:firstColumn="1" w:firstRow="1" w:lastColumn="0" w:lastRow="0" w:noHBand="0" w:noVBand="1" w:val="04A0"/>
+        <w:tblBorders>
+          <w:left w:val="nil"/>
+          <w:right w:val="nil"/>
+          <w:start w:val="nil"/>
+          <w:end w:val="nil"/>
+        </w:tblBorders>
       </w:tblPr>
       <w:tblGrid>
         <w:gridCol w:w="2041"/>
@@ -8390,6 +9003,14 @@
           <w:tcPr>
             <w:tcW w:type="dxa" w:w="2041"/>
             <w:vAlign w:val="center"/>
+            <w:tcBorders>
+              <w:top w:val="single" w:sz="4" w:space="0" w:color="auto"/>
+              <w:bottom w:val="single" w:sz="4" w:space="0" w:color="auto"/>
+              <w:left w:val="nil"/>
+              <w:right w:val="single" w:sz="4" w:space="0" w:color="auto"/>
+              <w:start w:val="nil"/>
+              <w:end w:val="single" w:sz="4" w:space="0" w:color="auto"/>
+            </w:tcBorders>
           </w:tcPr>
           <w:p>
             <w:pPr>
@@ -8410,6 +9031,14 @@
           <w:tcPr>
             <w:tcW w:type="dxa" w:w="2041"/>
             <w:vAlign w:val="center"/>
+            <w:tcBorders>
+              <w:top w:val="single" w:sz="4" w:space="0" w:color="auto"/>
+              <w:bottom w:val="single" w:sz="4" w:space="0" w:color="auto"/>
+              <w:left w:val="single" w:sz="4" w:space="0" w:color="auto"/>
+              <w:right w:val="single" w:sz="4" w:space="0" w:color="auto"/>
+              <w:start w:val="single" w:sz="4" w:space="0" w:color="auto"/>
+              <w:end w:val="single" w:sz="4" w:space="0" w:color="auto"/>
+            </w:tcBorders>
           </w:tcPr>
           <w:p>
             <w:pPr>
@@ -8430,6 +9059,14 @@
           <w:tcPr>
             <w:tcW w:type="dxa" w:w="2041"/>
             <w:vAlign w:val="center"/>
+            <w:tcBorders>
+              <w:top w:val="single" w:sz="4" w:space="0" w:color="auto"/>
+              <w:bottom w:val="single" w:sz="4" w:space="0" w:color="auto"/>
+              <w:left w:val="single" w:sz="4" w:space="0" w:color="auto"/>
+              <w:right w:val="single" w:sz="4" w:space="0" w:color="auto"/>
+              <w:start w:val="single" w:sz="4" w:space="0" w:color="auto"/>
+              <w:end w:val="single" w:sz="4" w:space="0" w:color="auto"/>
+            </w:tcBorders>
           </w:tcPr>
           <w:p>
             <w:pPr>
@@ -8450,6 +9087,14 @@
           <w:tcPr>
             <w:tcW w:type="dxa" w:w="2041"/>
             <w:vAlign w:val="center"/>
+            <w:tcBorders>
+              <w:top w:val="single" w:sz="4" w:space="0" w:color="auto"/>
+              <w:bottom w:val="single" w:sz="4" w:space="0" w:color="auto"/>
+              <w:left w:val="single" w:sz="4" w:space="0" w:color="auto"/>
+              <w:right w:val="nil"/>
+              <w:start w:val="single" w:sz="4" w:space="0" w:color="auto"/>
+              <w:end w:val="nil"/>
+            </w:tcBorders>
           </w:tcPr>
           <w:p>
             <w:pPr>
@@ -8472,6 +9117,14 @@
           <w:tcPr>
             <w:tcW w:type="dxa" w:w="2041"/>
             <w:vAlign w:val="center"/>
+            <w:tcBorders>
+              <w:top w:val="single" w:sz="4" w:space="0" w:color="auto"/>
+              <w:bottom w:val="single" w:sz="4" w:space="0" w:color="auto"/>
+              <w:left w:val="nil"/>
+              <w:right w:val="single" w:sz="4" w:space="0" w:color="auto"/>
+              <w:start w:val="nil"/>
+              <w:end w:val="single" w:sz="4" w:space="0" w:color="auto"/>
+            </w:tcBorders>
           </w:tcPr>
           <w:p>
             <w:pPr>
@@ -8492,6 +9145,14 @@
           <w:tcPr>
             <w:tcW w:type="dxa" w:w="2041"/>
             <w:vAlign w:val="center"/>
+            <w:tcBorders>
+              <w:top w:val="single" w:sz="4" w:space="0" w:color="auto"/>
+              <w:bottom w:val="single" w:sz="4" w:space="0" w:color="auto"/>
+              <w:left w:val="single" w:sz="4" w:space="0" w:color="auto"/>
+              <w:right w:val="single" w:sz="4" w:space="0" w:color="auto"/>
+              <w:start w:val="single" w:sz="4" w:space="0" w:color="auto"/>
+              <w:end w:val="single" w:sz="4" w:space="0" w:color="auto"/>
+            </w:tcBorders>
           </w:tcPr>
           <w:p>
             <w:pPr>
@@ -8512,6 +9173,14 @@
           <w:tcPr>
             <w:tcW w:type="dxa" w:w="2041"/>
             <w:vAlign w:val="center"/>
+            <w:tcBorders>
+              <w:top w:val="single" w:sz="4" w:space="0" w:color="auto"/>
+              <w:bottom w:val="single" w:sz="4" w:space="0" w:color="auto"/>
+              <w:left w:val="single" w:sz="4" w:space="0" w:color="auto"/>
+              <w:right w:val="single" w:sz="4" w:space="0" w:color="auto"/>
+              <w:start w:val="single" w:sz="4" w:space="0" w:color="auto"/>
+              <w:end w:val="single" w:sz="4" w:space="0" w:color="auto"/>
+            </w:tcBorders>
           </w:tcPr>
           <w:p>
             <w:pPr>
@@ -8532,6 +9201,14 @@
           <w:tcPr>
             <w:tcW w:type="dxa" w:w="2041"/>
             <w:vAlign w:val="center"/>
+            <w:tcBorders>
+              <w:top w:val="single" w:sz="4" w:space="0" w:color="auto"/>
+              <w:bottom w:val="single" w:sz="4" w:space="0" w:color="auto"/>
+              <w:left w:val="single" w:sz="4" w:space="0" w:color="auto"/>
+              <w:right w:val="nil"/>
+              <w:start w:val="single" w:sz="4" w:space="0" w:color="auto"/>
+              <w:end w:val="nil"/>
+            </w:tcBorders>
           </w:tcPr>
           <w:p>
             <w:pPr>
@@ -8554,6 +9231,14 @@
           <w:tcPr>
             <w:tcW w:type="dxa" w:w="2041"/>
             <w:vAlign w:val="center"/>
+            <w:tcBorders>
+              <w:top w:val="single" w:sz="4" w:space="0" w:color="auto"/>
+              <w:bottom w:val="single" w:sz="4" w:space="0" w:color="auto"/>
+              <w:left w:val="nil"/>
+              <w:right w:val="single" w:sz="4" w:space="0" w:color="auto"/>
+              <w:start w:val="nil"/>
+              <w:end w:val="single" w:sz="4" w:space="0" w:color="auto"/>
+            </w:tcBorders>
           </w:tcPr>
           <w:p>
             <w:pPr>
@@ -8574,6 +9259,14 @@
           <w:tcPr>
             <w:tcW w:type="dxa" w:w="2041"/>
             <w:vAlign w:val="center"/>
+            <w:tcBorders>
+              <w:top w:val="single" w:sz="4" w:space="0" w:color="auto"/>
+              <w:bottom w:val="single" w:sz="4" w:space="0" w:color="auto"/>
+              <w:left w:val="single" w:sz="4" w:space="0" w:color="auto"/>
+              <w:right w:val="single" w:sz="4" w:space="0" w:color="auto"/>
+              <w:start w:val="single" w:sz="4" w:space="0" w:color="auto"/>
+              <w:end w:val="single" w:sz="4" w:space="0" w:color="auto"/>
+            </w:tcBorders>
           </w:tcPr>
           <w:p>
             <w:pPr>
@@ -8594,6 +9287,14 @@
           <w:tcPr>
             <w:tcW w:type="dxa" w:w="2041"/>
             <w:vAlign w:val="center"/>
+            <w:tcBorders>
+              <w:top w:val="single" w:sz="4" w:space="0" w:color="auto"/>
+              <w:bottom w:val="single" w:sz="4" w:space="0" w:color="auto"/>
+              <w:left w:val="single" w:sz="4" w:space="0" w:color="auto"/>
+              <w:right w:val="single" w:sz="4" w:space="0" w:color="auto"/>
+              <w:start w:val="single" w:sz="4" w:space="0" w:color="auto"/>
+              <w:end w:val="single" w:sz="4" w:space="0" w:color="auto"/>
+            </w:tcBorders>
           </w:tcPr>
           <w:p>
             <w:pPr>
@@ -8614,6 +9315,14 @@
           <w:tcPr>
             <w:tcW w:type="dxa" w:w="2041"/>
             <w:vAlign w:val="center"/>
+            <w:tcBorders>
+              <w:top w:val="single" w:sz="4" w:space="0" w:color="auto"/>
+              <w:bottom w:val="single" w:sz="4" w:space="0" w:color="auto"/>
+              <w:left w:val="single" w:sz="4" w:space="0" w:color="auto"/>
+              <w:right w:val="nil"/>
+              <w:start w:val="single" w:sz="4" w:space="0" w:color="auto"/>
+              <w:end w:val="nil"/>
+            </w:tcBorders>
           </w:tcPr>
           <w:p>
             <w:pPr>
@@ -8636,6 +9345,14 @@
           <w:tcPr>
             <w:tcW w:type="dxa" w:w="2041"/>
             <w:vAlign w:val="center"/>
+            <w:tcBorders>
+              <w:top w:val="single" w:sz="4" w:space="0" w:color="auto"/>
+              <w:bottom w:val="single" w:sz="4" w:space="0" w:color="auto"/>
+              <w:left w:val="nil"/>
+              <w:right w:val="single" w:sz="4" w:space="0" w:color="auto"/>
+              <w:start w:val="nil"/>
+              <w:end w:val="single" w:sz="4" w:space="0" w:color="auto"/>
+            </w:tcBorders>
           </w:tcPr>
           <w:p>
             <w:pPr>
@@ -8656,6 +9373,14 @@
           <w:tcPr>
             <w:tcW w:type="dxa" w:w="2041"/>
             <w:vAlign w:val="center"/>
+            <w:tcBorders>
+              <w:top w:val="single" w:sz="4" w:space="0" w:color="auto"/>
+              <w:bottom w:val="single" w:sz="4" w:space="0" w:color="auto"/>
+              <w:left w:val="single" w:sz="4" w:space="0" w:color="auto"/>
+              <w:right w:val="single" w:sz="4" w:space="0" w:color="auto"/>
+              <w:start w:val="single" w:sz="4" w:space="0" w:color="auto"/>
+              <w:end w:val="single" w:sz="4" w:space="0" w:color="auto"/>
+            </w:tcBorders>
           </w:tcPr>
           <w:p>
             <w:pPr>
@@ -8676,6 +9401,14 @@
           <w:tcPr>
             <w:tcW w:type="dxa" w:w="2041"/>
             <w:vAlign w:val="center"/>
+            <w:tcBorders>
+              <w:top w:val="single" w:sz="4" w:space="0" w:color="auto"/>
+              <w:bottom w:val="single" w:sz="4" w:space="0" w:color="auto"/>
+              <w:left w:val="single" w:sz="4" w:space="0" w:color="auto"/>
+              <w:right w:val="single" w:sz="4" w:space="0" w:color="auto"/>
+              <w:start w:val="single" w:sz="4" w:space="0" w:color="auto"/>
+              <w:end w:val="single" w:sz="4" w:space="0" w:color="auto"/>
+            </w:tcBorders>
           </w:tcPr>
           <w:p>
             <w:pPr>
@@ -8696,6 +9429,14 @@
           <w:tcPr>
             <w:tcW w:type="dxa" w:w="2041"/>
             <w:vAlign w:val="center"/>
+            <w:tcBorders>
+              <w:top w:val="single" w:sz="4" w:space="0" w:color="auto"/>
+              <w:bottom w:val="single" w:sz="4" w:space="0" w:color="auto"/>
+              <w:left w:val="single" w:sz="4" w:space="0" w:color="auto"/>
+              <w:right w:val="nil"/>
+              <w:start w:val="single" w:sz="4" w:space="0" w:color="auto"/>
+              <w:end w:val="nil"/>
+            </w:tcBorders>
           </w:tcPr>
           <w:p>
             <w:pPr>
@@ -8718,6 +9459,14 @@
           <w:tcPr>
             <w:tcW w:type="dxa" w:w="2041"/>
             <w:vAlign w:val="center"/>
+            <w:tcBorders>
+              <w:top w:val="single" w:sz="4" w:space="0" w:color="auto"/>
+              <w:bottom w:val="single" w:sz="4" w:space="0" w:color="auto"/>
+              <w:left w:val="nil"/>
+              <w:right w:val="single" w:sz="4" w:space="0" w:color="auto"/>
+              <w:start w:val="nil"/>
+              <w:end w:val="single" w:sz="4" w:space="0" w:color="auto"/>
+            </w:tcBorders>
           </w:tcPr>
           <w:p>
             <w:pPr>
@@ -8738,6 +9487,14 @@
           <w:tcPr>
             <w:tcW w:type="dxa" w:w="2041"/>
             <w:vAlign w:val="center"/>
+            <w:tcBorders>
+              <w:top w:val="single" w:sz="4" w:space="0" w:color="auto"/>
+              <w:bottom w:val="single" w:sz="4" w:space="0" w:color="auto"/>
+              <w:left w:val="single" w:sz="4" w:space="0" w:color="auto"/>
+              <w:right w:val="single" w:sz="4" w:space="0" w:color="auto"/>
+              <w:start w:val="single" w:sz="4" w:space="0" w:color="auto"/>
+              <w:end w:val="single" w:sz="4" w:space="0" w:color="auto"/>
+            </w:tcBorders>
           </w:tcPr>
           <w:p>
             <w:pPr>
@@ -8758,6 +9515,14 @@
           <w:tcPr>
             <w:tcW w:type="dxa" w:w="2041"/>
             <w:vAlign w:val="center"/>
+            <w:tcBorders>
+              <w:top w:val="single" w:sz="4" w:space="0" w:color="auto"/>
+              <w:bottom w:val="single" w:sz="4" w:space="0" w:color="auto"/>
+              <w:left w:val="single" w:sz="4" w:space="0" w:color="auto"/>
+              <w:right w:val="single" w:sz="4" w:space="0" w:color="auto"/>
+              <w:start w:val="single" w:sz="4" w:space="0" w:color="auto"/>
+              <w:end w:val="single" w:sz="4" w:space="0" w:color="auto"/>
+            </w:tcBorders>
           </w:tcPr>
           <w:p>
             <w:pPr>
@@ -8778,6 +9543,14 @@
           <w:tcPr>
             <w:tcW w:type="dxa" w:w="2041"/>
             <w:vAlign w:val="center"/>
+            <w:tcBorders>
+              <w:top w:val="single" w:sz="4" w:space="0" w:color="auto"/>
+              <w:bottom w:val="single" w:sz="4" w:space="0" w:color="auto"/>
+              <w:left w:val="single" w:sz="4" w:space="0" w:color="auto"/>
+              <w:right w:val="nil"/>
+              <w:start w:val="single" w:sz="4" w:space="0" w:color="auto"/>
+              <w:end w:val="nil"/>
+            </w:tcBorders>
           </w:tcPr>
           <w:p>
             <w:pPr>
@@ -8800,6 +9573,14 @@
           <w:tcPr>
             <w:tcW w:type="dxa" w:w="2041"/>
             <w:vAlign w:val="center"/>
+            <w:tcBorders>
+              <w:top w:val="single" w:sz="4" w:space="0" w:color="auto"/>
+              <w:bottom w:val="single" w:sz="4" w:space="0" w:color="auto"/>
+              <w:left w:val="nil"/>
+              <w:right w:val="single" w:sz="4" w:space="0" w:color="auto"/>
+              <w:start w:val="nil"/>
+              <w:end w:val="single" w:sz="4" w:space="0" w:color="auto"/>
+            </w:tcBorders>
           </w:tcPr>
           <w:p>
             <w:pPr>
@@ -8820,6 +9601,14 @@
           <w:tcPr>
             <w:tcW w:type="dxa" w:w="2041"/>
             <w:vAlign w:val="center"/>
+            <w:tcBorders>
+              <w:top w:val="single" w:sz="4" w:space="0" w:color="auto"/>
+              <w:bottom w:val="single" w:sz="4" w:space="0" w:color="auto"/>
+              <w:left w:val="single" w:sz="4" w:space="0" w:color="auto"/>
+              <w:right w:val="single" w:sz="4" w:space="0" w:color="auto"/>
+              <w:start w:val="single" w:sz="4" w:space="0" w:color="auto"/>
+              <w:end w:val="single" w:sz="4" w:space="0" w:color="auto"/>
+            </w:tcBorders>
           </w:tcPr>
           <w:p>
             <w:pPr>
@@ -8840,6 +9629,14 @@
           <w:tcPr>
             <w:tcW w:type="dxa" w:w="2041"/>
             <w:vAlign w:val="center"/>
+            <w:tcBorders>
+              <w:top w:val="single" w:sz="4" w:space="0" w:color="auto"/>
+              <w:bottom w:val="single" w:sz="4" w:space="0" w:color="auto"/>
+              <w:left w:val="single" w:sz="4" w:space="0" w:color="auto"/>
+              <w:right w:val="single" w:sz="4" w:space="0" w:color="auto"/>
+              <w:start w:val="single" w:sz="4" w:space="0" w:color="auto"/>
+              <w:end w:val="single" w:sz="4" w:space="0" w:color="auto"/>
+            </w:tcBorders>
           </w:tcPr>
           <w:p>
             <w:pPr>
@@ -8860,6 +9657,14 @@
           <w:tcPr>
             <w:tcW w:type="dxa" w:w="2041"/>
             <w:vAlign w:val="center"/>
+            <w:tcBorders>
+              <w:top w:val="single" w:sz="4" w:space="0" w:color="auto"/>
+              <w:bottom w:val="single" w:sz="4" w:space="0" w:color="auto"/>
+              <w:left w:val="single" w:sz="4" w:space="0" w:color="auto"/>
+              <w:right w:val="nil"/>
+              <w:start w:val="single" w:sz="4" w:space="0" w:color="auto"/>
+              <w:end w:val="nil"/>
+            </w:tcBorders>
           </w:tcPr>
           <w:p>
             <w:pPr>
@@ -8908,9 +9713,14 @@
     </w:p>
     <w:tbl>
       <w:tblPr>
-        <w:tblStyle w:val="af6"/>
         <w:tblW w:type="auto" w:w="0"/>
         <w:tblLook w:firstColumn="1" w:firstRow="1" w:lastColumn="0" w:lastRow="0" w:noHBand="0" w:noVBand="1" w:val="04A0"/>
+        <w:tblBorders>
+          <w:left w:val="nil"/>
+          <w:right w:val="nil"/>
+          <w:start w:val="nil"/>
+          <w:end w:val="nil"/>
+        </w:tblBorders>
       </w:tblPr>
       <w:tblGrid>
         <w:gridCol w:w="2041"/>
@@ -8923,6 +9733,14 @@
           <w:tcPr>
             <w:tcW w:type="dxa" w:w="2041"/>
             <w:vAlign w:val="center"/>
+            <w:tcBorders>
+              <w:top w:val="single" w:sz="4" w:space="0" w:color="auto"/>
+              <w:bottom w:val="single" w:sz="4" w:space="0" w:color="auto"/>
+              <w:left w:val="nil"/>
+              <w:right w:val="single" w:sz="4" w:space="0" w:color="auto"/>
+              <w:start w:val="nil"/>
+              <w:end w:val="single" w:sz="4" w:space="0" w:color="auto"/>
+            </w:tcBorders>
           </w:tcPr>
           <w:p>
             <w:pPr>
@@ -8943,6 +9761,14 @@
           <w:tcPr>
             <w:tcW w:type="dxa" w:w="2041"/>
             <w:vAlign w:val="center"/>
+            <w:tcBorders>
+              <w:top w:val="single" w:sz="4" w:space="0" w:color="auto"/>
+              <w:bottom w:val="single" w:sz="4" w:space="0" w:color="auto"/>
+              <w:left w:val="single" w:sz="4" w:space="0" w:color="auto"/>
+              <w:right w:val="single" w:sz="4" w:space="0" w:color="auto"/>
+              <w:start w:val="single" w:sz="4" w:space="0" w:color="auto"/>
+              <w:end w:val="single" w:sz="4" w:space="0" w:color="auto"/>
+            </w:tcBorders>
           </w:tcPr>
           <w:p>
             <w:pPr>
@@ -8963,6 +9789,14 @@
           <w:tcPr>
             <w:tcW w:type="dxa" w:w="2041"/>
             <w:vAlign w:val="center"/>
+            <w:tcBorders>
+              <w:top w:val="single" w:sz="4" w:space="0" w:color="auto"/>
+              <w:bottom w:val="single" w:sz="4" w:space="0" w:color="auto"/>
+              <w:left w:val="single" w:sz="4" w:space="0" w:color="auto"/>
+              <w:right w:val="single" w:sz="4" w:space="0" w:color="auto"/>
+              <w:start w:val="single" w:sz="4" w:space="0" w:color="auto"/>
+              <w:end w:val="single" w:sz="4" w:space="0" w:color="auto"/>
+            </w:tcBorders>
           </w:tcPr>
           <w:p>
             <w:pPr>
@@ -8983,6 +9817,14 @@
           <w:tcPr>
             <w:tcW w:type="dxa" w:w="2041"/>
             <w:vAlign w:val="center"/>
+            <w:tcBorders>
+              <w:top w:val="single" w:sz="4" w:space="0" w:color="auto"/>
+              <w:bottom w:val="single" w:sz="4" w:space="0" w:color="auto"/>
+              <w:left w:val="single" w:sz="4" w:space="0" w:color="auto"/>
+              <w:right w:val="nil"/>
+              <w:start w:val="single" w:sz="4" w:space="0" w:color="auto"/>
+              <w:end w:val="nil"/>
+            </w:tcBorders>
           </w:tcPr>
           <w:p>
             <w:pPr>
@@ -9005,6 +9847,14 @@
           <w:tcPr>
             <w:tcW w:type="dxa" w:w="2041"/>
             <w:vAlign w:val="center"/>
+            <w:tcBorders>
+              <w:top w:val="single" w:sz="4" w:space="0" w:color="auto"/>
+              <w:bottom w:val="single" w:sz="4" w:space="0" w:color="auto"/>
+              <w:left w:val="nil"/>
+              <w:right w:val="single" w:sz="4" w:space="0" w:color="auto"/>
+              <w:start w:val="nil"/>
+              <w:end w:val="single" w:sz="4" w:space="0" w:color="auto"/>
+            </w:tcBorders>
           </w:tcPr>
           <w:p>
             <w:pPr>
@@ -9025,6 +9875,14 @@
           <w:tcPr>
             <w:tcW w:type="dxa" w:w="2041"/>
             <w:vAlign w:val="center"/>
+            <w:tcBorders>
+              <w:top w:val="single" w:sz="4" w:space="0" w:color="auto"/>
+              <w:bottom w:val="single" w:sz="4" w:space="0" w:color="auto"/>
+              <w:left w:val="single" w:sz="4" w:space="0" w:color="auto"/>
+              <w:right w:val="single" w:sz="4" w:space="0" w:color="auto"/>
+              <w:start w:val="single" w:sz="4" w:space="0" w:color="auto"/>
+              <w:end w:val="single" w:sz="4" w:space="0" w:color="auto"/>
+            </w:tcBorders>
           </w:tcPr>
           <w:p>
             <w:pPr>
@@ -9045,6 +9903,14 @@
           <w:tcPr>
             <w:tcW w:type="dxa" w:w="2041"/>
             <w:vAlign w:val="center"/>
+            <w:tcBorders>
+              <w:top w:val="single" w:sz="4" w:space="0" w:color="auto"/>
+              <w:bottom w:val="single" w:sz="4" w:space="0" w:color="auto"/>
+              <w:left w:val="single" w:sz="4" w:space="0" w:color="auto"/>
+              <w:right w:val="single" w:sz="4" w:space="0" w:color="auto"/>
+              <w:start w:val="single" w:sz="4" w:space="0" w:color="auto"/>
+              <w:end w:val="single" w:sz="4" w:space="0" w:color="auto"/>
+            </w:tcBorders>
           </w:tcPr>
           <w:p>
             <w:pPr>
@@ -9065,6 +9931,14 @@
           <w:tcPr>
             <w:tcW w:type="dxa" w:w="2041"/>
             <w:vAlign w:val="center"/>
+            <w:tcBorders>
+              <w:top w:val="single" w:sz="4" w:space="0" w:color="auto"/>
+              <w:bottom w:val="single" w:sz="4" w:space="0" w:color="auto"/>
+              <w:left w:val="single" w:sz="4" w:space="0" w:color="auto"/>
+              <w:right w:val="nil"/>
+              <w:start w:val="single" w:sz="4" w:space="0" w:color="auto"/>
+              <w:end w:val="nil"/>
+            </w:tcBorders>
           </w:tcPr>
           <w:p>
             <w:pPr>
@@ -9087,6 +9961,14 @@
           <w:tcPr>
             <w:tcW w:type="dxa" w:w="2041"/>
             <w:vAlign w:val="center"/>
+            <w:tcBorders>
+              <w:top w:val="single" w:sz="4" w:space="0" w:color="auto"/>
+              <w:bottom w:val="single" w:sz="4" w:space="0" w:color="auto"/>
+              <w:left w:val="nil"/>
+              <w:right w:val="single" w:sz="4" w:space="0" w:color="auto"/>
+              <w:start w:val="nil"/>
+              <w:end w:val="single" w:sz="4" w:space="0" w:color="auto"/>
+            </w:tcBorders>
           </w:tcPr>
           <w:p>
             <w:pPr>
@@ -9107,6 +9989,14 @@
           <w:tcPr>
             <w:tcW w:type="dxa" w:w="2041"/>
             <w:vAlign w:val="center"/>
+            <w:tcBorders>
+              <w:top w:val="single" w:sz="4" w:space="0" w:color="auto"/>
+              <w:bottom w:val="single" w:sz="4" w:space="0" w:color="auto"/>
+              <w:left w:val="single" w:sz="4" w:space="0" w:color="auto"/>
+              <w:right w:val="single" w:sz="4" w:space="0" w:color="auto"/>
+              <w:start w:val="single" w:sz="4" w:space="0" w:color="auto"/>
+              <w:end w:val="single" w:sz="4" w:space="0" w:color="auto"/>
+            </w:tcBorders>
           </w:tcPr>
           <w:p>
             <w:pPr>
@@ -9127,6 +10017,14 @@
           <w:tcPr>
             <w:tcW w:type="dxa" w:w="2041"/>
             <w:vAlign w:val="center"/>
+            <w:tcBorders>
+              <w:top w:val="single" w:sz="4" w:space="0" w:color="auto"/>
+              <w:bottom w:val="single" w:sz="4" w:space="0" w:color="auto"/>
+              <w:left w:val="single" w:sz="4" w:space="0" w:color="auto"/>
+              <w:right w:val="single" w:sz="4" w:space="0" w:color="auto"/>
+              <w:start w:val="single" w:sz="4" w:space="0" w:color="auto"/>
+              <w:end w:val="single" w:sz="4" w:space="0" w:color="auto"/>
+            </w:tcBorders>
           </w:tcPr>
           <w:p>
             <w:pPr>
@@ -9147,6 +10045,14 @@
           <w:tcPr>
             <w:tcW w:type="dxa" w:w="2041"/>
             <w:vAlign w:val="center"/>
+            <w:tcBorders>
+              <w:top w:val="single" w:sz="4" w:space="0" w:color="auto"/>
+              <w:bottom w:val="single" w:sz="4" w:space="0" w:color="auto"/>
+              <w:left w:val="single" w:sz="4" w:space="0" w:color="auto"/>
+              <w:right w:val="nil"/>
+              <w:start w:val="single" w:sz="4" w:space="0" w:color="auto"/>
+              <w:end w:val="nil"/>
+            </w:tcBorders>
           </w:tcPr>
           <w:p>
             <w:pPr>
@@ -9169,6 +10075,14 @@
           <w:tcPr>
             <w:tcW w:type="dxa" w:w="2041"/>
             <w:vAlign w:val="center"/>
+            <w:tcBorders>
+              <w:top w:val="single" w:sz="4" w:space="0" w:color="auto"/>
+              <w:bottom w:val="single" w:sz="4" w:space="0" w:color="auto"/>
+              <w:left w:val="nil"/>
+              <w:right w:val="single" w:sz="4" w:space="0" w:color="auto"/>
+              <w:start w:val="nil"/>
+              <w:end w:val="single" w:sz="4" w:space="0" w:color="auto"/>
+            </w:tcBorders>
           </w:tcPr>
           <w:p>
             <w:pPr>
@@ -9189,6 +10103,14 @@
           <w:tcPr>
             <w:tcW w:type="dxa" w:w="2041"/>
             <w:vAlign w:val="center"/>
+            <w:tcBorders>
+              <w:top w:val="single" w:sz="4" w:space="0" w:color="auto"/>
+              <w:bottom w:val="single" w:sz="4" w:space="0" w:color="auto"/>
+              <w:left w:val="single" w:sz="4" w:space="0" w:color="auto"/>
+              <w:right w:val="single" w:sz="4" w:space="0" w:color="auto"/>
+              <w:start w:val="single" w:sz="4" w:space="0" w:color="auto"/>
+              <w:end w:val="single" w:sz="4" w:space="0" w:color="auto"/>
+            </w:tcBorders>
           </w:tcPr>
           <w:p>
             <w:pPr>
@@ -9209,6 +10131,14 @@
           <w:tcPr>
             <w:tcW w:type="dxa" w:w="2041"/>
             <w:vAlign w:val="center"/>
+            <w:tcBorders>
+              <w:top w:val="single" w:sz="4" w:space="0" w:color="auto"/>
+              <w:bottom w:val="single" w:sz="4" w:space="0" w:color="auto"/>
+              <w:left w:val="single" w:sz="4" w:space="0" w:color="auto"/>
+              <w:right w:val="single" w:sz="4" w:space="0" w:color="auto"/>
+              <w:start w:val="single" w:sz="4" w:space="0" w:color="auto"/>
+              <w:end w:val="single" w:sz="4" w:space="0" w:color="auto"/>
+            </w:tcBorders>
           </w:tcPr>
           <w:p>
             <w:pPr>
@@ -9229,6 +10159,14 @@
           <w:tcPr>
             <w:tcW w:type="dxa" w:w="2041"/>
             <w:vAlign w:val="center"/>
+            <w:tcBorders>
+              <w:top w:val="single" w:sz="4" w:space="0" w:color="auto"/>
+              <w:bottom w:val="single" w:sz="4" w:space="0" w:color="auto"/>
+              <w:left w:val="single" w:sz="4" w:space="0" w:color="auto"/>
+              <w:right w:val="nil"/>
+              <w:start w:val="single" w:sz="4" w:space="0" w:color="auto"/>
+              <w:end w:val="nil"/>
+            </w:tcBorders>
           </w:tcPr>
           <w:p>
             <w:pPr>
@@ -9251,6 +10189,14 @@
           <w:tcPr>
             <w:tcW w:type="dxa" w:w="2041"/>
             <w:vAlign w:val="center"/>
+            <w:tcBorders>
+              <w:top w:val="single" w:sz="4" w:space="0" w:color="auto"/>
+              <w:bottom w:val="single" w:sz="4" w:space="0" w:color="auto"/>
+              <w:left w:val="nil"/>
+              <w:right w:val="single" w:sz="4" w:space="0" w:color="auto"/>
+              <w:start w:val="nil"/>
+              <w:end w:val="single" w:sz="4" w:space="0" w:color="auto"/>
+            </w:tcBorders>
           </w:tcPr>
           <w:p>
             <w:pPr>
@@ -9271,6 +10217,14 @@
           <w:tcPr>
             <w:tcW w:type="dxa" w:w="2041"/>
             <w:vAlign w:val="center"/>
+            <w:tcBorders>
+              <w:top w:val="single" w:sz="4" w:space="0" w:color="auto"/>
+              <w:bottom w:val="single" w:sz="4" w:space="0" w:color="auto"/>
+              <w:left w:val="single" w:sz="4" w:space="0" w:color="auto"/>
+              <w:right w:val="single" w:sz="4" w:space="0" w:color="auto"/>
+              <w:start w:val="single" w:sz="4" w:space="0" w:color="auto"/>
+              <w:end w:val="single" w:sz="4" w:space="0" w:color="auto"/>
+            </w:tcBorders>
           </w:tcPr>
           <w:p>
             <w:pPr>
@@ -9291,6 +10245,14 @@
           <w:tcPr>
             <w:tcW w:type="dxa" w:w="2041"/>
             <w:vAlign w:val="center"/>
+            <w:tcBorders>
+              <w:top w:val="single" w:sz="4" w:space="0" w:color="auto"/>
+              <w:bottom w:val="single" w:sz="4" w:space="0" w:color="auto"/>
+              <w:left w:val="single" w:sz="4" w:space="0" w:color="auto"/>
+              <w:right w:val="single" w:sz="4" w:space="0" w:color="auto"/>
+              <w:start w:val="single" w:sz="4" w:space="0" w:color="auto"/>
+              <w:end w:val="single" w:sz="4" w:space="0" w:color="auto"/>
+            </w:tcBorders>
           </w:tcPr>
           <w:p>
             <w:pPr>
@@ -9311,6 +10273,14 @@
           <w:tcPr>
             <w:tcW w:type="dxa" w:w="2041"/>
             <w:vAlign w:val="center"/>
+            <w:tcBorders>
+              <w:top w:val="single" w:sz="4" w:space="0" w:color="auto"/>
+              <w:bottom w:val="single" w:sz="4" w:space="0" w:color="auto"/>
+              <w:left w:val="single" w:sz="4" w:space="0" w:color="auto"/>
+              <w:right w:val="nil"/>
+              <w:start w:val="single" w:sz="4" w:space="0" w:color="auto"/>
+              <w:end w:val="nil"/>
+            </w:tcBorders>
           </w:tcPr>
           <w:p>
             <w:pPr>
@@ -9333,6 +10303,14 @@
           <w:tcPr>
             <w:tcW w:type="dxa" w:w="2041"/>
             <w:vAlign w:val="center"/>
+            <w:tcBorders>
+              <w:top w:val="single" w:sz="4" w:space="0" w:color="auto"/>
+              <w:bottom w:val="single" w:sz="4" w:space="0" w:color="auto"/>
+              <w:left w:val="nil"/>
+              <w:right w:val="single" w:sz="4" w:space="0" w:color="auto"/>
+              <w:start w:val="nil"/>
+              <w:end w:val="single" w:sz="4" w:space="0" w:color="auto"/>
+            </w:tcBorders>
           </w:tcPr>
           <w:p>
             <w:pPr>
@@ -9353,6 +10331,14 @@
           <w:tcPr>
             <w:tcW w:type="dxa" w:w="2041"/>
             <w:vAlign w:val="center"/>
+            <w:tcBorders>
+              <w:top w:val="single" w:sz="4" w:space="0" w:color="auto"/>
+              <w:bottom w:val="single" w:sz="4" w:space="0" w:color="auto"/>
+              <w:left w:val="single" w:sz="4" w:space="0" w:color="auto"/>
+              <w:right w:val="single" w:sz="4" w:space="0" w:color="auto"/>
+              <w:start w:val="single" w:sz="4" w:space="0" w:color="auto"/>
+              <w:end w:val="single" w:sz="4" w:space="0" w:color="auto"/>
+            </w:tcBorders>
           </w:tcPr>
           <w:p>
             <w:pPr>
@@ -9373,6 +10359,14 @@
           <w:tcPr>
             <w:tcW w:type="dxa" w:w="2041"/>
             <w:vAlign w:val="center"/>
+            <w:tcBorders>
+              <w:top w:val="single" w:sz="4" w:space="0" w:color="auto"/>
+              <w:bottom w:val="single" w:sz="4" w:space="0" w:color="auto"/>
+              <w:left w:val="single" w:sz="4" w:space="0" w:color="auto"/>
+              <w:right w:val="single" w:sz="4" w:space="0" w:color="auto"/>
+              <w:start w:val="single" w:sz="4" w:space="0" w:color="auto"/>
+              <w:end w:val="single" w:sz="4" w:space="0" w:color="auto"/>
+            </w:tcBorders>
           </w:tcPr>
           <w:p>
             <w:pPr>
@@ -9393,6 +10387,14 @@
           <w:tcPr>
             <w:tcW w:type="dxa" w:w="2041"/>
             <w:vAlign w:val="center"/>
+            <w:tcBorders>
+              <w:top w:val="single" w:sz="4" w:space="0" w:color="auto"/>
+              <w:bottom w:val="single" w:sz="4" w:space="0" w:color="auto"/>
+              <w:left w:val="single" w:sz="4" w:space="0" w:color="auto"/>
+              <w:right w:val="nil"/>
+              <w:start w:val="single" w:sz="4" w:space="0" w:color="auto"/>
+              <w:end w:val="nil"/>
+            </w:tcBorders>
           </w:tcPr>
           <w:p>
             <w:pPr>
@@ -9441,9 +10443,14 @@
     </w:p>
     <w:tbl>
       <w:tblPr>
-        <w:tblStyle w:val="af6"/>
         <w:tblW w:type="auto" w:w="0"/>
         <w:tblLook w:firstColumn="1" w:firstRow="1" w:lastColumn="0" w:lastRow="0" w:noHBand="0" w:noVBand="1" w:val="04A0"/>
+        <w:tblBorders>
+          <w:left w:val="nil"/>
+          <w:right w:val="nil"/>
+          <w:start w:val="nil"/>
+          <w:end w:val="nil"/>
+        </w:tblBorders>
       </w:tblPr>
       <w:tblGrid>
         <w:gridCol w:w="2041"/>
@@ -9456,6 +10463,14 @@
           <w:tcPr>
             <w:tcW w:type="dxa" w:w="2041"/>
             <w:vAlign w:val="center"/>
+            <w:tcBorders>
+              <w:top w:val="single" w:sz="4" w:space="0" w:color="auto"/>
+              <w:bottom w:val="single" w:sz="4" w:space="0" w:color="auto"/>
+              <w:left w:val="nil"/>
+              <w:right w:val="single" w:sz="4" w:space="0" w:color="auto"/>
+              <w:start w:val="nil"/>
+              <w:end w:val="single" w:sz="4" w:space="0" w:color="auto"/>
+            </w:tcBorders>
           </w:tcPr>
           <w:p>
             <w:pPr>
@@ -9476,6 +10491,14 @@
           <w:tcPr>
             <w:tcW w:type="dxa" w:w="2041"/>
             <w:vAlign w:val="center"/>
+            <w:tcBorders>
+              <w:top w:val="single" w:sz="4" w:space="0" w:color="auto"/>
+              <w:bottom w:val="single" w:sz="4" w:space="0" w:color="auto"/>
+              <w:left w:val="single" w:sz="4" w:space="0" w:color="auto"/>
+              <w:right w:val="single" w:sz="4" w:space="0" w:color="auto"/>
+              <w:start w:val="single" w:sz="4" w:space="0" w:color="auto"/>
+              <w:end w:val="single" w:sz="4" w:space="0" w:color="auto"/>
+            </w:tcBorders>
           </w:tcPr>
           <w:p>
             <w:pPr>
@@ -9496,6 +10519,14 @@
           <w:tcPr>
             <w:tcW w:type="dxa" w:w="2041"/>
             <w:vAlign w:val="center"/>
+            <w:tcBorders>
+              <w:top w:val="single" w:sz="4" w:space="0" w:color="auto"/>
+              <w:bottom w:val="single" w:sz="4" w:space="0" w:color="auto"/>
+              <w:left w:val="single" w:sz="4" w:space="0" w:color="auto"/>
+              <w:right w:val="single" w:sz="4" w:space="0" w:color="auto"/>
+              <w:start w:val="single" w:sz="4" w:space="0" w:color="auto"/>
+              <w:end w:val="single" w:sz="4" w:space="0" w:color="auto"/>
+            </w:tcBorders>
           </w:tcPr>
           <w:p>
             <w:pPr>
@@ -9516,6 +10547,14 @@
           <w:tcPr>
             <w:tcW w:type="dxa" w:w="2041"/>
             <w:vAlign w:val="center"/>
+            <w:tcBorders>
+              <w:top w:val="single" w:sz="4" w:space="0" w:color="auto"/>
+              <w:bottom w:val="single" w:sz="4" w:space="0" w:color="auto"/>
+              <w:left w:val="single" w:sz="4" w:space="0" w:color="auto"/>
+              <w:right w:val="nil"/>
+              <w:start w:val="single" w:sz="4" w:space="0" w:color="auto"/>
+              <w:end w:val="nil"/>
+            </w:tcBorders>
           </w:tcPr>
           <w:p>
             <w:pPr>
@@ -9538,6 +10577,14 @@
           <w:tcPr>
             <w:tcW w:type="dxa" w:w="2041"/>
             <w:vAlign w:val="center"/>
+            <w:tcBorders>
+              <w:top w:val="single" w:sz="4" w:space="0" w:color="auto"/>
+              <w:bottom w:val="single" w:sz="4" w:space="0" w:color="auto"/>
+              <w:left w:val="nil"/>
+              <w:right w:val="single" w:sz="4" w:space="0" w:color="auto"/>
+              <w:start w:val="nil"/>
+              <w:end w:val="single" w:sz="4" w:space="0" w:color="auto"/>
+            </w:tcBorders>
           </w:tcPr>
           <w:p>
             <w:pPr>
@@ -9558,6 +10605,14 @@
           <w:tcPr>
             <w:tcW w:type="dxa" w:w="2041"/>
             <w:vAlign w:val="center"/>
+            <w:tcBorders>
+              <w:top w:val="single" w:sz="4" w:space="0" w:color="auto"/>
+              <w:bottom w:val="single" w:sz="4" w:space="0" w:color="auto"/>
+              <w:left w:val="single" w:sz="4" w:space="0" w:color="auto"/>
+              <w:right w:val="single" w:sz="4" w:space="0" w:color="auto"/>
+              <w:start w:val="single" w:sz="4" w:space="0" w:color="auto"/>
+              <w:end w:val="single" w:sz="4" w:space="0" w:color="auto"/>
+            </w:tcBorders>
           </w:tcPr>
           <w:p>
             <w:pPr>
@@ -9578,6 +10633,14 @@
           <w:tcPr>
             <w:tcW w:type="dxa" w:w="2041"/>
             <w:vAlign w:val="center"/>
+            <w:tcBorders>
+              <w:top w:val="single" w:sz="4" w:space="0" w:color="auto"/>
+              <w:bottom w:val="single" w:sz="4" w:space="0" w:color="auto"/>
+              <w:left w:val="single" w:sz="4" w:space="0" w:color="auto"/>
+              <w:right w:val="single" w:sz="4" w:space="0" w:color="auto"/>
+              <w:start w:val="single" w:sz="4" w:space="0" w:color="auto"/>
+              <w:end w:val="single" w:sz="4" w:space="0" w:color="auto"/>
+            </w:tcBorders>
           </w:tcPr>
           <w:p>
             <w:pPr>
@@ -9598,6 +10661,14 @@
           <w:tcPr>
             <w:tcW w:type="dxa" w:w="2041"/>
             <w:vAlign w:val="center"/>
+            <w:tcBorders>
+              <w:top w:val="single" w:sz="4" w:space="0" w:color="auto"/>
+              <w:bottom w:val="single" w:sz="4" w:space="0" w:color="auto"/>
+              <w:left w:val="single" w:sz="4" w:space="0" w:color="auto"/>
+              <w:right w:val="nil"/>
+              <w:start w:val="single" w:sz="4" w:space="0" w:color="auto"/>
+              <w:end w:val="nil"/>
+            </w:tcBorders>
           </w:tcPr>
           <w:p>
             <w:pPr>
@@ -9620,6 +10691,14 @@
           <w:tcPr>
             <w:tcW w:type="dxa" w:w="2041"/>
             <w:vAlign w:val="center"/>
+            <w:tcBorders>
+              <w:top w:val="single" w:sz="4" w:space="0" w:color="auto"/>
+              <w:bottom w:val="single" w:sz="4" w:space="0" w:color="auto"/>
+              <w:left w:val="nil"/>
+              <w:right w:val="single" w:sz="4" w:space="0" w:color="auto"/>
+              <w:start w:val="nil"/>
+              <w:end w:val="single" w:sz="4" w:space="0" w:color="auto"/>
+            </w:tcBorders>
           </w:tcPr>
           <w:p>
             <w:pPr>
@@ -9640,6 +10719,14 @@
           <w:tcPr>
             <w:tcW w:type="dxa" w:w="2041"/>
             <w:vAlign w:val="center"/>
+            <w:tcBorders>
+              <w:top w:val="single" w:sz="4" w:space="0" w:color="auto"/>
+              <w:bottom w:val="single" w:sz="4" w:space="0" w:color="auto"/>
+              <w:left w:val="single" w:sz="4" w:space="0" w:color="auto"/>
+              <w:right w:val="single" w:sz="4" w:space="0" w:color="auto"/>
+              <w:start w:val="single" w:sz="4" w:space="0" w:color="auto"/>
+              <w:end w:val="single" w:sz="4" w:space="0" w:color="auto"/>
+            </w:tcBorders>
           </w:tcPr>
           <w:p>
             <w:pPr>
@@ -9660,6 +10747,14 @@
           <w:tcPr>
             <w:tcW w:type="dxa" w:w="2041"/>
             <w:vAlign w:val="center"/>
+            <w:tcBorders>
+              <w:top w:val="single" w:sz="4" w:space="0" w:color="auto"/>
+              <w:bottom w:val="single" w:sz="4" w:space="0" w:color="auto"/>
+              <w:left w:val="single" w:sz="4" w:space="0" w:color="auto"/>
+              <w:right w:val="single" w:sz="4" w:space="0" w:color="auto"/>
+              <w:start w:val="single" w:sz="4" w:space="0" w:color="auto"/>
+              <w:end w:val="single" w:sz="4" w:space="0" w:color="auto"/>
+            </w:tcBorders>
           </w:tcPr>
           <w:p>
             <w:pPr>
@@ -9680,6 +10775,14 @@
           <w:tcPr>
             <w:tcW w:type="dxa" w:w="2041"/>
             <w:vAlign w:val="center"/>
+            <w:tcBorders>
+              <w:top w:val="single" w:sz="4" w:space="0" w:color="auto"/>
+              <w:bottom w:val="single" w:sz="4" w:space="0" w:color="auto"/>
+              <w:left w:val="single" w:sz="4" w:space="0" w:color="auto"/>
+              <w:right w:val="nil"/>
+              <w:start w:val="single" w:sz="4" w:space="0" w:color="auto"/>
+              <w:end w:val="nil"/>
+            </w:tcBorders>
           </w:tcPr>
           <w:p>
             <w:pPr>
@@ -9702,6 +10805,14 @@
           <w:tcPr>
             <w:tcW w:type="dxa" w:w="2041"/>
             <w:vAlign w:val="center"/>
+            <w:tcBorders>
+              <w:top w:val="single" w:sz="4" w:space="0" w:color="auto"/>
+              <w:bottom w:val="single" w:sz="4" w:space="0" w:color="auto"/>
+              <w:left w:val="nil"/>
+              <w:right w:val="single" w:sz="4" w:space="0" w:color="auto"/>
+              <w:start w:val="nil"/>
+              <w:end w:val="single" w:sz="4" w:space="0" w:color="auto"/>
+            </w:tcBorders>
           </w:tcPr>
           <w:p>
             <w:pPr>
@@ -9722,6 +10833,14 @@
           <w:tcPr>
             <w:tcW w:type="dxa" w:w="2041"/>
             <w:vAlign w:val="center"/>
+            <w:tcBorders>
+              <w:top w:val="single" w:sz="4" w:space="0" w:color="auto"/>
+              <w:bottom w:val="single" w:sz="4" w:space="0" w:color="auto"/>
+              <w:left w:val="single" w:sz="4" w:space="0" w:color="auto"/>
+              <w:right w:val="single" w:sz="4" w:space="0" w:color="auto"/>
+              <w:start w:val="single" w:sz="4" w:space="0" w:color="auto"/>
+              <w:end w:val="single" w:sz="4" w:space="0" w:color="auto"/>
+            </w:tcBorders>
           </w:tcPr>
           <w:p>
             <w:pPr>
@@ -9742,6 +10861,14 @@
           <w:tcPr>
             <w:tcW w:type="dxa" w:w="2041"/>
             <w:vAlign w:val="center"/>
+            <w:tcBorders>
+              <w:top w:val="single" w:sz="4" w:space="0" w:color="auto"/>
+              <w:bottom w:val="single" w:sz="4" w:space="0" w:color="auto"/>
+              <w:left w:val="single" w:sz="4" w:space="0" w:color="auto"/>
+              <w:right w:val="single" w:sz="4" w:space="0" w:color="auto"/>
+              <w:start w:val="single" w:sz="4" w:space="0" w:color="auto"/>
+              <w:end w:val="single" w:sz="4" w:space="0" w:color="auto"/>
+            </w:tcBorders>
           </w:tcPr>
           <w:p>
             <w:pPr>
@@ -9762,6 +10889,14 @@
           <w:tcPr>
             <w:tcW w:type="dxa" w:w="2041"/>
             <w:vAlign w:val="center"/>
+            <w:tcBorders>
+              <w:top w:val="single" w:sz="4" w:space="0" w:color="auto"/>
+              <w:bottom w:val="single" w:sz="4" w:space="0" w:color="auto"/>
+              <w:left w:val="single" w:sz="4" w:space="0" w:color="auto"/>
+              <w:right w:val="nil"/>
+              <w:start w:val="single" w:sz="4" w:space="0" w:color="auto"/>
+              <w:end w:val="nil"/>
+            </w:tcBorders>
           </w:tcPr>
           <w:p>
             <w:pPr>
@@ -9784,6 +10919,14 @@
           <w:tcPr>
             <w:tcW w:type="dxa" w:w="2041"/>
             <w:vAlign w:val="center"/>
+            <w:tcBorders>
+              <w:top w:val="single" w:sz="4" w:space="0" w:color="auto"/>
+              <w:bottom w:val="single" w:sz="4" w:space="0" w:color="auto"/>
+              <w:left w:val="nil"/>
+              <w:right w:val="single" w:sz="4" w:space="0" w:color="auto"/>
+              <w:start w:val="nil"/>
+              <w:end w:val="single" w:sz="4" w:space="0" w:color="auto"/>
+            </w:tcBorders>
           </w:tcPr>
           <w:p>
             <w:pPr>
@@ -9804,6 +10947,14 @@
           <w:tcPr>
             <w:tcW w:type="dxa" w:w="2041"/>
             <w:vAlign w:val="center"/>
+            <w:tcBorders>
+              <w:top w:val="single" w:sz="4" w:space="0" w:color="auto"/>
+              <w:bottom w:val="single" w:sz="4" w:space="0" w:color="auto"/>
+              <w:left w:val="single" w:sz="4" w:space="0" w:color="auto"/>
+              <w:right w:val="single" w:sz="4" w:space="0" w:color="auto"/>
+              <w:start w:val="single" w:sz="4" w:space="0" w:color="auto"/>
+              <w:end w:val="single" w:sz="4" w:space="0" w:color="auto"/>
+            </w:tcBorders>
           </w:tcPr>
           <w:p>
             <w:pPr>
@@ -9824,6 +10975,14 @@
           <w:tcPr>
             <w:tcW w:type="dxa" w:w="2041"/>
             <w:vAlign w:val="center"/>
+            <w:tcBorders>
+              <w:top w:val="single" w:sz="4" w:space="0" w:color="auto"/>
+              <w:bottom w:val="single" w:sz="4" w:space="0" w:color="auto"/>
+              <w:left w:val="single" w:sz="4" w:space="0" w:color="auto"/>
+              <w:right w:val="single" w:sz="4" w:space="0" w:color="auto"/>
+              <w:start w:val="single" w:sz="4" w:space="0" w:color="auto"/>
+              <w:end w:val="single" w:sz="4" w:space="0" w:color="auto"/>
+            </w:tcBorders>
           </w:tcPr>
           <w:p>
             <w:pPr>
@@ -9844,6 +11003,14 @@
           <w:tcPr>
             <w:tcW w:type="dxa" w:w="2041"/>
             <w:vAlign w:val="center"/>
+            <w:tcBorders>
+              <w:top w:val="single" w:sz="4" w:space="0" w:color="auto"/>
+              <w:bottom w:val="single" w:sz="4" w:space="0" w:color="auto"/>
+              <w:left w:val="single" w:sz="4" w:space="0" w:color="auto"/>
+              <w:right w:val="nil"/>
+              <w:start w:val="single" w:sz="4" w:space="0" w:color="auto"/>
+              <w:end w:val="nil"/>
+            </w:tcBorders>
           </w:tcPr>
           <w:p>
             <w:pPr>
@@ -9866,6 +11033,14 @@
           <w:tcPr>
             <w:tcW w:type="dxa" w:w="2041"/>
             <w:vAlign w:val="center"/>
+            <w:tcBorders>
+              <w:top w:val="single" w:sz="4" w:space="0" w:color="auto"/>
+              <w:bottom w:val="single" w:sz="4" w:space="0" w:color="auto"/>
+              <w:left w:val="nil"/>
+              <w:right w:val="single" w:sz="4" w:space="0" w:color="auto"/>
+              <w:start w:val="nil"/>
+              <w:end w:val="single" w:sz="4" w:space="0" w:color="auto"/>
+            </w:tcBorders>
           </w:tcPr>
           <w:p>
             <w:pPr>
@@ -9886,6 +11061,14 @@
           <w:tcPr>
             <w:tcW w:type="dxa" w:w="2041"/>
             <w:vAlign w:val="center"/>
+            <w:tcBorders>
+              <w:top w:val="single" w:sz="4" w:space="0" w:color="auto"/>
+              <w:bottom w:val="single" w:sz="4" w:space="0" w:color="auto"/>
+              <w:left w:val="single" w:sz="4" w:space="0" w:color="auto"/>
+              <w:right w:val="single" w:sz="4" w:space="0" w:color="auto"/>
+              <w:start w:val="single" w:sz="4" w:space="0" w:color="auto"/>
+              <w:end w:val="single" w:sz="4" w:space="0" w:color="auto"/>
+            </w:tcBorders>
           </w:tcPr>
           <w:p>
             <w:pPr>
@@ -9906,6 +11089,14 @@
           <w:tcPr>
             <w:tcW w:type="dxa" w:w="2041"/>
             <w:vAlign w:val="center"/>
+            <w:tcBorders>
+              <w:top w:val="single" w:sz="4" w:space="0" w:color="auto"/>
+              <w:bottom w:val="single" w:sz="4" w:space="0" w:color="auto"/>
+              <w:left w:val="single" w:sz="4" w:space="0" w:color="auto"/>
+              <w:right w:val="single" w:sz="4" w:space="0" w:color="auto"/>
+              <w:start w:val="single" w:sz="4" w:space="0" w:color="auto"/>
+              <w:end w:val="single" w:sz="4" w:space="0" w:color="auto"/>
+            </w:tcBorders>
           </w:tcPr>
           <w:p>
             <w:pPr>
@@ -9926,6 +11117,14 @@
           <w:tcPr>
             <w:tcW w:type="dxa" w:w="2041"/>
             <w:vAlign w:val="center"/>
+            <w:tcBorders>
+              <w:top w:val="single" w:sz="4" w:space="0" w:color="auto"/>
+              <w:bottom w:val="single" w:sz="4" w:space="0" w:color="auto"/>
+              <w:left w:val="single" w:sz="4" w:space="0" w:color="auto"/>
+              <w:right w:val="nil"/>
+              <w:start w:val="single" w:sz="4" w:space="0" w:color="auto"/>
+              <w:end w:val="nil"/>
+            </w:tcBorders>
           </w:tcPr>
           <w:p>
             <w:pPr>
@@ -10342,9 +11541,14 @@
     </w:p>
     <w:tbl>
       <w:tblPr>
-        <w:tblStyle w:val="af6"/>
         <w:tblW w:type="auto" w:w="0"/>
         <w:tblLook w:firstColumn="1" w:firstRow="1" w:lastColumn="0" w:lastRow="0" w:noHBand="0" w:noVBand="1" w:val="04A0"/>
+        <w:tblBorders>
+          <w:left w:val="nil"/>
+          <w:right w:val="nil"/>
+          <w:start w:val="nil"/>
+          <w:end w:val="nil"/>
+        </w:tblBorders>
       </w:tblPr>
       <w:tblGrid>
         <w:gridCol w:w="1633"/>
@@ -10358,6 +11562,14 @@
           <w:tcPr>
             <w:tcW w:type="dxa" w:w="1633"/>
             <w:vAlign w:val="center"/>
+            <w:tcBorders>
+              <w:top w:val="single" w:sz="4" w:space="0" w:color="auto"/>
+              <w:bottom w:val="single" w:sz="4" w:space="0" w:color="auto"/>
+              <w:left w:val="nil"/>
+              <w:right w:val="single" w:sz="4" w:space="0" w:color="auto"/>
+              <w:start w:val="nil"/>
+              <w:end w:val="single" w:sz="4" w:space="0" w:color="auto"/>
+            </w:tcBorders>
           </w:tcPr>
           <w:p>
             <w:pPr>
@@ -10378,6 +11590,14 @@
           <w:tcPr>
             <w:tcW w:type="dxa" w:w="1633"/>
             <w:vAlign w:val="center"/>
+            <w:tcBorders>
+              <w:top w:val="single" w:sz="4" w:space="0" w:color="auto"/>
+              <w:bottom w:val="single" w:sz="4" w:space="0" w:color="auto"/>
+              <w:left w:val="single" w:sz="4" w:space="0" w:color="auto"/>
+              <w:right w:val="single" w:sz="4" w:space="0" w:color="auto"/>
+              <w:start w:val="single" w:sz="4" w:space="0" w:color="auto"/>
+              <w:end w:val="single" w:sz="4" w:space="0" w:color="auto"/>
+            </w:tcBorders>
           </w:tcPr>
           <w:p>
             <w:pPr>
@@ -10398,6 +11618,14 @@
           <w:tcPr>
             <w:tcW w:type="dxa" w:w="1633"/>
             <w:vAlign w:val="center"/>
+            <w:tcBorders>
+              <w:top w:val="single" w:sz="4" w:space="0" w:color="auto"/>
+              <w:bottom w:val="single" w:sz="4" w:space="0" w:color="auto"/>
+              <w:left w:val="single" w:sz="4" w:space="0" w:color="auto"/>
+              <w:right w:val="single" w:sz="4" w:space="0" w:color="auto"/>
+              <w:start w:val="single" w:sz="4" w:space="0" w:color="auto"/>
+              <w:end w:val="single" w:sz="4" w:space="0" w:color="auto"/>
+            </w:tcBorders>
           </w:tcPr>
           <w:p>
             <w:pPr>
@@ -10418,6 +11646,14 @@
           <w:tcPr>
             <w:tcW w:type="dxa" w:w="1633"/>
             <w:vAlign w:val="center"/>
+            <w:tcBorders>
+              <w:top w:val="single" w:sz="4" w:space="0" w:color="auto"/>
+              <w:bottom w:val="single" w:sz="4" w:space="0" w:color="auto"/>
+              <w:left w:val="single" w:sz="4" w:space="0" w:color="auto"/>
+              <w:right w:val="single" w:sz="4" w:space="0" w:color="auto"/>
+              <w:start w:val="single" w:sz="4" w:space="0" w:color="auto"/>
+              <w:end w:val="single" w:sz="4" w:space="0" w:color="auto"/>
+            </w:tcBorders>
           </w:tcPr>
           <w:p>
             <w:pPr>
@@ -10438,6 +11674,14 @@
           <w:tcPr>
             <w:tcW w:type="dxa" w:w="1633"/>
             <w:vAlign w:val="center"/>
+            <w:tcBorders>
+              <w:top w:val="single" w:sz="4" w:space="0" w:color="auto"/>
+              <w:bottom w:val="single" w:sz="4" w:space="0" w:color="auto"/>
+              <w:left w:val="single" w:sz="4" w:space="0" w:color="auto"/>
+              <w:right w:val="nil"/>
+              <w:start w:val="single" w:sz="4" w:space="0" w:color="auto"/>
+              <w:end w:val="nil"/>
+            </w:tcBorders>
           </w:tcPr>
           <w:p>
             <w:pPr>
@@ -10460,6 +11704,14 @@
           <w:tcPr>
             <w:tcW w:type="dxa" w:w="1633"/>
             <w:vAlign w:val="center"/>
+            <w:tcBorders>
+              <w:top w:val="single" w:sz="4" w:space="0" w:color="auto"/>
+              <w:bottom w:val="single" w:sz="4" w:space="0" w:color="auto"/>
+              <w:left w:val="nil"/>
+              <w:right w:val="single" w:sz="4" w:space="0" w:color="auto"/>
+              <w:start w:val="nil"/>
+              <w:end w:val="single" w:sz="4" w:space="0" w:color="auto"/>
+            </w:tcBorders>
           </w:tcPr>
           <w:p>
             <w:pPr>
@@ -10480,6 +11732,14 @@
           <w:tcPr>
             <w:tcW w:type="dxa" w:w="1633"/>
             <w:vAlign w:val="center"/>
+            <w:tcBorders>
+              <w:top w:val="single" w:sz="4" w:space="0" w:color="auto"/>
+              <w:bottom w:val="single" w:sz="4" w:space="0" w:color="auto"/>
+              <w:left w:val="single" w:sz="4" w:space="0" w:color="auto"/>
+              <w:right w:val="single" w:sz="4" w:space="0" w:color="auto"/>
+              <w:start w:val="single" w:sz="4" w:space="0" w:color="auto"/>
+              <w:end w:val="single" w:sz="4" w:space="0" w:color="auto"/>
+            </w:tcBorders>
           </w:tcPr>
           <w:p>
             <w:pPr>
@@ -10500,6 +11760,14 @@
           <w:tcPr>
             <w:tcW w:type="dxa" w:w="1633"/>
             <w:vAlign w:val="center"/>
+            <w:tcBorders>
+              <w:top w:val="single" w:sz="4" w:space="0" w:color="auto"/>
+              <w:bottom w:val="single" w:sz="4" w:space="0" w:color="auto"/>
+              <w:left w:val="single" w:sz="4" w:space="0" w:color="auto"/>
+              <w:right w:val="single" w:sz="4" w:space="0" w:color="auto"/>
+              <w:start w:val="single" w:sz="4" w:space="0" w:color="auto"/>
+              <w:end w:val="single" w:sz="4" w:space="0" w:color="auto"/>
+            </w:tcBorders>
           </w:tcPr>
           <w:p>
             <w:pPr>
@@ -10520,6 +11788,14 @@
           <w:tcPr>
             <w:tcW w:type="dxa" w:w="1633"/>
             <w:vAlign w:val="center"/>
+            <w:tcBorders>
+              <w:top w:val="single" w:sz="4" w:space="0" w:color="auto"/>
+              <w:bottom w:val="single" w:sz="4" w:space="0" w:color="auto"/>
+              <w:left w:val="single" w:sz="4" w:space="0" w:color="auto"/>
+              <w:right w:val="single" w:sz="4" w:space="0" w:color="auto"/>
+              <w:start w:val="single" w:sz="4" w:space="0" w:color="auto"/>
+              <w:end w:val="single" w:sz="4" w:space="0" w:color="auto"/>
+            </w:tcBorders>
           </w:tcPr>
           <w:p>
             <w:pPr>
@@ -10540,6 +11816,14 @@
           <w:tcPr>
             <w:tcW w:type="dxa" w:w="1633"/>
             <w:vAlign w:val="center"/>
+            <w:tcBorders>
+              <w:top w:val="single" w:sz="4" w:space="0" w:color="auto"/>
+              <w:bottom w:val="single" w:sz="4" w:space="0" w:color="auto"/>
+              <w:left w:val="single" w:sz="4" w:space="0" w:color="auto"/>
+              <w:right w:val="nil"/>
+              <w:start w:val="single" w:sz="4" w:space="0" w:color="auto"/>
+              <w:end w:val="nil"/>
+            </w:tcBorders>
           </w:tcPr>
           <w:p>
             <w:pPr>
@@ -10562,6 +11846,14 @@
           <w:tcPr>
             <w:tcW w:type="dxa" w:w="1633"/>
             <w:vAlign w:val="center"/>
+            <w:tcBorders>
+              <w:top w:val="single" w:sz="4" w:space="0" w:color="auto"/>
+              <w:bottom w:val="single" w:sz="4" w:space="0" w:color="auto"/>
+              <w:left w:val="nil"/>
+              <w:right w:val="single" w:sz="4" w:space="0" w:color="auto"/>
+              <w:start w:val="nil"/>
+              <w:end w:val="single" w:sz="4" w:space="0" w:color="auto"/>
+            </w:tcBorders>
           </w:tcPr>
           <w:p>
             <w:pPr>
@@ -10582,6 +11874,14 @@
           <w:tcPr>
             <w:tcW w:type="dxa" w:w="1633"/>
             <w:vAlign w:val="center"/>
+            <w:tcBorders>
+              <w:top w:val="single" w:sz="4" w:space="0" w:color="auto"/>
+              <w:bottom w:val="single" w:sz="4" w:space="0" w:color="auto"/>
+              <w:left w:val="single" w:sz="4" w:space="0" w:color="auto"/>
+              <w:right w:val="single" w:sz="4" w:space="0" w:color="auto"/>
+              <w:start w:val="single" w:sz="4" w:space="0" w:color="auto"/>
+              <w:end w:val="single" w:sz="4" w:space="0" w:color="auto"/>
+            </w:tcBorders>
           </w:tcPr>
           <w:p>
             <w:pPr>
@@ -10602,6 +11902,14 @@
           <w:tcPr>
             <w:tcW w:type="dxa" w:w="1633"/>
             <w:vAlign w:val="center"/>
+            <w:tcBorders>
+              <w:top w:val="single" w:sz="4" w:space="0" w:color="auto"/>
+              <w:bottom w:val="single" w:sz="4" w:space="0" w:color="auto"/>
+              <w:left w:val="single" w:sz="4" w:space="0" w:color="auto"/>
+              <w:right w:val="single" w:sz="4" w:space="0" w:color="auto"/>
+              <w:start w:val="single" w:sz="4" w:space="0" w:color="auto"/>
+              <w:end w:val="single" w:sz="4" w:space="0" w:color="auto"/>
+            </w:tcBorders>
           </w:tcPr>
           <w:p>
             <w:pPr>
@@ -10622,6 +11930,14 @@
           <w:tcPr>
             <w:tcW w:type="dxa" w:w="1633"/>
             <w:vAlign w:val="center"/>
+            <w:tcBorders>
+              <w:top w:val="single" w:sz="4" w:space="0" w:color="auto"/>
+              <w:bottom w:val="single" w:sz="4" w:space="0" w:color="auto"/>
+              <w:left w:val="single" w:sz="4" w:space="0" w:color="auto"/>
+              <w:right w:val="single" w:sz="4" w:space="0" w:color="auto"/>
+              <w:start w:val="single" w:sz="4" w:space="0" w:color="auto"/>
+              <w:end w:val="single" w:sz="4" w:space="0" w:color="auto"/>
+            </w:tcBorders>
           </w:tcPr>
           <w:p>
             <w:pPr>
@@ -10642,6 +11958,14 @@
           <w:tcPr>
             <w:tcW w:type="dxa" w:w="1633"/>
             <w:vAlign w:val="center"/>
+            <w:tcBorders>
+              <w:top w:val="single" w:sz="4" w:space="0" w:color="auto"/>
+              <w:bottom w:val="single" w:sz="4" w:space="0" w:color="auto"/>
+              <w:left w:val="single" w:sz="4" w:space="0" w:color="auto"/>
+              <w:right w:val="nil"/>
+              <w:start w:val="single" w:sz="4" w:space="0" w:color="auto"/>
+              <w:end w:val="nil"/>
+            </w:tcBorders>
           </w:tcPr>
           <w:p>
             <w:pPr>
@@ -10664,6 +11988,14 @@
           <w:tcPr>
             <w:tcW w:type="dxa" w:w="1633"/>
             <w:vAlign w:val="center"/>
+            <w:tcBorders>
+              <w:top w:val="single" w:sz="4" w:space="0" w:color="auto"/>
+              <w:bottom w:val="single" w:sz="4" w:space="0" w:color="auto"/>
+              <w:left w:val="nil"/>
+              <w:right w:val="single" w:sz="4" w:space="0" w:color="auto"/>
+              <w:start w:val="nil"/>
+              <w:end w:val="single" w:sz="4" w:space="0" w:color="auto"/>
+            </w:tcBorders>
           </w:tcPr>
           <w:p>
             <w:pPr>
@@ -10684,6 +12016,14 @@
           <w:tcPr>
             <w:tcW w:type="dxa" w:w="1633"/>
             <w:vAlign w:val="center"/>
+            <w:tcBorders>
+              <w:top w:val="single" w:sz="4" w:space="0" w:color="auto"/>
+              <w:bottom w:val="single" w:sz="4" w:space="0" w:color="auto"/>
+              <w:left w:val="single" w:sz="4" w:space="0" w:color="auto"/>
+              <w:right w:val="single" w:sz="4" w:space="0" w:color="auto"/>
+              <w:start w:val="single" w:sz="4" w:space="0" w:color="auto"/>
+              <w:end w:val="single" w:sz="4" w:space="0" w:color="auto"/>
+            </w:tcBorders>
           </w:tcPr>
           <w:p>
             <w:pPr>
@@ -10704,6 +12044,14 @@
           <w:tcPr>
             <w:tcW w:type="dxa" w:w="1633"/>
             <w:vAlign w:val="center"/>
+            <w:tcBorders>
+              <w:top w:val="single" w:sz="4" w:space="0" w:color="auto"/>
+              <w:bottom w:val="single" w:sz="4" w:space="0" w:color="auto"/>
+              <w:left w:val="single" w:sz="4" w:space="0" w:color="auto"/>
+              <w:right w:val="single" w:sz="4" w:space="0" w:color="auto"/>
+              <w:start w:val="single" w:sz="4" w:space="0" w:color="auto"/>
+              <w:end w:val="single" w:sz="4" w:space="0" w:color="auto"/>
+            </w:tcBorders>
           </w:tcPr>
           <w:p>
             <w:pPr>
@@ -10724,6 +12072,14 @@
           <w:tcPr>
             <w:tcW w:type="dxa" w:w="1633"/>
             <w:vAlign w:val="center"/>
+            <w:tcBorders>
+              <w:top w:val="single" w:sz="4" w:space="0" w:color="auto"/>
+              <w:bottom w:val="single" w:sz="4" w:space="0" w:color="auto"/>
+              <w:left w:val="single" w:sz="4" w:space="0" w:color="auto"/>
+              <w:right w:val="single" w:sz="4" w:space="0" w:color="auto"/>
+              <w:start w:val="single" w:sz="4" w:space="0" w:color="auto"/>
+              <w:end w:val="single" w:sz="4" w:space="0" w:color="auto"/>
+            </w:tcBorders>
           </w:tcPr>
           <w:p>
             <w:pPr>
@@ -10744,6 +12100,14 @@
           <w:tcPr>
             <w:tcW w:type="dxa" w:w="1633"/>
             <w:vAlign w:val="center"/>
+            <w:tcBorders>
+              <w:top w:val="single" w:sz="4" w:space="0" w:color="auto"/>
+              <w:bottom w:val="single" w:sz="4" w:space="0" w:color="auto"/>
+              <w:left w:val="single" w:sz="4" w:space="0" w:color="auto"/>
+              <w:right w:val="nil"/>
+              <w:start w:val="single" w:sz="4" w:space="0" w:color="auto"/>
+              <w:end w:val="nil"/>
+            </w:tcBorders>
           </w:tcPr>
           <w:p>
             <w:pPr>
@@ -10766,6 +12130,14 @@
           <w:tcPr>
             <w:tcW w:type="dxa" w:w="1633"/>
             <w:vAlign w:val="center"/>
+            <w:tcBorders>
+              <w:top w:val="single" w:sz="4" w:space="0" w:color="auto"/>
+              <w:bottom w:val="single" w:sz="4" w:space="0" w:color="auto"/>
+              <w:left w:val="nil"/>
+              <w:right w:val="single" w:sz="4" w:space="0" w:color="auto"/>
+              <w:start w:val="nil"/>
+              <w:end w:val="single" w:sz="4" w:space="0" w:color="auto"/>
+            </w:tcBorders>
           </w:tcPr>
           <w:p>
             <w:pPr>
@@ -10786,6 +12158,14 @@
           <w:tcPr>
             <w:tcW w:type="dxa" w:w="1633"/>
             <w:vAlign w:val="center"/>
+            <w:tcBorders>
+              <w:top w:val="single" w:sz="4" w:space="0" w:color="auto"/>
+              <w:bottom w:val="single" w:sz="4" w:space="0" w:color="auto"/>
+              <w:left w:val="single" w:sz="4" w:space="0" w:color="auto"/>
+              <w:right w:val="single" w:sz="4" w:space="0" w:color="auto"/>
+              <w:start w:val="single" w:sz="4" w:space="0" w:color="auto"/>
+              <w:end w:val="single" w:sz="4" w:space="0" w:color="auto"/>
+            </w:tcBorders>
           </w:tcPr>
           <w:p>
             <w:pPr>
@@ -10806,6 +12186,14 @@
           <w:tcPr>
             <w:tcW w:type="dxa" w:w="1633"/>
             <w:vAlign w:val="center"/>
+            <w:tcBorders>
+              <w:top w:val="single" w:sz="4" w:space="0" w:color="auto"/>
+              <w:bottom w:val="single" w:sz="4" w:space="0" w:color="auto"/>
+              <w:left w:val="single" w:sz="4" w:space="0" w:color="auto"/>
+              <w:right w:val="single" w:sz="4" w:space="0" w:color="auto"/>
+              <w:start w:val="single" w:sz="4" w:space="0" w:color="auto"/>
+              <w:end w:val="single" w:sz="4" w:space="0" w:color="auto"/>
+            </w:tcBorders>
           </w:tcPr>
           <w:p>
             <w:pPr>
@@ -10826,6 +12214,14 @@
           <w:tcPr>
             <w:tcW w:type="dxa" w:w="1633"/>
             <w:vAlign w:val="center"/>
+            <w:tcBorders>
+              <w:top w:val="single" w:sz="4" w:space="0" w:color="auto"/>
+              <w:bottom w:val="single" w:sz="4" w:space="0" w:color="auto"/>
+              <w:left w:val="single" w:sz="4" w:space="0" w:color="auto"/>
+              <w:right w:val="single" w:sz="4" w:space="0" w:color="auto"/>
+              <w:start w:val="single" w:sz="4" w:space="0" w:color="auto"/>
+              <w:end w:val="single" w:sz="4" w:space="0" w:color="auto"/>
+            </w:tcBorders>
           </w:tcPr>
           <w:p>
             <w:pPr>
@@ -10846,6 +12242,14 @@
           <w:tcPr>
             <w:tcW w:type="dxa" w:w="1633"/>
             <w:vAlign w:val="center"/>
+            <w:tcBorders>
+              <w:top w:val="single" w:sz="4" w:space="0" w:color="auto"/>
+              <w:bottom w:val="single" w:sz="4" w:space="0" w:color="auto"/>
+              <w:left w:val="single" w:sz="4" w:space="0" w:color="auto"/>
+              <w:right w:val="nil"/>
+              <w:start w:val="single" w:sz="4" w:space="0" w:color="auto"/>
+              <w:end w:val="nil"/>
+            </w:tcBorders>
           </w:tcPr>
           <w:p>
             <w:pPr>
@@ -10868,6 +12272,14 @@
           <w:tcPr>
             <w:tcW w:type="dxa" w:w="1633"/>
             <w:vAlign w:val="center"/>
+            <w:tcBorders>
+              <w:top w:val="single" w:sz="4" w:space="0" w:color="auto"/>
+              <w:bottom w:val="single" w:sz="4" w:space="0" w:color="auto"/>
+              <w:left w:val="nil"/>
+              <w:right w:val="single" w:sz="4" w:space="0" w:color="auto"/>
+              <w:start w:val="nil"/>
+              <w:end w:val="single" w:sz="4" w:space="0" w:color="auto"/>
+            </w:tcBorders>
           </w:tcPr>
           <w:p>
             <w:pPr>
@@ -10888,6 +12300,14 @@
           <w:tcPr>
             <w:tcW w:type="dxa" w:w="1633"/>
             <w:vAlign w:val="center"/>
+            <w:tcBorders>
+              <w:top w:val="single" w:sz="4" w:space="0" w:color="auto"/>
+              <w:bottom w:val="single" w:sz="4" w:space="0" w:color="auto"/>
+              <w:left w:val="single" w:sz="4" w:space="0" w:color="auto"/>
+              <w:right w:val="single" w:sz="4" w:space="0" w:color="auto"/>
+              <w:start w:val="single" w:sz="4" w:space="0" w:color="auto"/>
+              <w:end w:val="single" w:sz="4" w:space="0" w:color="auto"/>
+            </w:tcBorders>
           </w:tcPr>
           <w:p>
             <w:pPr>
@@ -10908,6 +12328,14 @@
           <w:tcPr>
             <w:tcW w:type="dxa" w:w="1633"/>
             <w:vAlign w:val="center"/>
+            <w:tcBorders>
+              <w:top w:val="single" w:sz="4" w:space="0" w:color="auto"/>
+              <w:bottom w:val="single" w:sz="4" w:space="0" w:color="auto"/>
+              <w:left w:val="single" w:sz="4" w:space="0" w:color="auto"/>
+              <w:right w:val="single" w:sz="4" w:space="0" w:color="auto"/>
+              <w:start w:val="single" w:sz="4" w:space="0" w:color="auto"/>
+              <w:end w:val="single" w:sz="4" w:space="0" w:color="auto"/>
+            </w:tcBorders>
           </w:tcPr>
           <w:p>
             <w:pPr>
@@ -10928,6 +12356,14 @@
           <w:tcPr>
             <w:tcW w:type="dxa" w:w="1633"/>
             <w:vAlign w:val="center"/>
+            <w:tcBorders>
+              <w:top w:val="single" w:sz="4" w:space="0" w:color="auto"/>
+              <w:bottom w:val="single" w:sz="4" w:space="0" w:color="auto"/>
+              <w:left w:val="single" w:sz="4" w:space="0" w:color="auto"/>
+              <w:right w:val="single" w:sz="4" w:space="0" w:color="auto"/>
+              <w:start w:val="single" w:sz="4" w:space="0" w:color="auto"/>
+              <w:end w:val="single" w:sz="4" w:space="0" w:color="auto"/>
+            </w:tcBorders>
           </w:tcPr>
           <w:p>
             <w:pPr>
@@ -10948,6 +12384,14 @@
           <w:tcPr>
             <w:tcW w:type="dxa" w:w="1633"/>
             <w:vAlign w:val="center"/>
+            <w:tcBorders>
+              <w:top w:val="single" w:sz="4" w:space="0" w:color="auto"/>
+              <w:bottom w:val="single" w:sz="4" w:space="0" w:color="auto"/>
+              <w:left w:val="single" w:sz="4" w:space="0" w:color="auto"/>
+              <w:right w:val="nil"/>
+              <w:start w:val="single" w:sz="4" w:space="0" w:color="auto"/>
+              <w:end w:val="nil"/>
+            </w:tcBorders>
           </w:tcPr>
           <w:p>
             <w:pPr>
@@ -10970,6 +12414,14 @@
           <w:tcPr>
             <w:tcW w:type="dxa" w:w="1633"/>
             <w:vAlign w:val="center"/>
+            <w:tcBorders>
+              <w:top w:val="single" w:sz="4" w:space="0" w:color="auto"/>
+              <w:bottom w:val="single" w:sz="4" w:space="0" w:color="auto"/>
+              <w:left w:val="nil"/>
+              <w:right w:val="single" w:sz="4" w:space="0" w:color="auto"/>
+              <w:start w:val="nil"/>
+              <w:end w:val="single" w:sz="4" w:space="0" w:color="auto"/>
+            </w:tcBorders>
           </w:tcPr>
           <w:p>
             <w:pPr>
@@ -10990,6 +12442,14 @@
           <w:tcPr>
             <w:tcW w:type="dxa" w:w="1633"/>
             <w:vAlign w:val="center"/>
+            <w:tcBorders>
+              <w:top w:val="single" w:sz="4" w:space="0" w:color="auto"/>
+              <w:bottom w:val="single" w:sz="4" w:space="0" w:color="auto"/>
+              <w:left w:val="single" w:sz="4" w:space="0" w:color="auto"/>
+              <w:right w:val="single" w:sz="4" w:space="0" w:color="auto"/>
+              <w:start w:val="single" w:sz="4" w:space="0" w:color="auto"/>
+              <w:end w:val="single" w:sz="4" w:space="0" w:color="auto"/>
+            </w:tcBorders>
           </w:tcPr>
           <w:p>
             <w:pPr>
@@ -11010,6 +12470,14 @@
           <w:tcPr>
             <w:tcW w:type="dxa" w:w="1633"/>
             <w:vAlign w:val="center"/>
+            <w:tcBorders>
+              <w:top w:val="single" w:sz="4" w:space="0" w:color="auto"/>
+              <w:bottom w:val="single" w:sz="4" w:space="0" w:color="auto"/>
+              <w:left w:val="single" w:sz="4" w:space="0" w:color="auto"/>
+              <w:right w:val="single" w:sz="4" w:space="0" w:color="auto"/>
+              <w:start w:val="single" w:sz="4" w:space="0" w:color="auto"/>
+              <w:end w:val="single" w:sz="4" w:space="0" w:color="auto"/>
+            </w:tcBorders>
           </w:tcPr>
           <w:p>
             <w:pPr>
@@ -11030,6 +12498,14 @@
           <w:tcPr>
             <w:tcW w:type="dxa" w:w="1633"/>
             <w:vAlign w:val="center"/>
+            <w:tcBorders>
+              <w:top w:val="single" w:sz="4" w:space="0" w:color="auto"/>
+              <w:bottom w:val="single" w:sz="4" w:space="0" w:color="auto"/>
+              <w:left w:val="single" w:sz="4" w:space="0" w:color="auto"/>
+              <w:right w:val="single" w:sz="4" w:space="0" w:color="auto"/>
+              <w:start w:val="single" w:sz="4" w:space="0" w:color="auto"/>
+              <w:end w:val="single" w:sz="4" w:space="0" w:color="auto"/>
+            </w:tcBorders>
           </w:tcPr>
           <w:p>
             <w:pPr>
@@ -11050,6 +12526,14 @@
           <w:tcPr>
             <w:tcW w:type="dxa" w:w="1633"/>
             <w:vAlign w:val="center"/>
+            <w:tcBorders>
+              <w:top w:val="single" w:sz="4" w:space="0" w:color="auto"/>
+              <w:bottom w:val="single" w:sz="4" w:space="0" w:color="auto"/>
+              <w:left w:val="single" w:sz="4" w:space="0" w:color="auto"/>
+              <w:right w:val="nil"/>
+              <w:start w:val="single" w:sz="4" w:space="0" w:color="auto"/>
+              <w:end w:val="nil"/>
+            </w:tcBorders>
           </w:tcPr>
           <w:p>
             <w:pPr>
@@ -11072,6 +12556,14 @@
           <w:tcPr>
             <w:tcW w:type="dxa" w:w="1633"/>
             <w:vAlign w:val="center"/>
+            <w:tcBorders>
+              <w:top w:val="single" w:sz="4" w:space="0" w:color="auto"/>
+              <w:bottom w:val="single" w:sz="4" w:space="0" w:color="auto"/>
+              <w:left w:val="nil"/>
+              <w:right w:val="single" w:sz="4" w:space="0" w:color="auto"/>
+              <w:start w:val="nil"/>
+              <w:end w:val="single" w:sz="4" w:space="0" w:color="auto"/>
+            </w:tcBorders>
           </w:tcPr>
           <w:p>
             <w:pPr>
@@ -11092,6 +12584,14 @@
           <w:tcPr>
             <w:tcW w:type="dxa" w:w="1633"/>
             <w:vAlign w:val="center"/>
+            <w:tcBorders>
+              <w:top w:val="single" w:sz="4" w:space="0" w:color="auto"/>
+              <w:bottom w:val="single" w:sz="4" w:space="0" w:color="auto"/>
+              <w:left w:val="single" w:sz="4" w:space="0" w:color="auto"/>
+              <w:right w:val="single" w:sz="4" w:space="0" w:color="auto"/>
+              <w:start w:val="single" w:sz="4" w:space="0" w:color="auto"/>
+              <w:end w:val="single" w:sz="4" w:space="0" w:color="auto"/>
+            </w:tcBorders>
           </w:tcPr>
           <w:p>
             <w:pPr>
@@ -11112,6 +12612,14 @@
           <w:tcPr>
             <w:tcW w:type="dxa" w:w="1633"/>
             <w:vAlign w:val="center"/>
+            <w:tcBorders>
+              <w:top w:val="single" w:sz="4" w:space="0" w:color="auto"/>
+              <w:bottom w:val="single" w:sz="4" w:space="0" w:color="auto"/>
+              <w:left w:val="single" w:sz="4" w:space="0" w:color="auto"/>
+              <w:right w:val="single" w:sz="4" w:space="0" w:color="auto"/>
+              <w:start w:val="single" w:sz="4" w:space="0" w:color="auto"/>
+              <w:end w:val="single" w:sz="4" w:space="0" w:color="auto"/>
+            </w:tcBorders>
           </w:tcPr>
           <w:p>
             <w:pPr>
@@ -11132,6 +12640,14 @@
           <w:tcPr>
             <w:tcW w:type="dxa" w:w="1633"/>
             <w:vAlign w:val="center"/>
+            <w:tcBorders>
+              <w:top w:val="single" w:sz="4" w:space="0" w:color="auto"/>
+              <w:bottom w:val="single" w:sz="4" w:space="0" w:color="auto"/>
+              <w:left w:val="single" w:sz="4" w:space="0" w:color="auto"/>
+              <w:right w:val="single" w:sz="4" w:space="0" w:color="auto"/>
+              <w:start w:val="single" w:sz="4" w:space="0" w:color="auto"/>
+              <w:end w:val="single" w:sz="4" w:space="0" w:color="auto"/>
+            </w:tcBorders>
           </w:tcPr>
           <w:p>
             <w:pPr>
@@ -11152,6 +12668,14 @@
           <w:tcPr>
             <w:tcW w:type="dxa" w:w="1633"/>
             <w:vAlign w:val="center"/>
+            <w:tcBorders>
+              <w:top w:val="single" w:sz="4" w:space="0" w:color="auto"/>
+              <w:bottom w:val="single" w:sz="4" w:space="0" w:color="auto"/>
+              <w:left w:val="single" w:sz="4" w:space="0" w:color="auto"/>
+              <w:right w:val="nil"/>
+              <w:start w:val="single" w:sz="4" w:space="0" w:color="auto"/>
+              <w:end w:val="nil"/>
+            </w:tcBorders>
           </w:tcPr>
           <w:p>
             <w:pPr>
